--- a/docs/notebook/CodeGuard_AI_File_Book.docx
+++ b/docs/notebook/CodeGuard_AI_File_Book.docx
@@ -71,6 +71,23 @@
     </w:p>
     <w:p>
       <w:pPr>
+        <w:spacing w:after="120"/>
+      </w:pPr>
+      <w:r>
+        <w:rPr>
+          <w:b w:val="false"/>
+          <w:bCs w:val="false"/>
+          <w:i/>
+          <w:iCs/>
+          <w:color w:val="5A5A5A"/>
+          <w:sz w:val="19"/>
+          <w:szCs w:val="19"/>
+        </w:rPr>
+        <w:t xml:space="preserve">Covers Files 001–016. Last updated 10 September 2026.</w:t>
+      </w:r>
+    </w:p>
+    <w:p>
+      <w:pPr>
         <w:pStyle w:val="Heading1"/>
         <w:pBdr>
           <w:bottom w:val="single" w:color="8A6D1F" w:sz="8" w:space="4"/>
@@ -163,7 +180,7 @@
           <w:sz w:val="20"/>
           <w:szCs w:val="20"/>
         </w:rPr>
-        <w:t xml:space="preserve">. When a file is changed later, add a dated line there rather than editing the original text. The file’s whole history stays on one page.</w:t>
+        <w:t xml:space="preserve">. When a file is changed later, add a dated line there rather than editing the original text. The file's whole history stays on one page.</w:t>
       </w:r>
     </w:p>
     <w:p>
@@ -245,7 +262,7 @@
           <w:sz w:val="20"/>
           <w:szCs w:val="20"/>
         </w:rPr>
-        <w:t xml:space="preserve">Entry point for four audiences: teammates setting up, the guide at review meetings, the external examiner forming a first impression, and me in month 7 having forgotten a decision. GitHub renders it automatically at the repository root, so it is unavoidably the project’s front page.</w:t>
+        <w:t xml:space="preserve">Entry point for four audiences: teammates setting up, the guide at review meetings, the external examiner forming a first impression, and me in month 7 having forgotten a decision. GitHub renders it automatically at the repository root, so it is unavoidably the project's front page.</w:t>
       </w:r>
     </w:p>
     <w:p>
@@ -631,7 +648,7 @@
           <w:sz w:val="20"/>
           <w:szCs w:val="20"/>
         </w:rPr>
-        <w:t xml:space="preserve"> — every badge is a live third-party request and a broken one looks worse than none. Revisit at File 088 when CI exists.</w:t>
+        <w:t xml:space="preserve"> — every badge is a live third-party request and a broken one looks worse than none.</w:t>
       </w:r>
     </w:p>
     <w:p>
@@ -687,7 +704,7 @@
           <w:sz w:val="20"/>
           <w:szCs w:val="20"/>
         </w:rPr>
-        <w:t xml:space="preserve">Git tracks everything by default. Three classes of file must never enter history: secrets (permanent once committed — deleting them later does not remove them from earlier commits), generated files (node_modules is roughly 40,000 files and regenerable from package.json), and machine-local junk (.DS_Store, Thumbs.db) that describes one person’s computer rather than the project. This is File 002 because it must exist before anything can generate a file worth hiding.</w:t>
+        <w:t xml:space="preserve">Git tracks everything by default. Three classes of file must never enter history: secrets (permanent once committed — deleting them later does not remove them from earlier commits), generated files (node_modules is roughly 40,000 files and regenerable from package.json), and machine-local junk (.DS_Store, Thumbs.db) that describes one person's computer rather than the project. This is File 002 because it must exist before anything can generate a file worth hiding.</w:t>
       </w:r>
     </w:p>
     <w:p>
@@ -719,7 +736,7 @@
           <w:sz w:val="20"/>
           <w:szCs w:val="20"/>
         </w:rPr>
-        <w:t xml:space="preserve">Git offers no alternative — the rules live in a file with that exact name. The real choice was one root file versus one per directory. Root wins because the patterns overlap heavily across apps/api, apps/detector, apps/web and harness, and split files drift until a secret slips through the gap. It also means one place to look when git refuses to track something.</w:t>
+        <w:t xml:space="preserve">Git offers no alternative — the rules live in a file with that exact name. The real choice was one root file versus one per directory. Root wins because the patterns overlap heavily across apps/api, apps/detector, apps/web and harness, and split files drift until a secret slips through the gap.</w:t>
       </w:r>
     </w:p>
     <w:p>
@@ -847,7 +864,7 @@
           <w:sz w:val="20"/>
           <w:szCs w:val="20"/>
         </w:rPr>
-        <w:t xml:space="preserve">None. Read directly by git’s path-matching engine. The syntax is glob patterns, not regular expressions.</w:t>
+        <w:t xml:space="preserve">None. Read directly by git's path-matching engine. The syntax is glob patterns, not regular expressions.</w:t>
       </w:r>
     </w:p>
     <w:p>
@@ -953,7 +970,7 @@
           <w:sz w:val="20"/>
           <w:szCs w:val="20"/>
         </w:rPr>
-        <w:t xml:space="preserve"> — the generator produces roughly 400 correct lines, but every one is a line I cannot explain in a viva. Ours is short enough to defend entirely.</w:t>
+        <w:t xml:space="preserve"> — the generator produces roughly 400 correct lines, but every one is a line I cannot explain in a viva.</w:t>
       </w:r>
     </w:p>
     <w:p>
@@ -1005,7 +1022,7 @@
           <w:sz w:val="20"/>
           <w:szCs w:val="20"/>
         </w:rPr>
-        <w:t xml:space="preserve"> — checkpoints are reproducible from ml/train.py with a fixed seed, so they do not need versioning. LFS adds a setup step for every teammate plus GitHub bandwidth quotas.</w:t>
+        <w:t xml:space="preserve"> — checkpoints are reproducible from ml/train.py with a fixed seed. LFS adds a setup step for every teammate plus GitHub bandwidth quotas.</w:t>
       </w:r>
     </w:p>
     <w:p>
@@ -1137,7 +1154,7 @@
           <w:sz w:val="20"/>
           <w:szCs w:val="20"/>
         </w:rPr>
-        <w:t xml:space="preserve">Raw material for the report’s methodology, design-decisions and problems chapters. The answer sheet for the viva. Dated proof the project was built steadily rather than assembled in the last six weeks. And I will forget — not “might.” The reason a line was written is obvious the day it is written and gone within a fortnight.</w:t>
+        <w:t xml:space="preserve">Raw material for the report's methodology, design-decisions and problems chapters. The answer sheet for the viva. Dated proof the project was built steadily rather than assembled in the last six weeks. And I will forget — not “might.” The reason a line was written is obvious the day it is written and gone within a fortnight.</w:t>
       </w:r>
     </w:p>
     <w:p>
@@ -1169,7 +1186,7 @@
           <w:sz w:val="20"/>
           <w:szCs w:val="20"/>
         </w:rPr>
-        <w:t xml:space="preserve">From README.md by time direction: the README says what the project is; this says how it became that. From git commit messages by depth: a commit records what changed, not the alternatives rejected or the hours lost. From the daily-log section by audience: that one is mine, in my voice; this one is the project’s, read by four people and two examiners. In docs/ because the repository root is reserved for files that tooling requires there.</w:t>
+        <w:t xml:space="preserve">From README.md by time direction: the README says what the project is; this says how it became that. From git commit messages by depth: a commit records what changed, not the alternatives rejected or the hours lost. From the daily log by audience: that one is mine, in my voice; this one is the project's, read by four people and two examiners. In docs/ because the repository root is reserved for files that tooling requires there.</w:t>
       </w:r>
     </w:p>
     <w:p>
@@ -1403,7 +1420,7 @@
           <w:sz w:val="20"/>
           <w:szCs w:val="20"/>
         </w:rPr>
-        <w:t xml:space="preserve"> — it lives beside the code it describes, it is version-controlled so entry timestamps are themselves evidence of steady work, and it will still exist in 2027 when a Notion workspace might not.</w:t>
+        <w:t xml:space="preserve"> — it lives beside the code, it is version-controlled so entry timestamps are themselves evidence of steady work, and it will still exist in 2027.</w:t>
       </w:r>
     </w:p>
     <w:p>
@@ -1429,7 +1446,7 @@
           <w:sz w:val="20"/>
           <w:szCs w:val="20"/>
         </w:rPr>
-        <w:t xml:space="preserve"> — grouping reads better but requires a placement decision on every entry, and daily friction is how logs die. Ctrl+F across one file also beats searching 200.</w:t>
+        <w:t xml:space="preserve"> — grouping requires a placement decision on every entry, and daily friction is how logs die.</w:t>
       </w:r>
     </w:p>
     <w:p>
@@ -1455,7 +1472,7 @@
           <w:sz w:val="20"/>
           <w:szCs w:val="20"/>
         </w:rPr>
-        <w:t xml:space="preserve"> — free-form is faster and reliably omits exactly what is needed in month 10. Fixed headings force “Problem faced” and “Decision made” to be filled every time.</w:t>
+        <w:t xml:space="preserve"> — free-form reliably omits exactly what is needed in month 10. Fixed headings force “Problem faced” and “Decision made” every time.</w:t>
       </w:r>
     </w:p>
     <w:p>
@@ -1481,7 +1498,7 @@
           <w:sz w:val="20"/>
           <w:szCs w:val="20"/>
         </w:rPr>
-        <w:t xml:space="preserve"> — a generator gives the “what” and never the rejected alternatives or the problems. The valuable content is precisely the part that cannot be automated.</w:t>
+        <w:t xml:space="preserve"> — a generator gives the “what” and never the rejected alternatives. The valuable content is precisely what cannot be automated.</w:t>
       </w:r>
     </w:p>
     <w:p>
@@ -1537,7 +1554,7 @@
           <w:sz w:val="20"/>
           <w:szCs w:val="20"/>
         </w:rPr>
-        <w:t xml:space="preserve">Four people, three operating systems, six languages. Without a shared rule, one teammate’s editor reformats a whole file on save and a one-line change appears as a 200-line diff — real work hidden in noise, and merge conflicts on every line. Line endings are the sharper risk: our containers run Linux, and a CRLF shell script fails inside one with “bash: \r: command not found,” an error that says nothing about the actual cause.</w:t>
+        <w:t xml:space="preserve">Four people, three operating systems, six languages. Without a shared rule, one teammate's editor reformats a whole file on save and a one-line change appears as a 200-line diff — real work hidden in noise, and merge conflicts on every line. Line endings are the sharper risk: our containers run Linux, and a CRLF shell script fails inside one with “bash: \r: command not found,” an error that says nothing about the actual cause.</w:t>
       </w:r>
     </w:p>
     <w:p>
@@ -1569,7 +1586,7 @@
           <w:sz w:val="20"/>
           <w:szCs w:val="20"/>
         </w:rPr>
-        <w:t xml:space="preserve">The name is fixed by the EditorConfig standard — every supporting editor looks for .editorconfig. It does not replace Prettier or Ruff; it operates earlier (as you type) and wider (Dockerfile, .env, Makefile, which no formatter covers), and it works before anyone runs npm install. A root file with root = true stops the upward search, so the universal rules are written once.</w:t>
+        <w:t xml:space="preserve">The name is fixed by the EditorConfig standard. It does not replace Prettier or Ruff; it operates earlier (as you type) and wider (Dockerfile, .env, Makefile, which no formatter covers), and it works before anyone runs npm install. A root file with root = true stops the upward search.</w:t>
       </w:r>
     </w:p>
     <w:p>
@@ -1829,26 +1846,26 @@
           <w:sz w:val="20"/>
           <w:szCs w:val="20"/>
         </w:rPr>
-        <w:t xml:space="preserve"> — Prettier covers no Python, Kotlin, Dockerfile or .env, and requires npm install, so it does nothing for a teammate who just cloned the repo.</w:t>
-      </w:r>
-    </w:p>
-    <w:p>
-      <w:pPr>
-        <w:pStyle w:val="ListParagraph"/>
-        <w:numPr>
-          <w:ilvl w:val="0"/>
-          <w:numId w:val="1"/>
-        </w:numPr>
-        <w:spacing w:after="60"/>
-      </w:pPr>
-      <w:r>
-        <w:rPr>
-          <w:b/>
-          <w:bCs/>
-          <w:sz w:val="20"/>
-          <w:szCs w:val="20"/>
-        </w:rPr>
-        <w:t xml:space="preserve">LF globally over git’s core.autocrlf</w:t>
+        <w:t xml:space="preserve"> — Prettier covers no Python, Kotlin, Dockerfile or .env, and requires npm install.</w:t>
+      </w:r>
+    </w:p>
+    <w:p>
+      <w:pPr>
+        <w:pStyle w:val="ListParagraph"/>
+        <w:numPr>
+          <w:ilvl w:val="0"/>
+          <w:numId w:val="1"/>
+        </w:numPr>
+        <w:spacing w:after="60"/>
+      </w:pPr>
+      <w:r>
+        <w:rPr>
+          <w:b/>
+          <w:bCs/>
+          <w:sz w:val="20"/>
+          <w:szCs w:val="20"/>
+        </w:rPr>
+        <w:t xml:space="preserve">LF globally over git's core.autocrlf</w:t>
       </w:r>
       <w:r>
         <w:rPr>
@@ -1881,7 +1898,7 @@
           <w:sz w:val="20"/>
           <w:szCs w:val="20"/>
         </w:rPr>
-        <w:t xml:space="preserve"> — line-length enforcement belongs to linters that understand the language and can wrap intelligently. EditorConfig would only draw a guide line.</w:t>
+        <w:t xml:space="preserve"> — line-length enforcement belongs to linters that understand the language and can wrap intelligently.</w:t>
       </w:r>
     </w:p>
     <w:p>
@@ -1931,7 +1948,7 @@
           <w:sz w:val="20"/>
           <w:szCs w:val="20"/>
         </w:rPr>
-        <w:t xml:space="preserve">Deferred until shell scripts appear in infra/ (File 006), where it starts to matter.</w:t>
+        <w:t xml:space="preserve">Still deferred as of File 016 — no shell scripts exist yet. Trigger: the first .sh file added to infra/.</w:t>
       </w:r>
     </w:p>
     <w:p>
@@ -2019,7 +2036,7 @@
           <w:sz w:val="20"/>
           <w:szCs w:val="20"/>
         </w:rPr>
-        <w:t xml:space="preserve">From .env by design — same keys, opposite git treatment. From docker-compose.yml because structure and config change at different rates and belong to different people; merged, every teammate edits the compose file locally and it stops being mergeable. From config/env.ts because this supplies values while that validates them. In infra/ because Docker Compose automatically reads a file named .env from the directory containing the compose file — a tooling requirement, not a preference.</w:t>
+        <w:t xml:space="preserve">From .env by design — same keys, opposite git treatment. From docker-compose.yml because structure and config change at different rates; merged, every teammate edits the compose file locally and it stops being mergeable. From config/env.ts because this supplies values while that validates them. In infra/ because Docker Compose automatically reads a file named .env from the directory containing the compose file — a tooling requirement, not a preference.</w:t>
       </w:r>
     </w:p>
     <w:p>
@@ -2068,6 +2085,22 @@
           <w:szCs w:val="21"/>
         </w:rPr>
         <w:t xml:space="preserve">4 · Changes made later</w:t>
+      </w:r>
+    </w:p>
+    <w:p>
+      <w:pPr>
+        <w:spacing w:after="120"/>
+      </w:pPr>
+      <w:r>
+        <w:rPr>
+          <w:b w:val="false"/>
+          <w:bCs w:val="false"/>
+          <w:i w:val="false"/>
+          <w:iCs w:val="false"/>
+          <w:sz w:val="20"/>
+          <w:szCs w:val="20"/>
+        </w:rPr>
+        <w:t xml:space="preserve">06 Sep 2026 — rotated the MongoDB and MinIO passwords after both were exposed by pasting `docker compose config` output into a chat. Volumes wiped with down -v so the accounts were recreated.</w:t>
       </w:r>
     </w:p>
     <w:p>
@@ -2179,7 +2212,7 @@
           <w:sz w:val="20"/>
           <w:szCs w:val="20"/>
         </w:rPr>
-        <w:t xml:space="preserve">None here. Docker Compose reads .env natively. Later: dotenv (npm) for running the API outside Docker, chosen over dotenv-safe because Zod in File 009 does validation and type coercion together; pydantic-settings on the Python side, which has type validation built in.</w:t>
+        <w:t xml:space="preserve">None here. Docker Compose reads .env natively. On the Node side, Node's built-in --env-file loads it for local development — no dotenv package needed. pydantic-settings will handle the Python side.</w:t>
       </w:r>
     </w:p>
     <w:p>
@@ -2311,7 +2344,7 @@
           <w:sz w:val="20"/>
           <w:szCs w:val="20"/>
         </w:rPr>
-        <w:t xml:space="preserve"> — a README section drifts. The template lives beside the real file, so adding a variable to one obviously requires adding it to the other, and diffs are visible in code review.</w:t>
+        <w:t xml:space="preserve"> — a README section drifts. The template lives beside the real file, so adding a variable to one obviously requires adding it to the other.</w:t>
       </w:r>
     </w:p>
     <w:p>
@@ -2337,7 +2370,7 @@
           <w:sz w:val="20"/>
           <w:szCs w:val="20"/>
         </w:rPr>
-        <w:t xml:space="preserve"> — values are shared — the MinIO credentials are needed by MinIO itself, the API and the detector. Three files means updating a password in three places and eventually missing one.</w:t>
+        <w:t xml:space="preserve"> — values are shared — MinIO credentials are needed by MinIO itself, the API and the detector. Three files means missing one.</w:t>
       </w:r>
     </w:p>
     <w:p>
@@ -2363,33 +2396,33 @@
           <w:sz w:val="20"/>
           <w:szCs w:val="20"/>
         </w:rPr>
-        <w:t xml:space="preserve"> — JSON must be gitignored the same way, so there is no secrecy gain; Compose reads .env natively; and env vars are the universal interface every deployment platform speaks. Zod recovers the type safety.</w:t>
-      </w:r>
-    </w:p>
-    <w:p>
-      <w:pPr>
-        <w:pStyle w:val="ListParagraph"/>
-        <w:numPr>
-          <w:ilvl w:val="0"/>
-          <w:numId w:val="1"/>
-        </w:numPr>
-        <w:spacing w:after="60"/>
-      </w:pPr>
-      <w:r>
-        <w:rPr>
-          <w:b/>
-          <w:bCs/>
-          <w:sz w:val="20"/>
-          <w:szCs w:val="20"/>
-        </w:rPr>
-        <w:t xml:space="preserve">Plain .env over Docker secrets or HashiCorp Vault</w:t>
-      </w:r>
-      <w:r>
-        <w:rPr>
-          <w:sz w:val="20"/>
-          <w:szCs w:val="20"/>
-        </w:rPr>
-        <w:t xml:space="preserve"> — both are correct for production and both are wrong here — Docker secrets require Swarm mode and Vault is an entire service to run and learn. A .env file on a controlled single host is appropriate for an academic deployment. Worth naming in the report’s limitations section.</w:t>
+        <w:t xml:space="preserve"> — JSON must be gitignored the same way, so there is no secrecy gain; Compose reads .env natively; env vars are the universal deployment interface.</w:t>
+      </w:r>
+    </w:p>
+    <w:p>
+      <w:pPr>
+        <w:pStyle w:val="ListParagraph"/>
+        <w:numPr>
+          <w:ilvl w:val="0"/>
+          <w:numId w:val="1"/>
+        </w:numPr>
+        <w:spacing w:after="60"/>
+      </w:pPr>
+      <w:r>
+        <w:rPr>
+          <w:b/>
+          <w:bCs/>
+          <w:sz w:val="20"/>
+          <w:szCs w:val="20"/>
+        </w:rPr>
+        <w:t xml:space="preserve">Plain .env over Docker secrets or Vault</w:t>
+      </w:r>
+      <w:r>
+        <w:rPr>
+          <w:sz w:val="20"/>
+          <w:szCs w:val="20"/>
+        </w:rPr>
+        <w:t xml:space="preserve"> — Docker secrets require Swarm mode and Vault is an entire service to run and learn. Appropriate for a single controlled host — name it in the report's limitations.</w:t>
       </w:r>
     </w:p>
     <w:p>
@@ -2415,7 +2448,7 @@
           <w:sz w:val="20"/>
           <w:szCs w:val="20"/>
         </w:rPr>
-        <w:t xml:space="preserve"> — “changeme_mongo_password” is greppable, so one search instantly lists everything not yet replaced.</w:t>
+        <w:t xml:space="preserve"> — “changeme_mongo_password” is greppable, so one search lists everything not yet replaced.</w:t>
       </w:r>
     </w:p>
     <w:p>
@@ -2448,41 +2481,41 @@
           <w:sz w:val="20"/>
           <w:szCs w:val="20"/>
         </w:rPr>
-        <w:t xml:space="preserve">Never localhost inside Docker. Use the compose service names — mongo, redis, minio, detector. Compose runs an internal DNS server that resolves each service name to its container IP. Inside a container, localhost means that container, where nothing is listening. Getting this wrong produces ECONNREFUSED 127.0.0.1:27017, which reads like the database is down.</w:t>
-      </w:r>
-    </w:p>
-    <w:p>
-      <w:pPr>
-        <w:pStyle w:val="ListParagraph"/>
-        <w:numPr>
-          <w:ilvl w:val="0"/>
-          <w:numId w:val="1"/>
-        </w:numPr>
-        <w:spacing w:after="60"/>
-      </w:pPr>
-      <w:r>
-        <w:rPr>
-          <w:sz w:val="20"/>
-          <w:szCs w:val="20"/>
-        </w:rPr>
-        <w:t xml:space="preserve">?authSource=admin tells MongoDB which database holds the user account. The root user is created in admin but we connect to codeguard. Without it, Mongo looks in the wrong place and the auth failure says nothing about the real cause.</w:t>
-      </w:r>
-    </w:p>
-    <w:p>
-      <w:pPr>
-        <w:pStyle w:val="ListParagraph"/>
-        <w:numPr>
-          <w:ilvl w:val="0"/>
-          <w:numId w:val="1"/>
-        </w:numPr>
-        <w:spacing w:after="60"/>
-      </w:pPr>
-      <w:r>
-        <w:rPr>
-          <w:sz w:val="20"/>
-          <w:szCs w:val="20"/>
-        </w:rPr>
-        <w:t xml:space="preserve">A secret’s value never leaves the file it lives in — not into a chat, a screenshot or a commit message. Share the variable name, never the value.</w:t>
+        <w:t xml:space="preserve">Never localhost inside Docker. Use the compose service names — mongo, redis, minio, detector. Inside a container, localhost means that container, where nothing is listening. Getting this wrong produces ECONNREFUSED 127.0.0.1:27017, which reads like the database is down.</w:t>
+      </w:r>
+    </w:p>
+    <w:p>
+      <w:pPr>
+        <w:pStyle w:val="ListParagraph"/>
+        <w:numPr>
+          <w:ilvl w:val="0"/>
+          <w:numId w:val="1"/>
+        </w:numPr>
+        <w:spacing w:after="60"/>
+      </w:pPr>
+      <w:r>
+        <w:rPr>
+          <w:sz w:val="20"/>
+          <w:szCs w:val="20"/>
+        </w:rPr>
+        <w:t xml:space="preserve">?authSource=admin tells MongoDB which database holds the user account. The root user is created in admin but we connect to codeguard. Without it, the auth failure says nothing about the real cause.</w:t>
+      </w:r>
+    </w:p>
+    <w:p>
+      <w:pPr>
+        <w:pStyle w:val="ListParagraph"/>
+        <w:numPr>
+          <w:ilvl w:val="0"/>
+          <w:numId w:val="1"/>
+        </w:numPr>
+        <w:spacing w:after="60"/>
+      </w:pPr>
+      <w:r>
+        <w:rPr>
+          <w:sz w:val="20"/>
+          <w:szCs w:val="20"/>
+        </w:rPr>
+        <w:t xml:space="preserve">A secret's value never leaves the file it lives in — not into a chat, a screenshot or a commit message. Share the variable name, never the value.</w:t>
       </w:r>
     </w:p>
     <w:p>
@@ -2506,7 +2539,135 @@
           <w:sz w:val="28"/>
           <w:szCs w:val="28"/>
         </w:rPr>
-        <w:t xml:space="preserve">Next entry</w:t>
+        <w:t xml:space="preserve">File 006 — infra/docker-compose.yml</w:t>
+      </w:r>
+    </w:p>
+    <w:p>
+      <w:pPr>
+        <w:pStyle w:val="Heading3"/>
+        <w:spacing w:after="80" w:before="200"/>
+      </w:pPr>
+      <w:r>
+        <w:rPr>
+          <w:b/>
+          <w:bCs/>
+          <w:color w:val="8A6D1F"/>
+          <w:sz w:val="21"/>
+          <w:szCs w:val="21"/>
+        </w:rPr>
+        <w:t xml:space="preserve">1 · Why this file exists</w:t>
+      </w:r>
+    </w:p>
+    <w:p>
+      <w:pPr>
+        <w:spacing w:after="120"/>
+      </w:pPr>
+      <w:r>
+        <w:rPr>
+          <w:b w:val="false"/>
+          <w:bCs w:val="false"/>
+          <w:i w:val="false"/>
+          <w:iCs w:val="false"/>
+          <w:sz w:val="20"/>
+          <w:szCs w:val="20"/>
+        </w:rPr>
+        <w:t xml:space="preserve">The project needs a database, a job queue and object storage. Installing them natively means four teammates with four subtly different environments and an examiner who cannot reproduce the setup. Compose replaces all of that with one command and gives byte-identical services on any machine with Docker. It is also what makes the mongo:27017 hostname in .env actually resolve — Compose creates a private network with an internal DNS server that maps each service name to its container IP.</w:t>
+      </w:r>
+    </w:p>
+    <w:p>
+      <w:pPr>
+        <w:pStyle w:val="Heading3"/>
+        <w:spacing w:after="80" w:before="200"/>
+      </w:pPr>
+      <w:r>
+        <w:rPr>
+          <w:b/>
+          <w:bCs/>
+          <w:color w:val="8A6D1F"/>
+          <w:sz w:val="21"/>
+          <w:szCs w:val="21"/>
+        </w:rPr>
+        <w:t xml:space="preserve">2 · Why it is a separate file</w:t>
+      </w:r>
+    </w:p>
+    <w:p>
+      <w:pPr>
+        <w:spacing w:after="120"/>
+      </w:pPr>
+      <w:r>
+        <w:rPr>
+          <w:b w:val="false"/>
+          <w:bCs w:val="false"/>
+          <w:i w:val="false"/>
+          <w:iCs w:val="false"/>
+          <w:sz w:val="20"/>
+          <w:szCs w:val="20"/>
+        </w:rPr>
+        <w:t xml:space="preserve">From .env because structure and values change at different rates — merged, every teammate edits the compose file locally and it stops being mergeable. From the Dockerfiles by scope: a Dockerfile says how to build one image; Compose says how services relate. Recipe versus seating plan. In infra/ rather than the root so deployment concerns stay together, and because Compose reads .env from the compose file's own directory. Cost is typing -f infra/docker-compose.yml.</w:t>
+      </w:r>
+    </w:p>
+    <w:p>
+      <w:pPr>
+        <w:pStyle w:val="Heading3"/>
+        <w:spacing w:after="80" w:before="200"/>
+      </w:pPr>
+      <w:r>
+        <w:rPr>
+          <w:b/>
+          <w:bCs/>
+          <w:color w:val="8A6D1F"/>
+          <w:sz w:val="21"/>
+          <w:szCs w:val="21"/>
+        </w:rPr>
+        <w:t xml:space="preserve">3 · What we do in this file</w:t>
+      </w:r>
+    </w:p>
+    <w:p>
+      <w:pPr>
+        <w:spacing w:after="120"/>
+      </w:pPr>
+      <w:r>
+        <w:rPr>
+          <w:b w:val="false"/>
+          <w:bCs w:val="false"/>
+          <w:i w:val="false"/>
+          <w:iCs w:val="false"/>
+          <w:sz w:val="20"/>
+          <w:szCs w:val="20"/>
+        </w:rPr>
+        <w:t xml:space="preserve">Three data services. mongo:7 with root credentials from .env, a named volume at /data/db, and a mongosh ping healthcheck with a 30s start period. redis:7-alpine with --appendonly yes for AOF persistence and a redis-cli ping healthcheck. minio:latest serving /data with a console on 9001, its own credentials, and a curl health endpoint. All three bind their ports to 127.0.0.1 only. Three named volumes declared at the bottom.</w:t>
+      </w:r>
+    </w:p>
+    <w:p>
+      <w:pPr>
+        <w:pStyle w:val="Heading3"/>
+        <w:spacing w:after="80" w:before="200"/>
+      </w:pPr>
+      <w:r>
+        <w:rPr>
+          <w:b/>
+          <w:bCs/>
+          <w:color w:val="8A6D1F"/>
+          <w:sz w:val="21"/>
+          <w:szCs w:val="21"/>
+        </w:rPr>
+        <w:t xml:space="preserve">4 · Changes made later</w:t>
+      </w:r>
+    </w:p>
+    <w:p>
+      <w:pPr>
+        <w:spacing w:after="120"/>
+      </w:pPr>
+      <w:r>
+        <w:rPr>
+          <w:b w:val="false"/>
+          <w:bCs w:val="false"/>
+          <w:i w:val="false"/>
+          <w:iCs w:val="false"/>
+          <w:sz w:val="20"/>
+          <w:szCs w:val="20"/>
+        </w:rPr>
+        <w:t xml:space="preserve">Scheduled revisit at File 018 — add the api and detector services with build contexts and depends_on: condition: service_healthy. They were left out originally because Compose errors on a missing Dockerfile, and neither existed yet.</w:t>
       </w:r>
     </w:p>
     <w:p>
@@ -2522,7 +2683,5726 @@
           <w:sz w:val="19"/>
           <w:szCs w:val="19"/>
         </w:rPr>
-        <w:t xml:space="preserve">[ File 006 — infra/docker-compose.yml ]</w:t>
+        <w:t xml:space="preserve">[ Date any later change to this file here. ]</w:t>
+      </w:r>
+    </w:p>
+    <w:p>
+      <w:pPr>
+        <w:pStyle w:val="Heading3"/>
+        <w:spacing w:after="80" w:before="200"/>
+      </w:pPr>
+      <w:r>
+        <w:rPr>
+          <w:b/>
+          <w:bCs/>
+          <w:color w:val="8A6D1F"/>
+          <w:sz w:val="21"/>
+          <w:szCs w:val="21"/>
+        </w:rPr>
+        <w:t xml:space="preserve">5 · Where it sits</w:t>
+      </w:r>
+    </w:p>
+    <w:p>
+      <w:pPr>
+        <w:spacing w:after="120"/>
+      </w:pPr>
+      <w:r>
+        <w:rPr>
+          <w:b w:val="false"/>
+          <w:bCs w:val="false"/>
+          <w:i w:val="false"/>
+          <w:iCs w:val="false"/>
+          <w:sz w:val="20"/>
+          <w:szCs w:val="20"/>
+        </w:rPr>
+        <w:t xml:space="preserve">infra/docker-compose.yml, beside .env and .env.example. Read by the docker compose CLI; imported by nothing.</w:t>
+      </w:r>
+    </w:p>
+    <w:p>
+      <w:pPr>
+        <w:spacing w:after="120"/>
+      </w:pPr>
+      <w:r>
+        <w:rPr>
+          <w:b w:val="false"/>
+          <w:bCs w:val="false"/>
+          <w:i w:val="false"/>
+          <w:iCs w:val="false"/>
+          <w:sz w:val="20"/>
+          <w:szCs w:val="20"/>
+        </w:rPr>
+        <w:t xml:space="preserve">Flow: infra/.env → Compose substitutes ${VAR} → values injected into containers → MongoDB reads MONGO_INITDB_ROOT_PASSWORD on first boot and creates the admin account.</w:t>
+      </w:r>
+    </w:p>
+    <w:p>
+      <w:pPr>
+        <w:pStyle w:val="Heading3"/>
+        <w:spacing w:after="80" w:before="200"/>
+      </w:pPr>
+      <w:r>
+        <w:rPr>
+          <w:b/>
+          <w:bCs/>
+          <w:color w:val="8A6D1F"/>
+          <w:sz w:val="21"/>
+          <w:szCs w:val="21"/>
+        </w:rPr>
+        <w:t xml:space="preserve">6 · Libraries used here</w:t>
+      </w:r>
+    </w:p>
+    <w:p>
+      <w:pPr>
+        <w:spacing w:after="120"/>
+      </w:pPr>
+      <w:r>
+        <w:rPr>
+          <w:b w:val="false"/>
+          <w:bCs w:val="false"/>
+          <w:i w:val="false"/>
+          <w:iCs w:val="false"/>
+          <w:sz w:val="20"/>
+          <w:szCs w:val="20"/>
+        </w:rPr>
+        <w:t xml:space="preserve">No code libraries, but three images: mongo:7, redis:7-alpine and minio:latest. Each has a full page in §3 of the Reference Notebook.</w:t>
+      </w:r>
+    </w:p>
+    <w:p>
+      <w:pPr>
+        <w:pStyle w:val="Heading3"/>
+        <w:spacing w:after="80" w:before="200"/>
+      </w:pPr>
+      <w:r>
+        <w:rPr>
+          <w:b/>
+          <w:bCs/>
+          <w:color w:val="8A6D1F"/>
+          <w:sz w:val="21"/>
+          <w:szCs w:val="21"/>
+        </w:rPr>
+        <w:t xml:space="preserve">7 · Functions in this file</w:t>
+      </w:r>
+    </w:p>
+    <w:p>
+      <w:pPr>
+        <w:spacing w:after="120"/>
+      </w:pPr>
+      <w:r>
+        <w:rPr>
+          <w:b w:val="false"/>
+          <w:bCs w:val="false"/>
+          <w:i w:val="false"/>
+          <w:iCs w:val="false"/>
+          <w:sz w:val="20"/>
+          <w:szCs w:val="20"/>
+        </w:rPr>
+        <w:t xml:space="preserve">None. Declarative YAML describing desired state rather than steps.</w:t>
+      </w:r>
+    </w:p>
+    <w:p>
+      <w:pPr>
+        <w:pStyle w:val="Heading3"/>
+        <w:spacing w:after="80" w:before="200"/>
+      </w:pPr>
+      <w:r>
+        <w:rPr>
+          <w:b/>
+          <w:bCs/>
+          <w:color w:val="8A6D1F"/>
+          <w:sz w:val="21"/>
+          <w:szCs w:val="21"/>
+        </w:rPr>
+        <w:t xml:space="preserve">8 · Technical terms introduced</w:t>
+      </w:r>
+    </w:p>
+    <w:p>
+      <w:pPr>
+        <w:spacing w:after="120"/>
+      </w:pPr>
+      <w:r>
+        <w:rPr>
+          <w:b w:val="false"/>
+          <w:bCs w:val="false"/>
+          <w:i w:val="false"/>
+          <w:iCs w:val="false"/>
+          <w:sz w:val="20"/>
+          <w:szCs w:val="20"/>
+        </w:rPr>
+        <w:t xml:space="preserve">container · image · tag · Docker Hub · Compose service · named volume · bind mount · port mapping · healthcheck · YAML · variable substitution · AOF persistence · Alpine Linux · localhost binding · object storage / S3 API · presigned URL</w:t>
+      </w:r>
+    </w:p>
+    <w:p>
+      <w:pPr>
+        <w:pStyle w:val="Heading3"/>
+        <w:spacing w:after="80" w:before="200"/>
+      </w:pPr>
+      <w:r>
+        <w:rPr>
+          <w:b/>
+          <w:bCs/>
+          <w:color w:val="8A6D1F"/>
+          <w:sz w:val="21"/>
+          <w:szCs w:val="21"/>
+        </w:rPr>
+        <w:t xml:space="preserve">9 · Why this approach and not another</w:t>
+      </w:r>
+    </w:p>
+    <w:p>
+      <w:pPr>
+        <w:pStyle w:val="ListParagraph"/>
+        <w:numPr>
+          <w:ilvl w:val="0"/>
+          <w:numId w:val="1"/>
+        </w:numPr>
+        <w:spacing w:after="60"/>
+      </w:pPr>
+      <w:r>
+        <w:rPr>
+          <w:b/>
+          <w:bCs/>
+          <w:sz w:val="20"/>
+          <w:szCs w:val="20"/>
+        </w:rPr>
+        <w:t xml:space="preserve">Docker Compose over Kubernetes</w:t>
+      </w:r>
+      <w:r>
+        <w:rPr>
+          <w:sz w:val="20"/>
+          <w:szCs w:val="20"/>
+        </w:rPr>
+        <w:t xml:space="preserve"> — Kubernetes solves multi-node orchestration — self-healing, rolling deploys, autoscaling — none of which we have a problem for. It needs a cluster and a dozen manifests per service.</w:t>
+      </w:r>
+    </w:p>
+    <w:p>
+      <w:pPr>
+        <w:pStyle w:val="ListParagraph"/>
+        <w:numPr>
+          <w:ilvl w:val="0"/>
+          <w:numId w:val="1"/>
+        </w:numPr>
+        <w:spacing w:after="60"/>
+      </w:pPr>
+      <w:r>
+        <w:rPr>
+          <w:b/>
+          <w:bCs/>
+          <w:sz w:val="20"/>
+          <w:szCs w:val="20"/>
+        </w:rPr>
+        <w:t xml:space="preserve">Compose over installing services natively</w:t>
+      </w:r>
+      <w:r>
+        <w:rPr>
+          <w:sz w:val="20"/>
+          <w:szCs w:val="20"/>
+        </w:rPr>
+        <w:t xml:space="preserve"> — four subtly different environments, no version pinning, and an examiner who cannot reproduce the setup. Also, uninstalling MongoDB from Windows is genuinely unpleasant.</w:t>
+      </w:r>
+    </w:p>
+    <w:p>
+      <w:pPr>
+        <w:pStyle w:val="ListParagraph"/>
+        <w:numPr>
+          <w:ilvl w:val="0"/>
+          <w:numId w:val="1"/>
+        </w:numPr>
+        <w:spacing w:after="60"/>
+      </w:pPr>
+      <w:r>
+        <w:rPr>
+          <w:b/>
+          <w:bCs/>
+          <w:sz w:val="20"/>
+          <w:szCs w:val="20"/>
+        </w:rPr>
+        <w:t xml:space="preserve">Named volumes over bind mounts for data</w:t>
+      </w:r>
+      <w:r>
+        <w:rPr>
+          <w:sz w:val="20"/>
+          <w:szCs w:val="20"/>
+        </w:rPr>
+        <w:t xml:space="preserve"> — file permissions differ across Windows, Mac and Linux, and MongoDB is strict about ownership of its data directory. Named volumes behave identically everywhere.</w:t>
+      </w:r>
+    </w:p>
+    <w:p>
+      <w:pPr>
+        <w:pStyle w:val="ListParagraph"/>
+        <w:numPr>
+          <w:ilvl w:val="0"/>
+          <w:numId w:val="1"/>
+        </w:numPr>
+        <w:spacing w:after="60"/>
+      </w:pPr>
+      <w:r>
+        <w:rPr>
+          <w:b/>
+          <w:bCs/>
+          <w:sz w:val="20"/>
+          <w:szCs w:val="20"/>
+        </w:rPr>
+        <w:t xml:space="preserve">Localhost-bound ports over fully exposed</w:t>
+      </w:r>
+      <w:r>
+        <w:rPr>
+          <w:sz w:val="20"/>
+          <w:szCs w:val="20"/>
+        </w:rPr>
+        <w:t xml:space="preserve"> — written as “27017:27017” Docker binds every interface, so anyone on the same network could reach our database. Still exposed at all so MongoDB Compass can connect for debugging.</w:t>
+      </w:r>
+    </w:p>
+    <w:p>
+      <w:pPr>
+        <w:pStyle w:val="ListParagraph"/>
+        <w:numPr>
+          <w:ilvl w:val="0"/>
+          <w:numId w:val="1"/>
+        </w:numPr>
+        <w:spacing w:after="60"/>
+      </w:pPr>
+      <w:r>
+        <w:rPr>
+          <w:b/>
+          <w:bCs/>
+          <w:sz w:val="20"/>
+          <w:szCs w:val="20"/>
+        </w:rPr>
+        <w:t xml:space="preserve">Major-version pinning over :latest</w:t>
+      </w:r>
+      <w:r>
+        <w:rPr>
+          <w:sz w:val="20"/>
+          <w:szCs w:val="20"/>
+        </w:rPr>
+        <w:t xml:space="preserve"> — with :latest, two teammates could silently run different major versions months apart. Full patch pinning would be deterministic but means chasing security updates by hand.</w:t>
+      </w:r>
+    </w:p>
+    <w:p>
+      <w:pPr>
+        <w:pStyle w:val="ListParagraph"/>
+        <w:numPr>
+          <w:ilvl w:val="0"/>
+          <w:numId w:val="1"/>
+        </w:numPr>
+        <w:spacing w:after="60"/>
+      </w:pPr>
+      <w:r>
+        <w:rPr>
+          <w:b/>
+          <w:bCs/>
+          <w:sz w:val="20"/>
+          <w:szCs w:val="20"/>
+        </w:rPr>
+        <w:t xml:space="preserve">Redis AOF persistence on</w:t>
+      </w:r>
+      <w:r>
+        <w:rPr>
+          <w:sz w:val="20"/>
+          <w:szCs w:val="20"/>
+        </w:rPr>
+        <w:t xml:space="preserve"> — Redis is in-memory by default, so a restart would silently discard every queued detection job.</w:t>
+      </w:r>
+    </w:p>
+    <w:p>
+      <w:pPr>
+        <w:pStyle w:val="ListParagraph"/>
+        <w:numPr>
+          <w:ilvl w:val="0"/>
+          <w:numId w:val="1"/>
+        </w:numPr>
+        <w:spacing w:after="60"/>
+      </w:pPr>
+      <w:r>
+        <w:rPr>
+          <w:b/>
+          <w:bCs/>
+          <w:sz w:val="20"/>
+          <w:szCs w:val="20"/>
+        </w:rPr>
+        <w:t xml:space="preserve">Healthchecks now, before anything depends on them</w:t>
+      </w:r>
+      <w:r>
+        <w:rPr>
+          <w:sz w:val="20"/>
+          <w:szCs w:val="20"/>
+        </w:rPr>
+        <w:t xml:space="preserve"> — a container reports running within a second but MongoDB takes 10–20 seconds to accept connections. Adding them later, while debugging a failing API, is worse.</w:t>
+      </w:r>
+    </w:p>
+    <w:p>
+      <w:pPr>
+        <w:pStyle w:val="ListParagraph"/>
+        <w:numPr>
+          <w:ilvl w:val="0"/>
+          <w:numId w:val="1"/>
+        </w:numPr>
+        <w:spacing w:after="60"/>
+      </w:pPr>
+      <w:r>
+        <w:rPr>
+          <w:b/>
+          <w:bCs/>
+          <w:sz w:val="20"/>
+          <w:szCs w:val="20"/>
+        </w:rPr>
+        <w:t xml:space="preserve">No explicit networks block</w:t>
+      </w:r>
+      <w:r>
+        <w:rPr>
+          <w:sz w:val="20"/>
+          <w:szCs w:val="20"/>
+        </w:rPr>
+        <w:t xml:space="preserve"> — Compose creates a default network and attaches every service. That is what provides the service-name DNS. Declaring networks is only for isolating groups from each other.</w:t>
+      </w:r>
+    </w:p>
+    <w:p>
+      <w:pPr>
+        <w:pStyle w:val="Heading3"/>
+        <w:spacing w:after="80" w:before="200"/>
+      </w:pPr>
+      <w:r>
+        <w:rPr>
+          <w:b/>
+          <w:bCs/>
+          <w:color w:val="8A6D1F"/>
+          <w:sz w:val="21"/>
+          <w:szCs w:val="21"/>
+        </w:rPr>
+        <w:t xml:space="preserve">Known limitation</w:t>
+      </w:r>
+    </w:p>
+    <w:p>
+      <w:pPr>
+        <w:pStyle w:val="ListParagraph"/>
+        <w:numPr>
+          <w:ilvl w:val="0"/>
+          <w:numId w:val="1"/>
+        </w:numPr>
+        <w:spacing w:after="60"/>
+      </w:pPr>
+      <w:r>
+        <w:rPr>
+          <w:sz w:val="20"/>
+          <w:szCs w:val="20"/>
+        </w:rPr>
+        <w:t xml:space="preserve">Redis has no password. Acceptable because it is bound to localhost and only reachable inside the Docker network, but a production deployment would set --requirepass. Name it in the report's limitations section.</w:t>
+      </w:r>
+    </w:p>
+    <w:p>
+      <w:r>
+        <w:br w:type="page"/>
+      </w:r>
+    </w:p>
+    <w:p>
+      <w:pPr>
+        <w:pStyle w:val="Heading1"/>
+        <w:pBdr>
+          <w:bottom w:val="single" w:color="8A6D1F" w:sz="8" w:space="4"/>
+        </w:pBdr>
+        <w:spacing w:after="160" w:before="420"/>
+      </w:pPr>
+      <w:r>
+        <w:rPr>
+          <w:b/>
+          <w:bCs/>
+          <w:color w:val="1F3352"/>
+          <w:sz w:val="28"/>
+          <w:szCs w:val="28"/>
+        </w:rPr>
+        <w:t xml:space="preserve">File 007 — apps/api/package.json</w:t>
+      </w:r>
+    </w:p>
+    <w:p>
+      <w:pPr>
+        <w:pStyle w:val="Heading3"/>
+        <w:spacing w:after="80" w:before="200"/>
+      </w:pPr>
+      <w:r>
+        <w:rPr>
+          <w:b/>
+          <w:bCs/>
+          <w:color w:val="8A6D1F"/>
+          <w:sz w:val="21"/>
+          <w:szCs w:val="21"/>
+        </w:rPr>
+        <w:t xml:space="preserve">1 · Why this file exists</w:t>
+      </w:r>
+    </w:p>
+    <w:p>
+      <w:pPr>
+        <w:spacing w:after="120"/>
+      </w:pPr>
+      <w:r>
+        <w:rPr>
+          <w:b w:val="false"/>
+          <w:bCs w:val="false"/>
+          <w:i w:val="false"/>
+          <w:iCs w:val="false"/>
+          <w:sz w:val="20"/>
+          <w:szCs w:val="20"/>
+        </w:rPr>
+        <w:t xml:space="preserve">Nothing in Node works without it. It records dependencies so a teammate's npm install reproduces our exact tree; it defines commands so nobody has to remember “tsx watch src/server.ts”; its mere presence marks the directory as a Node package and tells Node whether files are ESM or CommonJS; and it is the input to Docker layer caching — the Dockerfile copies it before the source so editing a .ts file does not re-run a two-minute install.</w:t>
+      </w:r>
+    </w:p>
+    <w:p>
+      <w:pPr>
+        <w:pStyle w:val="Heading3"/>
+        <w:spacing w:after="80" w:before="200"/>
+      </w:pPr>
+      <w:r>
+        <w:rPr>
+          <w:b/>
+          <w:bCs/>
+          <w:color w:val="8A6D1F"/>
+          <w:sz w:val="21"/>
+          <w:szCs w:val="21"/>
+        </w:rPr>
+        <w:t xml:space="preserve">2 · Why it is a separate file</w:t>
+      </w:r>
+    </w:p>
+    <w:p>
+      <w:pPr>
+        <w:spacing w:after="120"/>
+      </w:pPr>
+      <w:r>
+        <w:rPr>
+          <w:b w:val="false"/>
+          <w:bCs w:val="false"/>
+          <w:i w:val="false"/>
+          <w:iCs w:val="false"/>
+          <w:sz w:val="20"/>
+          <w:szCs w:val="20"/>
+        </w:rPr>
+        <w:t xml:space="preserve">The name is fixed by npm. The real decision was per-app rather than one manifest at the repository root. Root was rejected on three grounds: the API's Docker build would install the entire React toolchain it never executes; a single manifest would let backend code import a frontend-only package, which installs fine and crashes at runtime; and the two tiers could not version a shared library independently during a migration.</w:t>
+      </w:r>
+    </w:p>
+    <w:p>
+      <w:pPr>
+        <w:pStyle w:val="Heading3"/>
+        <w:spacing w:after="80" w:before="200"/>
+      </w:pPr>
+      <w:r>
+        <w:rPr>
+          <w:b/>
+          <w:bCs/>
+          <w:color w:val="8A6D1F"/>
+          <w:sz w:val="21"/>
+          <w:szCs w:val="21"/>
+        </w:rPr>
+        <w:t xml:space="preserve">3 · What we do in this file</w:t>
+      </w:r>
+    </w:p>
+    <w:p>
+      <w:pPr>
+        <w:spacing w:after="120"/>
+      </w:pPr>
+      <w:r>
+        <w:rPr>
+          <w:b w:val="false"/>
+          <w:bCs w:val="false"/>
+          <w:i w:val="false"/>
+          <w:iCs w:val="false"/>
+          <w:sz w:val="20"/>
+          <w:szCs w:val="20"/>
+        </w:rPr>
+        <w:t xml:space="preserve">Scoped name @codeguard/api, version 0.1.0, private: true (makes npm publish refuse to run), description, type: module, engines node &gt;=22, and five scripts: dev (tsx watch with --env-file), build (tsc), start (node dist/server.js), typecheck (tsc --noEmit) and test (vitest run).</w:t>
+      </w:r>
+    </w:p>
+    <w:p>
+      <w:pPr>
+        <w:pStyle w:val="Heading3"/>
+        <w:spacing w:after="80" w:before="200"/>
+      </w:pPr>
+      <w:r>
+        <w:rPr>
+          <w:b/>
+          <w:bCs/>
+          <w:color w:val="8A6D1F"/>
+          <w:sz w:val="21"/>
+          <w:szCs w:val="21"/>
+        </w:rPr>
+        <w:t xml:space="preserve">4 · Changes made later</w:t>
+      </w:r>
+    </w:p>
+    <w:p>
+      <w:pPr>
+        <w:spacing w:after="120"/>
+      </w:pPr>
+      <w:r>
+        <w:rPr>
+          <w:b w:val="false"/>
+          <w:bCs w:val="false"/>
+          <w:i w:val="false"/>
+          <w:iCs w:val="false"/>
+          <w:sz w:val="20"/>
+          <w:szCs w:val="20"/>
+        </w:rPr>
+        <w:t xml:space="preserve">07 Sep 2026 — dev script gained --env-file=../../infra/.env so the server can load configuration when run outside Docker. Node has supported this natively since 20.6, so no dotenv package was needed.</w:t>
+      </w:r>
+    </w:p>
+    <w:p>
+      <w:pPr>
+        <w:spacing w:after="160"/>
+        <w:ind w:left="360"/>
+      </w:pPr>
+      <w:r>
+        <w:rPr>
+          <w:i/>
+          <w:iCs/>
+          <w:color w:val="9A9A9A"/>
+          <w:sz w:val="19"/>
+          <w:szCs w:val="19"/>
+        </w:rPr>
+        <w:t xml:space="preserve">[ Date any later change to this file here. ]</w:t>
+      </w:r>
+    </w:p>
+    <w:p>
+      <w:pPr>
+        <w:pStyle w:val="Heading3"/>
+        <w:spacing w:after="80" w:before="200"/>
+      </w:pPr>
+      <w:r>
+        <w:rPr>
+          <w:b/>
+          <w:bCs/>
+          <w:color w:val="8A6D1F"/>
+          <w:sz w:val="21"/>
+          <w:szCs w:val="21"/>
+        </w:rPr>
+        <w:t xml:space="preserve">5 · Where it sits</w:t>
+      </w:r>
+    </w:p>
+    <w:p>
+      <w:pPr>
+        <w:spacing w:after="120"/>
+      </w:pPr>
+      <w:r>
+        <w:rPr>
+          <w:b w:val="false"/>
+          <w:bCs w:val="false"/>
+          <w:i w:val="false"/>
+          <w:iCs w:val="false"/>
+          <w:sz w:val="20"/>
+          <w:szCs w:val="20"/>
+        </w:rPr>
+        <w:t xml:space="preserve">apps/api/package.json, beside tsconfig.json and Dockerfile. Read by npm on install, by Node for module resolution and the type field, and by Docker, which copies it before the source for layer caching.</w:t>
+      </w:r>
+    </w:p>
+    <w:p>
+      <w:pPr>
+        <w:pStyle w:val="Heading3"/>
+        <w:spacing w:after="80" w:before="200"/>
+      </w:pPr>
+      <w:r>
+        <w:rPr>
+          <w:b/>
+          <w:bCs/>
+          <w:color w:val="8A6D1F"/>
+          <w:sz w:val="21"/>
+          <w:szCs w:val="21"/>
+        </w:rPr>
+        <w:t xml:space="preserve">6 · Libraries used here</w:t>
+      </w:r>
+    </w:p>
+    <w:p>
+      <w:pPr>
+        <w:spacing w:after="120"/>
+      </w:pPr>
+      <w:r>
+        <w:rPr>
+          <w:b w:val="false"/>
+          <w:bCs w:val="false"/>
+          <w:i w:val="false"/>
+          <w:iCs w:val="false"/>
+          <w:sz w:val="20"/>
+          <w:szCs w:val="20"/>
+        </w:rPr>
+        <w:t xml:space="preserve">Installed here rather than written by hand, so npm wrote the real current versions: express 5.2, zod 4.5 as runtime dependencies; typescript 7.0, tsx 4.23, @types/express, @types/node and vitest 5.0 as devDependencies. Each has a page in §3.</w:t>
+      </w:r>
+    </w:p>
+    <w:p>
+      <w:pPr>
+        <w:pStyle w:val="Heading3"/>
+        <w:spacing w:after="80" w:before="200"/>
+      </w:pPr>
+      <w:r>
+        <w:rPr>
+          <w:b/>
+          <w:bCs/>
+          <w:color w:val="8A6D1F"/>
+          <w:sz w:val="21"/>
+          <w:szCs w:val="21"/>
+        </w:rPr>
+        <w:t xml:space="preserve">7 · Functions in this file</w:t>
+      </w:r>
+    </w:p>
+    <w:p>
+      <w:pPr>
+        <w:spacing w:after="120"/>
+      </w:pPr>
+      <w:r>
+        <w:rPr>
+          <w:b w:val="false"/>
+          <w:bCs w:val="false"/>
+          <w:i w:val="false"/>
+          <w:iCs w:val="false"/>
+          <w:sz w:val="20"/>
+          <w:szCs w:val="20"/>
+        </w:rPr>
+        <w:t xml:space="preserve">None. JSON data.</w:t>
+      </w:r>
+    </w:p>
+    <w:p>
+      <w:pPr>
+        <w:pStyle w:val="Heading3"/>
+        <w:spacing w:after="80" w:before="200"/>
+      </w:pPr>
+      <w:r>
+        <w:rPr>
+          <w:b/>
+          <w:bCs/>
+          <w:color w:val="8A6D1F"/>
+          <w:sz w:val="21"/>
+          <w:szCs w:val="21"/>
+        </w:rPr>
+        <w:t xml:space="preserve">8 · Technical terms introduced</w:t>
+      </w:r>
+    </w:p>
+    <w:p>
+      <w:pPr>
+        <w:spacing w:after="120"/>
+      </w:pPr>
+      <w:r>
+        <w:rPr>
+          <w:b w:val="false"/>
+          <w:bCs w:val="false"/>
+          <w:i w:val="false"/>
+          <w:iCs w:val="false"/>
+          <w:sz w:val="20"/>
+          <w:szCs w:val="20"/>
+        </w:rPr>
+        <w:t xml:space="preserve">npm · package · registry · manifest · dependency vs devDependency · semantic versioning · caret range · scoped package · ES Modules vs CommonJS · lockfile · transitive dependency · DefinitelyTyped and @types · hot reload · type checking vs transpiling</w:t>
+      </w:r>
+    </w:p>
+    <w:p>
+      <w:pPr>
+        <w:pStyle w:val="Heading3"/>
+        <w:spacing w:after="80" w:before="200"/>
+      </w:pPr>
+      <w:r>
+        <w:rPr>
+          <w:b/>
+          <w:bCs/>
+          <w:color w:val="8A6D1F"/>
+          <w:sz w:val="21"/>
+          <w:szCs w:val="21"/>
+        </w:rPr>
+        <w:t xml:space="preserve">9 · Why this approach and not another</w:t>
+      </w:r>
+    </w:p>
+    <w:p>
+      <w:pPr>
+        <w:pStyle w:val="ListParagraph"/>
+        <w:numPr>
+          <w:ilvl w:val="0"/>
+          <w:numId w:val="1"/>
+        </w:numPr>
+        <w:spacing w:after="60"/>
+      </w:pPr>
+      <w:r>
+        <w:rPr>
+          <w:b/>
+          <w:bCs/>
+          <w:sz w:val="20"/>
+          <w:szCs w:val="20"/>
+        </w:rPr>
+        <w:t xml:space="preserve">ESM over CommonJS</w:t>
+      </w:r>
+      <w:r>
+        <w:rPr>
+          <w:sz w:val="20"/>
+          <w:szCs w:val="20"/>
+        </w:rPr>
+        <w:t xml:space="preserve"> — the standard, matches the React frontend, supports top-level await. Cost is the .js-extension rule on relative imports.</w:t>
+      </w:r>
+    </w:p>
+    <w:p>
+      <w:pPr>
+        <w:pStyle w:val="ListParagraph"/>
+        <w:numPr>
+          <w:ilvl w:val="0"/>
+          <w:numId w:val="1"/>
+        </w:numPr>
+        <w:spacing w:after="60"/>
+      </w:pPr>
+      <w:r>
+        <w:rPr>
+          <w:b/>
+          <w:bCs/>
+          <w:sz w:val="20"/>
+          <w:szCs w:val="20"/>
+        </w:rPr>
+        <w:t xml:space="preserve">npm over pnpm or yarn</w:t>
+      </w:r>
+      <w:r>
+        <w:rPr>
+          <w:sz w:val="20"/>
+          <w:szCs w:val="20"/>
+        </w:rPr>
+        <w:t xml:space="preserve"> — npm ships with Node, so zero setup for four teammates, and every tutorial assumes it. Not worth spending complexity budget on a package manager.</w:t>
+      </w:r>
+    </w:p>
+    <w:p>
+      <w:pPr>
+        <w:pStyle w:val="ListParagraph"/>
+        <w:numPr>
+          <w:ilvl w:val="0"/>
+          <w:numId w:val="1"/>
+        </w:numPr>
+        <w:spacing w:after="60"/>
+      </w:pPr>
+      <w:r>
+        <w:rPr>
+          <w:b/>
+          <w:bCs/>
+          <w:sz w:val="20"/>
+          <w:szCs w:val="20"/>
+        </w:rPr>
+        <w:t xml:space="preserve">No npm workspaces yet</w:t>
+      </w:r>
+      <w:r>
+        <w:rPr>
+          <w:sz w:val="20"/>
+          <w:szCs w:val="20"/>
+        </w:rPr>
+        <w:t xml:space="preserve"> — the right tool for packages/shared-types later. With one package and nothing shared, adding them now would be structure for its own sake.</w:t>
+      </w:r>
+    </w:p>
+    <w:p>
+      <w:pPr>
+        <w:pStyle w:val="ListParagraph"/>
+        <w:numPr>
+          <w:ilvl w:val="0"/>
+          <w:numId w:val="1"/>
+        </w:numPr>
+        <w:spacing w:after="60"/>
+      </w:pPr>
+      <w:r>
+        <w:rPr>
+          <w:b/>
+          <w:bCs/>
+          <w:sz w:val="20"/>
+          <w:szCs w:val="20"/>
+        </w:rPr>
+        <w:t xml:space="preserve">Commit package-lock.json</w:t>
+      </w:r>
+      <w:r>
+        <w:rPr>
+          <w:sz w:val="20"/>
+          <w:szCs w:val="20"/>
+        </w:rPr>
+        <w:t xml:space="preserve"> — it records the exact resolved version of all 123 packages including transitive ones. Without it a teammate could get a newer transitive dependency carrying a bug we cannot reproduce.</w:t>
+      </w:r>
+    </w:p>
+    <w:p>
+      <w:pPr>
+        <w:pStyle w:val="ListParagraph"/>
+        <w:numPr>
+          <w:ilvl w:val="0"/>
+          <w:numId w:val="1"/>
+        </w:numPr>
+        <w:spacing w:after="60"/>
+      </w:pPr>
+      <w:r>
+        <w:rPr>
+          <w:b/>
+          <w:bCs/>
+          <w:sz w:val="20"/>
+          <w:szCs w:val="20"/>
+        </w:rPr>
+        <w:t xml:space="preserve">Add libraries when first used, not all upfront</w:t>
+      </w:r>
+      <w:r>
+        <w:rPr>
+          <w:sz w:val="20"/>
+          <w:szCs w:val="20"/>
+        </w:rPr>
+        <w:t xml:space="preserve"> — writing version numbers by hand risks specifying a version that does not exist, and §3 gets one page per library at first use.</w:t>
+      </w:r>
+    </w:p>
+    <w:p>
+      <w:pPr>
+        <w:pStyle w:val="Heading3"/>
+        <w:spacing w:after="80" w:before="200"/>
+      </w:pPr>
+      <w:r>
+        <w:rPr>
+          <w:b/>
+          <w:bCs/>
+          <w:color w:val="8A6D1F"/>
+          <w:sz w:val="21"/>
+          <w:szCs w:val="21"/>
+        </w:rPr>
+        <w:t xml:space="preserve">Version notes that matter later</w:t>
+      </w:r>
+    </w:p>
+    <w:p>
+      <w:pPr>
+        <w:pStyle w:val="ListParagraph"/>
+        <w:numPr>
+          <w:ilvl w:val="0"/>
+          <w:numId w:val="1"/>
+        </w:numPr>
+        <w:spacing w:after="60"/>
+      </w:pPr>
+      <w:r>
+        <w:rPr>
+          <w:sz w:val="20"/>
+          <w:szCs w:val="20"/>
+        </w:rPr>
+        <w:t xml:space="preserve">Express 5, not 4. In Express 4 an async handler that throws crashes the process, which is why tutorials wrap handlers or install express-async-errors. Express 5 forwards rejected promises to the error handler automatically, so that wrapper is unnecessary. Also app.del() is removed and wildcards are /*splat rather than /*.</w:t>
+      </w:r>
+    </w:p>
+    <w:p>
+      <w:pPr>
+        <w:pStyle w:val="ListParagraph"/>
+        <w:numPr>
+          <w:ilvl w:val="0"/>
+          <w:numId w:val="1"/>
+        </w:numPr>
+        <w:spacing w:after="60"/>
+      </w:pPr>
+      <w:r>
+        <w:rPr>
+          <w:sz w:val="20"/>
+          <w:szCs w:val="20"/>
+        </w:rPr>
+        <w:t xml:space="preserve">Zod 4, not 3. The API is unchanged, but a ZodError exposes .issues, not .errors. Every Zod 3 tutorial uses .errors, which does not exist in Zod 4.</w:t>
+      </w:r>
+    </w:p>
+    <w:p>
+      <w:r>
+        <w:br w:type="page"/>
+      </w:r>
+    </w:p>
+    <w:p>
+      <w:pPr>
+        <w:pStyle w:val="Heading1"/>
+        <w:pBdr>
+          <w:bottom w:val="single" w:color="8A6D1F" w:sz="8" w:space="4"/>
+        </w:pBdr>
+        <w:spacing w:after="160" w:before="420"/>
+      </w:pPr>
+      <w:r>
+        <w:rPr>
+          <w:b/>
+          <w:bCs/>
+          <w:color w:val="1F3352"/>
+          <w:sz w:val="28"/>
+          <w:szCs w:val="28"/>
+        </w:rPr>
+        <w:t xml:space="preserve">File 008 — apps/api/tsconfig.json</w:t>
+      </w:r>
+    </w:p>
+    <w:p>
+      <w:pPr>
+        <w:pStyle w:val="Heading3"/>
+        <w:spacing w:after="80" w:before="200"/>
+      </w:pPr>
+      <w:r>
+        <w:rPr>
+          <w:b/>
+          <w:bCs/>
+          <w:color w:val="8A6D1F"/>
+          <w:sz w:val="21"/>
+          <w:szCs w:val="21"/>
+        </w:rPr>
+        <w:t xml:space="preserve">1 · Why this file exists</w:t>
+      </w:r>
+    </w:p>
+    <w:p>
+      <w:pPr>
+        <w:spacing w:after="120"/>
+      </w:pPr>
+      <w:r>
+        <w:rPr>
+          <w:b w:val="false"/>
+          <w:bCs w:val="false"/>
+          <w:i w:val="false"/>
+          <w:iCs w:val="false"/>
+          <w:sz w:val="20"/>
+          <w:szCs w:val="20"/>
+        </w:rPr>
+        <w:t xml:space="preserve">TypeScript is not a runtime — Node cannot execute a .ts file. Something has to say which files to compile, which JavaScript version to emit, which module system to use and how strict to be. It is also what makes the editor useful: VS Code's language server reads this file, so without it there is no autocomplete on Express objects and no error highlighting.</w:t>
+      </w:r>
+    </w:p>
+    <w:p>
+      <w:pPr>
+        <w:pStyle w:val="Heading3"/>
+        <w:spacing w:after="80" w:before="200"/>
+      </w:pPr>
+      <w:r>
+        <w:rPr>
+          <w:b/>
+          <w:bCs/>
+          <w:color w:val="8A6D1F"/>
+          <w:sz w:val="21"/>
+          <w:szCs w:val="21"/>
+        </w:rPr>
+        <w:t xml:space="preserve">2 · Why it is a separate file</w:t>
+      </w:r>
+    </w:p>
+    <w:p>
+      <w:pPr>
+        <w:spacing w:after="120"/>
+      </w:pPr>
+      <w:r>
+        <w:rPr>
+          <w:b w:val="false"/>
+          <w:bCs w:val="false"/>
+          <w:i w:val="false"/>
+          <w:iCs w:val="false"/>
+          <w:sz w:val="20"/>
+          <w:szCs w:val="20"/>
+        </w:rPr>
+        <w:t xml:space="preserve">The name is fixed by tsc. TypeScript deliberately does not allow config inside package.json, unlike Jest or ESLint, because tsconfig supports `extends` — apps/api and apps/web will want to share strictness while differing on target and module, which is impossible if the config is buried in a manifest. Conceptually: package.json says what to install and which commands exist; tsconfig says how to compile. Per-app rather than root because the API targets Node with no DOM, while the frontend targets a browser with DOM types and JSX.</w:t>
+      </w:r>
+    </w:p>
+    <w:p>
+      <w:pPr>
+        <w:pStyle w:val="Heading3"/>
+        <w:spacing w:after="80" w:before="200"/>
+      </w:pPr>
+      <w:r>
+        <w:rPr>
+          <w:b/>
+          <w:bCs/>
+          <w:color w:val="8A6D1F"/>
+          <w:sz w:val="21"/>
+          <w:szCs w:val="21"/>
+        </w:rPr>
+        <w:t xml:space="preserve">3 · What we do in this file</w:t>
+      </w:r>
+    </w:p>
+    <w:p>
+      <w:pPr>
+        <w:spacing w:after="120"/>
+      </w:pPr>
+      <w:r>
+        <w:rPr>
+          <w:b w:val="false"/>
+          <w:bCs w:val="false"/>
+          <w:i w:val="false"/>
+          <w:iCs w:val="false"/>
+          <w:sz w:val="20"/>
+          <w:szCs w:val="20"/>
+        </w:rPr>
+        <w:t xml:space="preserve">ES2023 target and lib (no DOM) · NodeNext module and moduleResolution · types restricted to node · rootDir src, outDir dist · strict: true · verbatimModuleSyntax · forceConsistentCasingInFileNames · sourceMap · skipLibCheck · resolveJsonModule · include src/**/*.ts.</w:t>
+      </w:r>
+    </w:p>
+    <w:p>
+      <w:pPr>
+        <w:pStyle w:val="Heading3"/>
+        <w:spacing w:after="80" w:before="200"/>
+      </w:pPr>
+      <w:r>
+        <w:rPr>
+          <w:b/>
+          <w:bCs/>
+          <w:color w:val="8A6D1F"/>
+          <w:sz w:val="21"/>
+          <w:szCs w:val="21"/>
+        </w:rPr>
+        <w:t xml:space="preserve">4 · Changes made later</w:t>
+      </w:r>
+    </w:p>
+    <w:p>
+      <w:pPr>
+        <w:spacing w:after="160"/>
+        <w:ind w:left="360"/>
+      </w:pPr>
+      <w:r>
+        <w:rPr>
+          <w:i/>
+          <w:iCs/>
+          <w:color w:val="9A9A9A"/>
+          <w:sz w:val="19"/>
+          <w:szCs w:val="19"/>
+        </w:rPr>
+        <w:t xml:space="preserve">[ Date any later change to this file here. ]</w:t>
+      </w:r>
+    </w:p>
+    <w:p>
+      <w:pPr>
+        <w:pStyle w:val="Heading3"/>
+        <w:spacing w:after="80" w:before="200"/>
+      </w:pPr>
+      <w:r>
+        <w:rPr>
+          <w:b/>
+          <w:bCs/>
+          <w:color w:val="8A6D1F"/>
+          <w:sz w:val="21"/>
+          <w:szCs w:val="21"/>
+        </w:rPr>
+        <w:t xml:space="preserve">5 · Where it sits</w:t>
+      </w:r>
+    </w:p>
+    <w:p>
+      <w:pPr>
+        <w:spacing w:after="120"/>
+      </w:pPr>
+      <w:r>
+        <w:rPr>
+          <w:b w:val="false"/>
+          <w:bCs w:val="false"/>
+          <w:i w:val="false"/>
+          <w:iCs w:val="false"/>
+          <w:sz w:val="20"/>
+          <w:szCs w:val="20"/>
+        </w:rPr>
+        <w:t xml:space="preserve">apps/api/tsconfig.json. Read by three things: tsc (for build and typecheck), tsx (which reads it for module resolution but deliberately skips type checking, which is why npm run typecheck exists separately), and VS Code's language server.</w:t>
+      </w:r>
+    </w:p>
+    <w:p>
+      <w:pPr>
+        <w:pStyle w:val="Heading3"/>
+        <w:spacing w:after="80" w:before="200"/>
+      </w:pPr>
+      <w:r>
+        <w:rPr>
+          <w:b/>
+          <w:bCs/>
+          <w:color w:val="8A6D1F"/>
+          <w:sz w:val="21"/>
+          <w:szCs w:val="21"/>
+        </w:rPr>
+        <w:t xml:space="preserve">6 · Libraries used here</w:t>
+      </w:r>
+    </w:p>
+    <w:p>
+      <w:pPr>
+        <w:spacing w:after="120"/>
+      </w:pPr>
+      <w:r>
+        <w:rPr>
+          <w:b w:val="false"/>
+          <w:bCs w:val="false"/>
+          <w:i w:val="false"/>
+          <w:iCs w:val="false"/>
+          <w:sz w:val="20"/>
+          <w:szCs w:val="20"/>
+        </w:rPr>
+        <w:t xml:space="preserve">None imported, but two from File 007 are governed here. typescript provides tsc and the language server. @types/node is what “types”: [“node”] refers to — without it, process.env, Buffer and every Node built-in would be undefined types.</w:t>
+      </w:r>
+    </w:p>
+    <w:p>
+      <w:pPr>
+        <w:pStyle w:val="Heading3"/>
+        <w:spacing w:after="80" w:before="200"/>
+      </w:pPr>
+      <w:r>
+        <w:rPr>
+          <w:b/>
+          <w:bCs/>
+          <w:color w:val="8A6D1F"/>
+          <w:sz w:val="21"/>
+          <w:szCs w:val="21"/>
+        </w:rPr>
+        <w:t xml:space="preserve">7 · Functions in this file</w:t>
+      </w:r>
+    </w:p>
+    <w:p>
+      <w:pPr>
+        <w:spacing w:after="120"/>
+      </w:pPr>
+      <w:r>
+        <w:rPr>
+          <w:b w:val="false"/>
+          <w:bCs w:val="false"/>
+          <w:i w:val="false"/>
+          <w:iCs w:val="false"/>
+          <w:sz w:val="20"/>
+          <w:szCs w:val="20"/>
+        </w:rPr>
+        <w:t xml:space="preserve">None. Declarative JSON.</w:t>
+      </w:r>
+    </w:p>
+    <w:p>
+      <w:pPr>
+        <w:pStyle w:val="Heading3"/>
+        <w:spacing w:after="80" w:before="200"/>
+      </w:pPr>
+      <w:r>
+        <w:rPr>
+          <w:b/>
+          <w:bCs/>
+          <w:color w:val="8A6D1F"/>
+          <w:sz w:val="21"/>
+          <w:szCs w:val="21"/>
+        </w:rPr>
+        <w:t xml:space="preserve">8 · Technical terms introduced</w:t>
+      </w:r>
+    </w:p>
+    <w:p>
+      <w:pPr>
+        <w:spacing w:after="120"/>
+      </w:pPr>
+      <w:r>
+        <w:rPr>
+          <w:b w:val="false"/>
+          <w:bCs w:val="false"/>
+          <w:i w:val="false"/>
+          <w:iCs w:val="false"/>
+          <w:sz w:val="20"/>
+          <w:szCs w:val="20"/>
+        </w:rPr>
+        <w:t xml:space="preserve">transpilation · type erasure · target vs lib · strict mode · strictNullChecks · noImplicitAny · any · source map · declaration file (.d.ts) · language server · type-only import · glob **</w:t>
+      </w:r>
+    </w:p>
+    <w:p>
+      <w:pPr>
+        <w:pStyle w:val="Heading3"/>
+        <w:spacing w:after="80" w:before="200"/>
+      </w:pPr>
+      <w:r>
+        <w:rPr>
+          <w:b/>
+          <w:bCs/>
+          <w:color w:val="8A6D1F"/>
+          <w:sz w:val="21"/>
+          <w:szCs w:val="21"/>
+        </w:rPr>
+        <w:t xml:space="preserve">9 · Why this approach and not another</w:t>
+      </w:r>
+    </w:p>
+    <w:p>
+      <w:pPr>
+        <w:pStyle w:val="ListParagraph"/>
+        <w:numPr>
+          <w:ilvl w:val="0"/>
+          <w:numId w:val="1"/>
+        </w:numPr>
+        <w:spacing w:after="60"/>
+      </w:pPr>
+      <w:r>
+        <w:rPr>
+          <w:b/>
+          <w:bCs/>
+          <w:sz w:val="20"/>
+          <w:szCs w:val="20"/>
+        </w:rPr>
+        <w:t xml:space="preserve">strict: true from the start</w:t>
+      </w:r>
+      <w:r>
+        <w:rPr>
+          <w:sz w:val="20"/>
+          <w:szCs w:val="20"/>
+        </w:rPr>
+        <w:t xml:space="preserve"> — strictness is only cheap before code exists. Retrofitting means fixing hundreds of errors at once, which is how projects end up leaving it off permanently.</w:t>
+      </w:r>
+    </w:p>
+    <w:p>
+      <w:pPr>
+        <w:pStyle w:val="ListParagraph"/>
+        <w:numPr>
+          <w:ilvl w:val="0"/>
+          <w:numId w:val="1"/>
+        </w:numPr>
+        <w:spacing w:after="60"/>
+      </w:pPr>
+      <w:r>
+        <w:rPr>
+          <w:b/>
+          <w:bCs/>
+          <w:sz w:val="20"/>
+          <w:szCs w:val="20"/>
+        </w:rPr>
+        <w:t xml:space="preserve">NodeNext over moduleResolution Bundler</w:t>
+      </w:r>
+      <w:r>
+        <w:rPr>
+          <w:sz w:val="20"/>
+          <w:szCs w:val="20"/>
+        </w:rPr>
+        <w:t xml:space="preserve"> — Bundler is more forgiving and needs no .js extensions, but it is correct only when a bundler processes the output. The API has no bundler — Node loads the files directly — so Bundler would emit imports Node cannot resolve, failing at runtime instead of compile time.</w:t>
+      </w:r>
+    </w:p>
+    <w:p>
+      <w:pPr>
+        <w:pStyle w:val="ListParagraph"/>
+        <w:numPr>
+          <w:ilvl w:val="0"/>
+          <w:numId w:val="1"/>
+        </w:numPr>
+        <w:spacing w:after="60"/>
+      </w:pPr>
+      <w:r>
+        <w:rPr>
+          <w:b/>
+          <w:bCs/>
+          <w:sz w:val="20"/>
+          <w:szCs w:val="20"/>
+        </w:rPr>
+        <w:t xml:space="preserve">ES2023 over ES2015 or ESNext</w:t>
+      </w:r>
+      <w:r>
+        <w:rPr>
+          <w:sz w:val="20"/>
+          <w:szCs w:val="20"/>
+        </w:rPr>
+        <w:t xml:space="preserve"> — ES2015 would down-compile everything for no benefit; ESNext is a moving target that could emit syntax Node 22 does not support.</w:t>
+      </w:r>
+    </w:p>
+    <w:p>
+      <w:pPr>
+        <w:pStyle w:val="ListParagraph"/>
+        <w:numPr>
+          <w:ilvl w:val="0"/>
+          <w:numId w:val="1"/>
+        </w:numPr>
+        <w:spacing w:after="60"/>
+      </w:pPr>
+      <w:r>
+        <w:rPr>
+          <w:b/>
+          <w:bCs/>
+          <w:sz w:val="20"/>
+          <w:szCs w:val="20"/>
+        </w:rPr>
+        <w:t xml:space="preserve">No DOM in lib</w:t>
+      </w:r>
+      <w:r>
+        <w:rPr>
+          <w:sz w:val="20"/>
+          <w:szCs w:val="20"/>
+        </w:rPr>
+        <w:t xml:space="preserve"> — makes document.getElementById a compile error on the server. Costs nothing, prevents writing browser-only code that type-checks and crashes in a container.</w:t>
+      </w:r>
+    </w:p>
+    <w:p>
+      <w:pPr>
+        <w:pStyle w:val="ListParagraph"/>
+        <w:numPr>
+          <w:ilvl w:val="0"/>
+          <w:numId w:val="1"/>
+        </w:numPr>
+        <w:spacing w:after="60"/>
+      </w:pPr>
+      <w:r>
+        <w:rPr>
+          <w:b/>
+          <w:bCs/>
+          <w:sz w:val="20"/>
+          <w:szCs w:val="20"/>
+        </w:rPr>
+        <w:t xml:space="preserve">tsc for building, tsx for development</w:t>
+      </w:r>
+      <w:r>
+        <w:rPr>
+          <w:sz w:val="20"/>
+          <w:szCs w:val="20"/>
+        </w:rPr>
+        <w:t xml:space="preserve"> — tsx prioritises startup speed and skips type checking; tsc type-checks properly and emits production output. tsc --watch would mean waiting for a full type-check on every save.</w:t>
+      </w:r>
+    </w:p>
+    <w:p>
+      <w:pPr>
+        <w:pStyle w:val="ListParagraph"/>
+        <w:numPr>
+          <w:ilvl w:val="0"/>
+          <w:numId w:val="1"/>
+        </w:numPr>
+        <w:spacing w:after="60"/>
+      </w:pPr>
+      <w:r>
+        <w:rPr>
+          <w:b/>
+          <w:bCs/>
+          <w:sz w:val="20"/>
+          <w:szCs w:val="20"/>
+        </w:rPr>
+        <w:t xml:space="preserve">Not esbuild or SWC to build</w:t>
+      </w:r>
+      <w:r>
+        <w:rPr>
+          <w:sz w:val="20"/>
+          <w:szCs w:val="20"/>
+        </w:rPr>
+        <w:t xml:space="preserve"> — both are far faster and skip type checking entirely, so tsc --noEmit would still be needed in CI. One tool instead of two.</w:t>
+      </w:r>
+    </w:p>
+    <w:p>
+      <w:pPr>
+        <w:pStyle w:val="ListParagraph"/>
+        <w:numPr>
+          <w:ilvl w:val="0"/>
+          <w:numId w:val="1"/>
+        </w:numPr>
+        <w:spacing w:after="60"/>
+      </w:pPr>
+      <w:r>
+        <w:rPr>
+          <w:b/>
+          <w:bCs/>
+          <w:sz w:val="20"/>
+          <w:szCs w:val="20"/>
+        </w:rPr>
+        <w:t xml:space="preserve">No noUncheckedIndexedAccess</w:t>
+      </w:r>
+      <w:r>
+        <w:rPr>
+          <w:sz w:val="20"/>
+          <w:szCs w:val="20"/>
+        </w:rPr>
+        <w:t xml:space="preserve"> — it catches real index-out-of-bounds bugs but makes ordinary loops noticeably more annoying. Reconsider if such a bug actually appears.</w:t>
+      </w:r>
+    </w:p>
+    <w:p>
+      <w:pPr>
+        <w:pStyle w:val="Heading3"/>
+        <w:spacing w:after="80" w:before="200"/>
+      </w:pPr>
+      <w:r>
+        <w:rPr>
+          <w:b/>
+          <w:bCs/>
+          <w:color w:val="8A6D1F"/>
+          <w:sz w:val="21"/>
+          <w:szCs w:val="21"/>
+        </w:rPr>
+        <w:t xml:space="preserve">verbatimModuleSyntax — why it matters</w:t>
+      </w:r>
+    </w:p>
+    <w:p>
+      <w:pPr>
+        <w:pStyle w:val="ListParagraph"/>
+        <w:numPr>
+          <w:ilvl w:val="0"/>
+          <w:numId w:val="1"/>
+        </w:numPr>
+        <w:spacing w:after="60"/>
+      </w:pPr>
+      <w:r>
+        <w:rPr>
+          <w:sz w:val="20"/>
+          <w:szCs w:val="20"/>
+        </w:rPr>
+        <w:t xml:space="preserve">tsx transpiles one file at a time, so it cannot tell whether an imported name is a type or a value. A type-only import would survive into the output and fail at runtime when Node tries to import something that does not exist as a value.</w:t>
+      </w:r>
+    </w:p>
+    <w:p>
+      <w:pPr>
+        <w:pStyle w:val="ListParagraph"/>
+        <w:numPr>
+          <w:ilvl w:val="0"/>
+          <w:numId w:val="1"/>
+        </w:numPr>
+        <w:spacing w:after="60"/>
+      </w:pPr>
+      <w:r>
+        <w:rPr>
+          <w:sz w:val="20"/>
+          <w:szCs w:val="20"/>
+        </w:rPr>
+        <w:t xml:space="preserve">This option forces the distinction to be explicit: `import type { Request } from “express”` for types, plain `import express from “express”` for values.</w:t>
+      </w:r>
+    </w:p>
+    <w:p>
+      <w:r>
+        <w:br w:type="page"/>
+      </w:r>
+    </w:p>
+    <w:p>
+      <w:pPr>
+        <w:pStyle w:val="Heading1"/>
+        <w:pBdr>
+          <w:bottom w:val="single" w:color="8A6D1F" w:sz="8" w:space="4"/>
+        </w:pBdr>
+        <w:spacing w:after="160" w:before="420"/>
+      </w:pPr>
+      <w:r>
+        <w:rPr>
+          <w:b/>
+          <w:bCs/>
+          <w:color w:val="1F3352"/>
+          <w:sz w:val="28"/>
+          <w:szCs w:val="28"/>
+        </w:rPr>
+        <w:t xml:space="preserve">File 009 — apps/api/src/config/env.ts</w:t>
+      </w:r>
+    </w:p>
+    <w:p>
+      <w:pPr>
+        <w:pStyle w:val="Heading3"/>
+        <w:spacing w:after="80" w:before="200"/>
+      </w:pPr>
+      <w:r>
+        <w:rPr>
+          <w:b/>
+          <w:bCs/>
+          <w:color w:val="8A6D1F"/>
+          <w:sz w:val="21"/>
+          <w:szCs w:val="21"/>
+        </w:rPr>
+        <w:t xml:space="preserve">1 · Why this file exists</w:t>
+      </w:r>
+    </w:p>
+    <w:p>
+      <w:pPr>
+        <w:spacing w:after="120"/>
+      </w:pPr>
+      <w:r>
+        <w:rPr>
+          <w:b w:val="false"/>
+          <w:bCs w:val="false"/>
+          <w:i w:val="false"/>
+          <w:iCs w:val="false"/>
+          <w:sz w:val="20"/>
+          <w:szCs w:val="20"/>
+        </w:rPr>
+        <w:t xml:space="preserve">Environment variables have three properties that make them dangerous used raw. Every value is a string, so API_PORT is “4000” and MINIO_USE_SSL is “false” — which is truthy in JavaScript, so `if (process.env.MINIO_USE_SSL)` silently takes the wrong branch. Every value might be undefined, so a typo like MONGO_URl produces undefined and a connection error that says nothing about the typo. And failures surface late — a missing JWT secret is discovered at the first login, not at startup. This file fixes all three: validate at startup, crash loudly, export one typed object.</w:t>
+      </w:r>
+    </w:p>
+    <w:p>
+      <w:pPr>
+        <w:pStyle w:val="Heading3"/>
+        <w:spacing w:after="80" w:before="200"/>
+      </w:pPr>
+      <w:r>
+        <w:rPr>
+          <w:b/>
+          <w:bCs/>
+          <w:color w:val="8A6D1F"/>
+          <w:sz w:val="21"/>
+          <w:szCs w:val="21"/>
+        </w:rPr>
+        <w:t xml:space="preserve">2 · Why it is a separate file</w:t>
+      </w:r>
+    </w:p>
+    <w:p>
+      <w:pPr>
+        <w:spacing w:after="120"/>
+      </w:pPr>
+      <w:r>
+        <w:rPr>
+          <w:b w:val="false"/>
+          <w:bCs w:val="false"/>
+          <w:i w:val="false"/>
+          <w:iCs w:val="false"/>
+          <w:sz w:val="20"/>
+          <w:szCs w:val="20"/>
+        </w:rPr>
+        <w:t xml:space="preserve">From infra/.env by role — that file supplies values, this one validates and types them. From server.ts because this is a leaf module: it imports Zod and nothing from our own code, so any file can import it without risking a circular dependency. If validation lived in server.ts, then storageService needing MINIO_BUCKET would import server.ts, which imports app.ts, which imports the service. In config/ rather than loose in src/ because logger.ts and constants.ts are coming.</w:t>
+      </w:r>
+    </w:p>
+    <w:p>
+      <w:pPr>
+        <w:pStyle w:val="Heading3"/>
+        <w:spacing w:after="80" w:before="200"/>
+      </w:pPr>
+      <w:r>
+        <w:rPr>
+          <w:b/>
+          <w:bCs/>
+          <w:color w:val="8A6D1F"/>
+          <w:sz w:val="21"/>
+          <w:szCs w:val="21"/>
+        </w:rPr>
+        <w:t xml:space="preserve">3 · What we do in this file</w:t>
+      </w:r>
+    </w:p>
+    <w:p>
+      <w:pPr>
+        <w:spacing w:after="120"/>
+      </w:pPr>
+      <w:r>
+        <w:rPr>
+          <w:b w:val="false"/>
+          <w:bCs w:val="false"/>
+          <w:i w:val="false"/>
+          <w:iCs w:val="false"/>
+          <w:sz w:val="20"/>
+          <w:szCs w:val="20"/>
+        </w:rPr>
+        <w:t xml:space="preserve">A Zod schema covering all 22 variables, parsed once with safeParse. Coercion for every numeric value; an enum plus transform for MINIO_USE_SSL; a comma-split transform for ALLOWED_EXTENSIONS; a minimum length of 32 on both JWT secrets; and a .refine() enforcing that the two secrets differ. On failure it prints one line per problem and exits 1. On success it exports `env` and the type `Env`.</w:t>
+      </w:r>
+    </w:p>
+    <w:p>
+      <w:pPr>
+        <w:pStyle w:val="Heading3"/>
+        <w:spacing w:after="80" w:before="200"/>
+      </w:pPr>
+      <w:r>
+        <w:rPr>
+          <w:b/>
+          <w:bCs/>
+          <w:color w:val="8A6D1F"/>
+          <w:sz w:val="21"/>
+          <w:szCs w:val="21"/>
+        </w:rPr>
+        <w:t xml:space="preserve">4 · Changes made later</w:t>
+      </w:r>
+    </w:p>
+    <w:p>
+      <w:pPr>
+        <w:spacing w:after="160"/>
+        <w:ind w:left="360"/>
+      </w:pPr>
+      <w:r>
+        <w:rPr>
+          <w:i/>
+          <w:iCs/>
+          <w:color w:val="9A9A9A"/>
+          <w:sz w:val="19"/>
+          <w:szCs w:val="19"/>
+        </w:rPr>
+        <w:t xml:space="preserve">[ Date any later change to this file here. ]</w:t>
+      </w:r>
+    </w:p>
+    <w:p>
+      <w:pPr>
+        <w:pStyle w:val="Heading3"/>
+        <w:spacing w:after="80" w:before="200"/>
+      </w:pPr>
+      <w:r>
+        <w:rPr>
+          <w:b/>
+          <w:bCs/>
+          <w:color w:val="8A6D1F"/>
+          <w:sz w:val="21"/>
+          <w:szCs w:val="21"/>
+        </w:rPr>
+        <w:t xml:space="preserve">5 · Where it sits</w:t>
+      </w:r>
+    </w:p>
+    <w:p>
+      <w:pPr>
+        <w:spacing w:after="120"/>
+      </w:pPr>
+      <w:r>
+        <w:rPr>
+          <w:b w:val="false"/>
+          <w:bCs w:val="false"/>
+          <w:i w:val="false"/>
+          <w:iCs w:val="false"/>
+          <w:sz w:val="20"/>
+          <w:szCs w:val="20"/>
+        </w:rPr>
+        <w:t xml:space="preserve">apps/api/src/config/env.ts — the first file in src/.</w:t>
+      </w:r>
+    </w:p>
+    <w:p>
+      <w:pPr>
+        <w:spacing w:after="120"/>
+      </w:pPr>
+      <w:r>
+        <w:rPr>
+          <w:b w:val="false"/>
+          <w:bCs w:val="false"/>
+          <w:i w:val="false"/>
+          <w:iCs w:val="false"/>
+          <w:sz w:val="20"/>
+          <w:szCs w:val="20"/>
+        </w:rPr>
+        <w:t xml:space="preserve">Flow: infra/.env → Docker Compose or --env-file → process.env (strings, possibly missing) → this file → export const env (typed, complete, guaranteed valid) → imported by server.ts, app.ts, db/connect.ts, storageService, utils/jwt.</w:t>
+      </w:r>
+    </w:p>
+    <w:p>
+      <w:pPr>
+        <w:pStyle w:val="Heading3"/>
+        <w:spacing w:after="80" w:before="200"/>
+      </w:pPr>
+      <w:r>
+        <w:rPr>
+          <w:b/>
+          <w:bCs/>
+          <w:color w:val="8A6D1F"/>
+          <w:sz w:val="21"/>
+          <w:szCs w:val="21"/>
+        </w:rPr>
+        <w:t xml:space="preserve">6 · Libraries used here</w:t>
+      </w:r>
+    </w:p>
+    <w:p>
+      <w:pPr>
+        <w:spacing w:after="120"/>
+      </w:pPr>
+      <w:r>
+        <w:rPr>
+          <w:b w:val="false"/>
+          <w:bCs w:val="false"/>
+          <w:i w:val="false"/>
+          <w:iCs w:val="false"/>
+          <w:sz w:val="20"/>
+          <w:szCs w:val="20"/>
+        </w:rPr>
+        <w:t xml:space="preserve">No new packages. Zod used for the first time: z.object, z.coerce.number, .transform, .refine, .safeParse, and .issues. Considered envalid and dotenv-safe, which are purpose-built for env validation, and rejected both — a second validation library alongside one we need anyway for request bodies. @types/node provides the type for process.env, console and process.exit as globals.</w:t>
+      </w:r>
+    </w:p>
+    <w:p>
+      <w:pPr>
+        <w:pStyle w:val="Heading3"/>
+        <w:spacing w:after="80" w:before="200"/>
+      </w:pPr>
+      <w:r>
+        <w:rPr>
+          <w:b/>
+          <w:bCs/>
+          <w:color w:val="8A6D1F"/>
+          <w:sz w:val="21"/>
+          <w:szCs w:val="21"/>
+        </w:rPr>
+        <w:t xml:space="preserve">7 · Functions in this file</w:t>
+      </w:r>
+    </w:p>
+    <w:p>
+      <w:pPr>
+        <w:spacing w:after="120"/>
+      </w:pPr>
+      <w:r>
+        <w:rPr>
+          <w:b w:val="false"/>
+          <w:bCs w:val="false"/>
+          <w:i w:val="false"/>
+          <w:iCs w:val="false"/>
+          <w:sz w:val="20"/>
+          <w:szCs w:val="20"/>
+        </w:rPr>
+        <w:t xml:space="preserve">No named functions. Three arrow functions passed to Zod: (v) =&gt; v === “true” for the MINIO_USE_SSL transform (in: string, out: boolean); (s) =&gt; s.split(“,”).map(e =&gt; e.trim().toLowerCase()) for ALLOWED_EXTENSIONS (in: string, out: string[]); and (e) =&gt; e.JWT_ACCESS_SECRET !== e.JWT_REFRESH_SECRET as the refine predicate (out: boolean, where false means invalid).</w:t>
+      </w:r>
+    </w:p>
+    <w:p>
+      <w:pPr>
+        <w:spacing w:after="120"/>
+      </w:pPr>
+      <w:r>
+        <w:rPr>
+          <w:b w:val="false"/>
+          <w:bCs w:val="false"/>
+          <w:i w:val="false"/>
+          <w:iCs w:val="false"/>
+          <w:sz w:val="20"/>
+          <w:szCs w:val="20"/>
+        </w:rPr>
+        <w:t xml:space="preserve">The module body itself runs once on import — a deliberate side effect on import, so validation happens before any other code regardless of which file imports it first.</w:t>
+      </w:r>
+    </w:p>
+    <w:p>
+      <w:pPr>
+        <w:pStyle w:val="Heading3"/>
+        <w:spacing w:after="80" w:before="200"/>
+      </w:pPr>
+      <w:r>
+        <w:rPr>
+          <w:b/>
+          <w:bCs/>
+          <w:color w:val="8A6D1F"/>
+          <w:sz w:val="21"/>
+          <w:szCs w:val="21"/>
+        </w:rPr>
+        <w:t xml:space="preserve">8 · Technical terms introduced</w:t>
+      </w:r>
+    </w:p>
+    <w:p>
+      <w:pPr>
+        <w:spacing w:after="120"/>
+      </w:pPr>
+      <w:r>
+        <w:rPr>
+          <w:b w:val="false"/>
+          <w:bCs w:val="false"/>
+          <w:i w:val="false"/>
+          <w:iCs w:val="false"/>
+          <w:sz w:val="20"/>
+          <w:szCs w:val="20"/>
+        </w:rPr>
+        <w:t xml:space="preserve">schema · validation · coercion · transform · refinement · fail fast · exit code · stdout vs stderr · control-flow narrowing · never type · truthiness · entropy · side effect on import · leaf module · circular import</w:t>
+      </w:r>
+    </w:p>
+    <w:p>
+      <w:pPr>
+        <w:pStyle w:val="Heading3"/>
+        <w:spacing w:after="80" w:before="200"/>
+      </w:pPr>
+      <w:r>
+        <w:rPr>
+          <w:b/>
+          <w:bCs/>
+          <w:color w:val="8A6D1F"/>
+          <w:sz w:val="21"/>
+          <w:szCs w:val="21"/>
+        </w:rPr>
+        <w:t xml:space="preserve">9 · Why this approach and not another</w:t>
+      </w:r>
+    </w:p>
+    <w:p>
+      <w:pPr>
+        <w:pStyle w:val="ListParagraph"/>
+        <w:numPr>
+          <w:ilvl w:val="0"/>
+          <w:numId w:val="1"/>
+        </w:numPr>
+        <w:spacing w:after="60"/>
+      </w:pPr>
+      <w:r>
+        <w:rPr>
+          <w:b/>
+          <w:bCs/>
+          <w:sz w:val="20"/>
+          <w:szCs w:val="20"/>
+        </w:rPr>
+        <w:t xml:space="preserve">Validate at startup over validating at use</w:t>
+      </w:r>
+      <w:r>
+        <w:rPr>
+          <w:sz w:val="20"/>
+          <w:szCs w:val="20"/>
+        </w:rPr>
+        <w:t xml:space="preserve"> — scattered checks are easy to forget and fail at unpredictable times. One parse means one place to look and one moment of failure.</w:t>
+      </w:r>
+    </w:p>
+    <w:p>
+      <w:pPr>
+        <w:pStyle w:val="ListParagraph"/>
+        <w:numPr>
+          <w:ilvl w:val="0"/>
+          <w:numId w:val="1"/>
+        </w:numPr>
+        <w:spacing w:after="60"/>
+      </w:pPr>
+      <w:r>
+        <w:rPr>
+          <w:b/>
+          <w:bCs/>
+          <w:sz w:val="20"/>
+          <w:szCs w:val="20"/>
+        </w:rPr>
+        <w:t xml:space="preserve">safeParse over parse</w:t>
+      </w:r>
+      <w:r>
+        <w:rPr>
+          <w:sz w:val="20"/>
+          <w:szCs w:val="20"/>
+        </w:rPr>
+        <w:t xml:space="preserve"> — parse throws, and an uncaught Zod error prints a large unreadable JSON blob. safeParse lets us print one line per problem — and control what is printed, so no secrets reach the logs.</w:t>
+      </w:r>
+    </w:p>
+    <w:p>
+      <w:pPr>
+        <w:pStyle w:val="ListParagraph"/>
+        <w:numPr>
+          <w:ilvl w:val="0"/>
+          <w:numId w:val="1"/>
+        </w:numPr>
+        <w:spacing w:after="60"/>
+      </w:pPr>
+      <w:r>
+        <w:rPr>
+          <w:b/>
+          <w:bCs/>
+          <w:sz w:val="20"/>
+          <w:szCs w:val="20"/>
+        </w:rPr>
+        <w:t xml:space="preserve">Crash over falling back to defaults</w:t>
+      </w:r>
+      <w:r>
+        <w:rPr>
+          <w:sz w:val="20"/>
+          <w:szCs w:val="20"/>
+        </w:rPr>
+        <w:t xml:space="preserve"> — process.env.API_PORT || 4000 is fine for a port and catastrophic for a secret. Rather than reason case-by-case, only genuinely optional variables get .default(), and secrets never do.</w:t>
+      </w:r>
+    </w:p>
+    <w:p>
+      <w:pPr>
+        <w:pStyle w:val="ListParagraph"/>
+        <w:numPr>
+          <w:ilvl w:val="0"/>
+          <w:numId w:val="1"/>
+        </w:numPr>
+        <w:spacing w:after="60"/>
+      </w:pPr>
+      <w:r>
+        <w:rPr>
+          <w:b/>
+          <w:bCs/>
+          <w:sz w:val="20"/>
+          <w:szCs w:val="20"/>
+        </w:rPr>
+        <w:t xml:space="preserve">Node's --env-file over the dotenv package</w:t>
+      </w:r>
+      <w:r>
+        <w:rPr>
+          <w:sz w:val="20"/>
+          <w:szCs w:val="20"/>
+        </w:rPr>
+        <w:t xml:space="preserve"> — Node has loaded .env files since 20.6, and it keeps this file pure — it validates process.env without caring how the values arrived.</w:t>
+      </w:r>
+    </w:p>
+    <w:p>
+      <w:pPr>
+        <w:pStyle w:val="ListParagraph"/>
+        <w:numPr>
+          <w:ilvl w:val="0"/>
+          <w:numId w:val="1"/>
+        </w:numPr>
+        <w:spacing w:after="60"/>
+      </w:pPr>
+      <w:r>
+        <w:rPr>
+          <w:b/>
+          <w:bCs/>
+          <w:sz w:val="20"/>
+          <w:szCs w:val="20"/>
+        </w:rPr>
+        <w:t xml:space="preserve">One exported object over individual constants</w:t>
+      </w:r>
+      <w:r>
+        <w:rPr>
+          <w:sz w:val="20"/>
+          <w:szCs w:val="20"/>
+        </w:rPr>
+        <w:t xml:space="preserve"> — env.MONGO_URI makes the origin obvious at every call site. Seeing env. tells you it came from configuration.</w:t>
+      </w:r>
+    </w:p>
+    <w:p>
+      <w:pPr>
+        <w:pStyle w:val="ListParagraph"/>
+        <w:numPr>
+          <w:ilvl w:val="0"/>
+          <w:numId w:val="1"/>
+        </w:numPr>
+        <w:spacing w:after="60"/>
+      </w:pPr>
+      <w:r>
+        <w:rPr>
+          <w:b/>
+          <w:bCs/>
+          <w:sz w:val="20"/>
+          <w:szCs w:val="20"/>
+        </w:rPr>
+        <w:t xml:space="preserve">MONGO_ROOT_USER and _PASSWORD deliberately absent</w:t>
+      </w:r>
+      <w:r>
+        <w:rPr>
+          <w:sz w:val="20"/>
+          <w:szCs w:val="20"/>
+        </w:rPr>
+        <w:t xml:space="preserve"> — they are consumed by the MongoDB container to create its admin account. The API never uses them — its credentials are embedded in MONGO_URI. Validating unused variables would misrepresent what this service needs.</w:t>
+      </w:r>
+    </w:p>
+    <w:p>
+      <w:pPr>
+        <w:pStyle w:val="Heading3"/>
+        <w:spacing w:after="80" w:before="200"/>
+      </w:pPr>
+      <w:r>
+        <w:rPr>
+          <w:b/>
+          <w:bCs/>
+          <w:color w:val="8A6D1F"/>
+          <w:sz w:val="21"/>
+          <w:szCs w:val="21"/>
+        </w:rPr>
+        <w:t xml:space="preserve">The truthiness fix, in detail</w:t>
+      </w:r>
+    </w:p>
+    <w:p>
+      <w:pPr>
+        <w:pStyle w:val="ListParagraph"/>
+        <w:numPr>
+          <w:ilvl w:val="0"/>
+          <w:numId w:val="1"/>
+        </w:numPr>
+        <w:spacing w:after="60"/>
+      </w:pPr>
+      <w:r>
+        <w:rPr>
+          <w:sz w:val="20"/>
+          <w:szCs w:val="20"/>
+        </w:rPr>
+        <w:t xml:space="preserve">z.coerce.boolean() would not help — Boolean(“false”) is true.</w:t>
+      </w:r>
+    </w:p>
+    <w:p>
+      <w:pPr>
+        <w:pStyle w:val="ListParagraph"/>
+        <w:numPr>
+          <w:ilvl w:val="0"/>
+          <w:numId w:val="1"/>
+        </w:numPr>
+        <w:spacing w:after="60"/>
+      </w:pPr>
+      <w:r>
+        <w:rPr>
+          <w:sz w:val="20"/>
+          <w:szCs w:val="20"/>
+        </w:rPr>
+        <w:t xml:space="preserve">The working form is z.enum([“true”,“false”]).transform(v =&gt; v === “true”). The enum validates the *input* is one of those exact strings, so “yes”, “1” and “TRUE” fail loudly instead of being misread. The transform then produces a real boolean.</w:t>
+      </w:r>
+    </w:p>
+    <w:p>
+      <w:pPr>
+        <w:pStyle w:val="ListParagraph"/>
+        <w:numPr>
+          <w:ilvl w:val="0"/>
+          <w:numId w:val="1"/>
+        </w:numPr>
+        <w:spacing w:after="60"/>
+      </w:pPr>
+      <w:r>
+        <w:rPr>
+          <w:sz w:val="20"/>
+          <w:szCs w:val="20"/>
+        </w:rPr>
+        <w:t xml:space="preserve">Input type string, output type boolean. That asymmetry is the mechanism.</w:t>
+      </w:r>
+    </w:p>
+    <w:p>
+      <w:r>
+        <w:br w:type="page"/>
+      </w:r>
+    </w:p>
+    <w:p>
+      <w:pPr>
+        <w:pStyle w:val="Heading1"/>
+        <w:pBdr>
+          <w:bottom w:val="single" w:color="8A6D1F" w:sz="8" w:space="4"/>
+        </w:pBdr>
+        <w:spacing w:after="160" w:before="420"/>
+      </w:pPr>
+      <w:r>
+        <w:rPr>
+          <w:b/>
+          <w:bCs/>
+          <w:color w:val="1F3352"/>
+          <w:sz w:val="28"/>
+          <w:szCs w:val="28"/>
+        </w:rPr>
+        <w:t xml:space="preserve">File 010 — apps/api/src/app.ts</w:t>
+      </w:r>
+    </w:p>
+    <w:p>
+      <w:pPr>
+        <w:pStyle w:val="Heading3"/>
+        <w:spacing w:after="80" w:before="200"/>
+      </w:pPr>
+      <w:r>
+        <w:rPr>
+          <w:b/>
+          <w:bCs/>
+          <w:color w:val="8A6D1F"/>
+          <w:sz w:val="21"/>
+          <w:szCs w:val="21"/>
+        </w:rPr>
+        <w:t xml:space="preserve">1 · Why this file exists</w:t>
+      </w:r>
+    </w:p>
+    <w:p>
+      <w:pPr>
+        <w:spacing w:after="120"/>
+      </w:pPr>
+      <w:r>
+        <w:rPr>
+          <w:b w:val="false"/>
+          <w:bCs w:val="false"/>
+          <w:i w:val="false"/>
+          <w:iCs w:val="false"/>
+          <w:sz w:val="20"/>
+          <w:szCs w:val="20"/>
+        </w:rPr>
+        <w:t xml:space="preserve">This is the object that turns an HTTP request into a response — where configuration, middleware and routes come together.</w:t>
+      </w:r>
+    </w:p>
+    <w:p>
+      <w:pPr>
+        <w:pStyle w:val="Heading3"/>
+        <w:spacing w:after="80" w:before="200"/>
+      </w:pPr>
+      <w:r>
+        <w:rPr>
+          <w:b/>
+          <w:bCs/>
+          <w:color w:val="8A6D1F"/>
+          <w:sz w:val="21"/>
+          <w:szCs w:val="21"/>
+        </w:rPr>
+        <w:t xml:space="preserve">2 · Why it is a separate file</w:t>
+      </w:r>
+    </w:p>
+    <w:p>
+      <w:pPr>
+        <w:spacing w:after="120"/>
+      </w:pPr>
+      <w:r>
+        <w:rPr>
+          <w:b w:val="false"/>
+          <w:bCs w:val="false"/>
+          <w:i w:val="false"/>
+          <w:iCs w:val="false"/>
+          <w:sz w:val="20"/>
+          <w:szCs w:val="20"/>
+        </w:rPr>
+        <w:t xml:space="preserve">An Express app is not a server. The app is a function: request in, response out. A server is a process bound to a TCP port. Keeping them apart is what makes the API testable — supertest can run the entire pipeline against createApp() without binding a port, so tests need no cleanup and can run in parallel. Combined, importing the module would start a real listener, two test files would collide on port 4000, and CI would fail intermittently. Also separate from route files: this assembles, they define endpoints, so adding a route never means editing a 300-line app.ts.</w:t>
+      </w:r>
+    </w:p>
+    <w:p>
+      <w:pPr>
+        <w:pStyle w:val="Heading3"/>
+        <w:spacing w:after="80" w:before="200"/>
+      </w:pPr>
+      <w:r>
+        <w:rPr>
+          <w:b/>
+          <w:bCs/>
+          <w:color w:val="8A6D1F"/>
+          <w:sz w:val="21"/>
+          <w:szCs w:val="21"/>
+        </w:rPr>
+        <w:t xml:space="preserve">3 · What we do in this file</w:t>
+      </w:r>
+    </w:p>
+    <w:p>
+      <w:pPr>
+        <w:spacing w:after="120"/>
+      </w:pPr>
+      <w:r>
+        <w:rPr>
+          <w:b w:val="false"/>
+          <w:bCs w:val="false"/>
+          <w:i w:val="false"/>
+          <w:iCs w:val="false"/>
+          <w:sz w:val="20"/>
+          <w:szCs w:val="20"/>
+        </w:rPr>
+        <w:t xml:space="preserve">createApp() disables x-powered-by, registers helmet, CORS from env.CORS_ORIGIN, and express.json with a 100kb limit; then a liveness /health endpoint returning status and uptime; then a catch-all JSON 404. Returns the app.</w:t>
+      </w:r>
+    </w:p>
+    <w:p>
+      <w:pPr>
+        <w:pStyle w:val="Heading3"/>
+        <w:spacing w:after="80" w:before="200"/>
+      </w:pPr>
+      <w:r>
+        <w:rPr>
+          <w:b/>
+          <w:bCs/>
+          <w:color w:val="8A6D1F"/>
+          <w:sz w:val="21"/>
+          <w:szCs w:val="21"/>
+        </w:rPr>
+        <w:t xml:space="preserve">4 · Changes made later</w:t>
+      </w:r>
+    </w:p>
+    <w:p>
+      <w:pPr>
+        <w:spacing w:after="120"/>
+      </w:pPr>
+      <w:r>
+        <w:rPr>
+          <w:b w:val="false"/>
+          <w:bCs w:val="false"/>
+          <w:i w:val="false"/>
+          <w:iCs w:val="false"/>
+          <w:sz w:val="20"/>
+          <w:szCs w:val="20"/>
+        </w:rPr>
+        <w:t xml:space="preserve">07 Sep 2026 — status string temporarily changed to “alive” while testing hot reload, and accidentally committed. Reverted the same day.</w:t>
+      </w:r>
+    </w:p>
+    <w:p>
+      <w:pPr>
+        <w:spacing w:after="160"/>
+        <w:ind w:left="360"/>
+      </w:pPr>
+      <w:r>
+        <w:rPr>
+          <w:i/>
+          <w:iCs/>
+          <w:color w:val="9A9A9A"/>
+          <w:sz w:val="19"/>
+          <w:szCs w:val="19"/>
+        </w:rPr>
+        <w:t xml:space="preserve">[ Date any later change to this file here. ]</w:t>
+      </w:r>
+    </w:p>
+    <w:p>
+      <w:pPr>
+        <w:pStyle w:val="Heading3"/>
+        <w:spacing w:after="80" w:before="200"/>
+      </w:pPr>
+      <w:r>
+        <w:rPr>
+          <w:b/>
+          <w:bCs/>
+          <w:color w:val="8A6D1F"/>
+          <w:sz w:val="21"/>
+          <w:szCs w:val="21"/>
+        </w:rPr>
+        <w:t xml:space="preserve">5 · Where it sits</w:t>
+      </w:r>
+    </w:p>
+    <w:p>
+      <w:pPr>
+        <w:spacing w:after="120"/>
+      </w:pPr>
+      <w:r>
+        <w:rPr>
+          <w:b w:val="false"/>
+          <w:bCs w:val="false"/>
+          <w:i w:val="false"/>
+          <w:iCs w:val="false"/>
+          <w:sz w:val="20"/>
+          <w:szCs w:val="20"/>
+        </w:rPr>
+        <w:t xml:space="preserve">apps/api/src/app.ts. Imports env from ./config/env.js. Exported to two consumers: server.ts, which calls listen(), and the test suite, which never opens a socket.</w:t>
+      </w:r>
+    </w:p>
+    <w:p>
+      <w:pPr>
+        <w:pStyle w:val="Heading3"/>
+        <w:spacing w:after="80" w:before="200"/>
+      </w:pPr>
+      <w:r>
+        <w:rPr>
+          <w:b/>
+          <w:bCs/>
+          <w:color w:val="8A6D1F"/>
+          <w:sz w:val="21"/>
+          <w:szCs w:val="21"/>
+        </w:rPr>
+        <w:t xml:space="preserve">6 · Libraries used here</w:t>
+      </w:r>
+    </w:p>
+    <w:p>
+      <w:pPr>
+        <w:spacing w:after="120"/>
+      </w:pPr>
+      <w:r>
+        <w:rPr>
+          <w:b w:val="false"/>
+          <w:bCs w:val="false"/>
+          <w:i w:val="false"/>
+          <w:iCs w:val="false"/>
+          <w:sz w:val="20"/>
+          <w:szCs w:val="20"/>
+        </w:rPr>
+        <w:t xml:space="preserve">express (first real use), plus two new packages: helmet for security headers and cors for Cross-Origin Resource Sharing, with @types/cors because cors ships no types of its own while helmet does. All three have pages in §3.</w:t>
+      </w:r>
+    </w:p>
+    <w:p>
+      <w:pPr>
+        <w:pStyle w:val="Heading3"/>
+        <w:spacing w:after="80" w:before="200"/>
+      </w:pPr>
+      <w:r>
+        <w:rPr>
+          <w:b/>
+          <w:bCs/>
+          <w:color w:val="8A6D1F"/>
+          <w:sz w:val="21"/>
+          <w:szCs w:val="21"/>
+        </w:rPr>
+        <w:t xml:space="preserve">7 · Functions in this file</w:t>
+      </w:r>
+    </w:p>
+    <w:p>
+      <w:pPr>
+        <w:spacing w:after="120"/>
+      </w:pPr>
+      <w:r>
+        <w:rPr>
+          <w:b w:val="false"/>
+          <w:bCs w:val="false"/>
+          <w:i w:val="false"/>
+          <w:iCs w:val="false"/>
+          <w:sz w:val="20"/>
+          <w:szCs w:val="20"/>
+        </w:rPr>
+        <w:t xml:space="preserve">createApp() — builds and returns a configured Express app. Registers middleware in order, then routes, then the 404. Takes nothing, returns an Express application object. Cannot fail at call time; it only registers handlers.</w:t>
+      </w:r>
+    </w:p>
+    <w:p>
+      <w:pPr>
+        <w:spacing w:after="120"/>
+      </w:pPr>
+      <w:r>
+        <w:rPr>
+          <w:b w:val="false"/>
+          <w:bCs w:val="false"/>
+          <w:i w:val="false"/>
+          <w:iCs w:val="false"/>
+          <w:sz w:val="20"/>
+          <w:szCs w:val="20"/>
+        </w:rPr>
+        <w:t xml:space="preserve">Health handler (_req, res) — responds { status, uptime } with 200 via res.json(), which also sets Content-Type. The underscore means “required by the signature, deliberately unused.”</w:t>
+      </w:r>
+    </w:p>
+    <w:p>
+      <w:pPr>
+        <w:spacing w:after="120"/>
+      </w:pPr>
+      <w:r>
+        <w:rPr>
+          <w:b w:val="false"/>
+          <w:bCs w:val="false"/>
+          <w:i w:val="false"/>
+          <w:iCs w:val="false"/>
+          <w:sz w:val="20"/>
+          <w:szCs w:val="20"/>
+        </w:rPr>
+        <w:t xml:space="preserve">404 handler (_req, res) — responds { error: “Not found” } with 404. Registered last with no path, so it matches anything that reached it unmatched.</w:t>
+      </w:r>
+    </w:p>
+    <w:p>
+      <w:pPr>
+        <w:pStyle w:val="Heading3"/>
+        <w:spacing w:after="80" w:before="200"/>
+      </w:pPr>
+      <w:r>
+        <w:rPr>
+          <w:b/>
+          <w:bCs/>
+          <w:color w:val="8A6D1F"/>
+          <w:sz w:val="21"/>
+          <w:szCs w:val="21"/>
+        </w:rPr>
+        <w:t xml:space="preserve">8 · Technical terms introduced</w:t>
+      </w:r>
+    </w:p>
+    <w:p>
+      <w:pPr>
+        <w:spacing w:after="120"/>
+      </w:pPr>
+      <w:r>
+        <w:rPr>
+          <w:b w:val="false"/>
+          <w:bCs w:val="false"/>
+          <w:i w:val="false"/>
+          <w:iCs w:val="false"/>
+          <w:sz w:val="20"/>
+          <w:szCs w:val="20"/>
+        </w:rPr>
+        <w:t xml:space="preserve">middleware · middleware chain · factory function · HTTP method · route · status code · Request/Response objects · body parser · security headers · clickjacking · MIME sniffing · Content Security Policy · preflight request · liveness vs readiness · denial of service · arity</w:t>
+      </w:r>
+    </w:p>
+    <w:p>
+      <w:pPr>
+        <w:pStyle w:val="Heading3"/>
+        <w:spacing w:after="80" w:before="200"/>
+      </w:pPr>
+      <w:r>
+        <w:rPr>
+          <w:b/>
+          <w:bCs/>
+          <w:color w:val="8A6D1F"/>
+          <w:sz w:val="21"/>
+          <w:szCs w:val="21"/>
+        </w:rPr>
+        <w:t xml:space="preserve">9 · Why this approach and not another</w:t>
+      </w:r>
+    </w:p>
+    <w:p>
+      <w:pPr>
+        <w:pStyle w:val="ListParagraph"/>
+        <w:numPr>
+          <w:ilvl w:val="0"/>
+          <w:numId w:val="1"/>
+        </w:numPr>
+        <w:spacing w:after="60"/>
+      </w:pPr>
+      <w:r>
+        <w:rPr>
+          <w:b/>
+          <w:bCs/>
+          <w:sz w:val="20"/>
+          <w:szCs w:val="20"/>
+        </w:rPr>
+        <w:t xml:space="preserve">Factory function over a module-level app</w:t>
+      </w:r>
+      <w:r>
+        <w:rPr>
+          <w:sz w:val="20"/>
+          <w:szCs w:val="20"/>
+        </w:rPr>
+        <w:t xml:space="preserve"> — a shared instance means one test's mutation leaks into the next and failures depend on file ordering. A factory gives each test a clean instance for one line.</w:t>
+      </w:r>
+    </w:p>
+    <w:p>
+      <w:pPr>
+        <w:pStyle w:val="ListParagraph"/>
+        <w:numPr>
+          <w:ilvl w:val="0"/>
+          <w:numId w:val="1"/>
+        </w:numPr>
+        <w:spacing w:after="60"/>
+      </w:pPr>
+      <w:r>
+        <w:rPr>
+          <w:b/>
+          <w:bCs/>
+          <w:sz w:val="20"/>
+          <w:szCs w:val="20"/>
+        </w:rPr>
+        <w:t xml:space="preserve">Named export over default export</w:t>
+      </w:r>
+      <w:r>
+        <w:rPr>
+          <w:sz w:val="20"/>
+          <w:szCs w:val="20"/>
+        </w:rPr>
+        <w:t xml:space="preserve"> — renaming createApp then breaks every import visibly at compile time. With a default export each importer picks its own name, so a rename silently produces inconsistent naming.</w:t>
+      </w:r>
+    </w:p>
+    <w:p>
+      <w:pPr>
+        <w:pStyle w:val="ListParagraph"/>
+        <w:numPr>
+          <w:ilvl w:val="0"/>
+          <w:numId w:val="1"/>
+        </w:numPr>
+        <w:spacing w:after="60"/>
+      </w:pPr>
+      <w:r>
+        <w:rPr>
+          <w:b/>
+          <w:bCs/>
+          <w:sz w:val="20"/>
+          <w:szCs w:val="20"/>
+        </w:rPr>
+        <w:t xml:space="preserve">Liveness-only /health</w:t>
+      </w:r>
+      <w:r>
+        <w:rPr>
+          <w:sz w:val="20"/>
+          <w:szCs w:val="20"/>
+        </w:rPr>
+        <w:t xml:space="preserve"> — if it checked MongoDB, a brief database blip would fail Docker's healthcheck, restart the API, drop every in-flight request, and not fix MongoDB. A separate /health/ready comes later.</w:t>
+      </w:r>
+    </w:p>
+    <w:p>
+      <w:pPr>
+        <w:pStyle w:val="ListParagraph"/>
+        <w:numPr>
+          <w:ilvl w:val="0"/>
+          <w:numId w:val="1"/>
+        </w:numPr>
+        <w:spacing w:after="60"/>
+      </w:pPr>
+      <w:r>
+        <w:rPr>
+          <w:b/>
+          <w:bCs/>
+          <w:sz w:val="20"/>
+          <w:szCs w:val="20"/>
+        </w:rPr>
+        <w:t xml:space="preserve">helmet() with defaults over hand-picked headers</w:t>
+      </w:r>
+      <w:r>
+        <w:rPr>
+          <w:sz w:val="20"/>
+          <w:szCs w:val="20"/>
+        </w:rPr>
+        <w:t xml:space="preserve"> — defaults are maintained by people who track browser behaviour.</w:t>
+      </w:r>
+    </w:p>
+    <w:p>
+      <w:pPr>
+        <w:pStyle w:val="ListParagraph"/>
+        <w:numPr>
+          <w:ilvl w:val="0"/>
+          <w:numId w:val="1"/>
+        </w:numPr>
+        <w:spacing w:after="60"/>
+      </w:pPr>
+      <w:r>
+        <w:rPr>
+          <w:b/>
+          <w:bCs/>
+          <w:sz w:val="20"/>
+          <w:szCs w:val="20"/>
+        </w:rPr>
+        <w:t xml:space="preserve">Explicit CORS origin over origin: true</w:t>
+      </w:r>
+      <w:r>
+        <w:rPr>
+          <w:sz w:val="20"/>
+          <w:szCs w:val="20"/>
+        </w:rPr>
+        <w:t xml:space="preserve"> — true reflects whatever origin asked, effectively permitting everyone.</w:t>
+      </w:r>
+    </w:p>
+    <w:p>
+      <w:pPr>
+        <w:pStyle w:val="ListParagraph"/>
+        <w:numPr>
+          <w:ilvl w:val="0"/>
+          <w:numId w:val="1"/>
+        </w:numPr>
+        <w:spacing w:after="60"/>
+      </w:pPr>
+      <w:r>
+        <w:rPr>
+          <w:b/>
+          <w:bCs/>
+          <w:sz w:val="20"/>
+          <w:szCs w:val="20"/>
+        </w:rPr>
+        <w:t xml:space="preserve">JSON body limit written explicitly at 100kb</w:t>
+      </w:r>
+      <w:r>
+        <w:rPr>
+          <w:sz w:val="20"/>
+          <w:szCs w:val="20"/>
+        </w:rPr>
+        <w:t xml:space="preserve"> — it matches Express's default and changes nothing today, but it makes the number a decision rather than an accident. Not the file upload limit — MAX_UPLOAD_BYTES governs multipart uploads via multer.</w:t>
+      </w:r>
+    </w:p>
+    <w:p>
+      <w:pPr>
+        <w:pStyle w:val="Heading3"/>
+        <w:spacing w:after="80" w:before="200"/>
+      </w:pPr>
+      <w:r>
+        <w:rPr>
+          <w:b/>
+          <w:bCs/>
+          <w:color w:val="8A6D1F"/>
+          <w:sz w:val="21"/>
+          <w:szCs w:val="21"/>
+        </w:rPr>
+        <w:t xml:space="preserve">Two things worth knowing</w:t>
+      </w:r>
+    </w:p>
+    <w:p>
+      <w:pPr>
+        <w:pStyle w:val="ListParagraph"/>
+        <w:numPr>
+          <w:ilvl w:val="0"/>
+          <w:numId w:val="1"/>
+        </w:numPr>
+        <w:spacing w:after="60"/>
+      </w:pPr>
+      <w:r>
+        <w:rPr>
+          <w:sz w:val="20"/>
+          <w:szCs w:val="20"/>
+        </w:rPr>
+        <w:t xml:space="preserve">Middleware order is execution order. helmet before routes so every response including errors gets the headers; CORS before routes so preflight OPTIONS requests are answered without reaching handlers; express.json before routes so req.body is populated. Putting express.json after the routes leaves req.body undefined everywhere with no error explaining why.</w:t>
+      </w:r>
+    </w:p>
+    <w:p>
+      <w:pPr>
+        <w:pStyle w:val="ListParagraph"/>
+        <w:numPr>
+          <w:ilvl w:val="0"/>
+          <w:numId w:val="1"/>
+        </w:numPr>
+        <w:spacing w:after="60"/>
+      </w:pPr>
+      <w:r>
+        <w:rPr>
+          <w:sz w:val="20"/>
+          <w:szCs w:val="20"/>
+        </w:rPr>
+        <w:t xml:space="preserve">CORS is enforced by the *browser*, not the server. curl, Postman and our Android app ignore it entirely. It is not authentication — it only stops a malicious website making requests as a logged-in user. Frequently misunderstood as a security boundary.</w:t>
+      </w:r>
+    </w:p>
+    <w:p>
+      <w:pPr>
+        <w:pStyle w:val="ListParagraph"/>
+        <w:numPr>
+          <w:ilvl w:val="0"/>
+          <w:numId w:val="1"/>
+        </w:numPr>
+        <w:spacing w:after="60"/>
+      </w:pPr>
+      <w:r>
+        <w:rPr>
+          <w:sz w:val="20"/>
+          <w:szCs w:val="20"/>
+        </w:rPr>
+        <w:t xml:space="preserve">The .js-extension rule appears here for the first time: import { env } from “./config/env.js” when the file is env.ts. Package imports (express, helmet, cors) take no extension because they resolve through node_modules.</w:t>
+      </w:r>
+    </w:p>
+    <w:p>
+      <w:r>
+        <w:br w:type="page"/>
+      </w:r>
+    </w:p>
+    <w:p>
+      <w:pPr>
+        <w:pStyle w:val="Heading1"/>
+        <w:pBdr>
+          <w:bottom w:val="single" w:color="8A6D1F" w:sz="8" w:space="4"/>
+        </w:pBdr>
+        <w:spacing w:after="160" w:before="420"/>
+      </w:pPr>
+      <w:r>
+        <w:rPr>
+          <w:b/>
+          <w:bCs/>
+          <w:color w:val="1F3352"/>
+          <w:sz w:val="28"/>
+          <w:szCs w:val="28"/>
+        </w:rPr>
+        <w:t xml:space="preserve">File 011 — apps/api/src/server.ts</w:t>
+      </w:r>
+    </w:p>
+    <w:p>
+      <w:pPr>
+        <w:pStyle w:val="Heading3"/>
+        <w:spacing w:after="80" w:before="200"/>
+      </w:pPr>
+      <w:r>
+        <w:rPr>
+          <w:b/>
+          <w:bCs/>
+          <w:color w:val="8A6D1F"/>
+          <w:sz w:val="21"/>
+          <w:szCs w:val="21"/>
+        </w:rPr>
+        <w:t xml:space="preserve">1 · Why this file exists</w:t>
+      </w:r>
+    </w:p>
+    <w:p>
+      <w:pPr>
+        <w:spacing w:after="120"/>
+      </w:pPr>
+      <w:r>
+        <w:rPr>
+          <w:b w:val="false"/>
+          <w:bCs w:val="false"/>
+          <w:i w:val="false"/>
+          <w:iCs w:val="false"/>
+          <w:sz w:val="20"/>
+          <w:szCs w:val="20"/>
+        </w:rPr>
+        <w:t xml:space="preserve">Two jobs. Binding the port is trivial. Shutting down without dropping requests is not, and it is what most student projects skip. Docker sends SIGTERM to stop a container, and Node's default response is to exit immediately — so a submission being uploaded at that moment has its TCP connection severed mid-transfer. The browser gets ERR_CONNECTION_RESET with no status code, and a request midway through a MongoDB write may leave a half-written document. It matters more later: the BullMQ worker will be mid-detection on restart, and without clean shutdown that job is neither completed nor requeued.</w:t>
+      </w:r>
+    </w:p>
+    <w:p>
+      <w:pPr>
+        <w:pStyle w:val="Heading3"/>
+        <w:spacing w:after="80" w:before="200"/>
+      </w:pPr>
+      <w:r>
+        <w:rPr>
+          <w:b/>
+          <w:bCs/>
+          <w:color w:val="8A6D1F"/>
+          <w:sz w:val="21"/>
+          <w:szCs w:val="21"/>
+        </w:rPr>
+        <w:t xml:space="preserve">2 · Why it is a separate file</w:t>
+      </w:r>
+    </w:p>
+    <w:p>
+      <w:pPr>
+        <w:spacing w:after="120"/>
+      </w:pPr>
+      <w:r>
+        <w:rPr>
+          <w:b w:val="false"/>
+          <w:bCs w:val="false"/>
+          <w:i w:val="false"/>
+          <w:iCs w:val="false"/>
+          <w:sz w:val="20"/>
+          <w:szCs w:val="20"/>
+        </w:rPr>
+        <w:t xml:space="preserve">An Express app is a function; a server is a process. Keeping them apart lets supertest run the whole pipeline with no port bound. There is a second reason specific to this file: signal handlers, process.exit and port binding are process-level concerns that must run exactly once. In app.ts, every test import would register another set of handlers and Node warns about listener leaks after ten.</w:t>
+      </w:r>
+    </w:p>
+    <w:p>
+      <w:pPr>
+        <w:pStyle w:val="Heading3"/>
+        <w:spacing w:after="80" w:before="200"/>
+      </w:pPr>
+      <w:r>
+        <w:rPr>
+          <w:b/>
+          <w:bCs/>
+          <w:color w:val="8A6D1F"/>
+          <w:sz w:val="21"/>
+          <w:szCs w:val="21"/>
+        </w:rPr>
+        <w:t xml:space="preserve">3 · What we do in this file</w:t>
+      </w:r>
+    </w:p>
+    <w:p>
+      <w:pPr>
+        <w:spacing w:after="120"/>
+      </w:pPr>
+      <w:r>
+        <w:rPr>
+          <w:b w:val="false"/>
+          <w:bCs w:val="false"/>
+          <w:i w:val="false"/>
+          <w:iCs w:val="false"/>
+          <w:sz w:val="20"/>
+          <w:szCs w:val="20"/>
+        </w:rPr>
+        <w:t xml:space="preserve">Calls createApp(), binds it to env.API_PORT and captures the returned http.Server. Defines shutdown(signal): a guard flag against double invocation, a 10-second force-exit timer, server.close() with a callback that clears the timer and exits 0, and closeIdleConnections() to release keep-alive sockets. Registers handlers for SIGTERM, SIGINT, unhandledRejection and uncaughtException.</w:t>
+      </w:r>
+    </w:p>
+    <w:p>
+      <w:pPr>
+        <w:pStyle w:val="Heading3"/>
+        <w:spacing w:after="80" w:before="200"/>
+      </w:pPr>
+      <w:r>
+        <w:rPr>
+          <w:b/>
+          <w:bCs/>
+          <w:color w:val="8A6D1F"/>
+          <w:sz w:val="21"/>
+          <w:szCs w:val="21"/>
+        </w:rPr>
+        <w:t xml:space="preserve">4 · Changes made later</w:t>
+      </w:r>
+    </w:p>
+    <w:p>
+      <w:pPr>
+        <w:spacing w:after="160"/>
+        <w:ind w:left="360"/>
+      </w:pPr>
+      <w:r>
+        <w:rPr>
+          <w:i/>
+          <w:iCs/>
+          <w:color w:val="9A9A9A"/>
+          <w:sz w:val="19"/>
+          <w:szCs w:val="19"/>
+        </w:rPr>
+        <w:t xml:space="preserve">[ Date any later change to this file here. ]</w:t>
+      </w:r>
+    </w:p>
+    <w:p>
+      <w:pPr>
+        <w:pStyle w:val="Heading3"/>
+        <w:spacing w:after="80" w:before="200"/>
+      </w:pPr>
+      <w:r>
+        <w:rPr>
+          <w:b/>
+          <w:bCs/>
+          <w:color w:val="8A6D1F"/>
+          <w:sz w:val="21"/>
+          <w:szCs w:val="21"/>
+        </w:rPr>
+        <w:t xml:space="preserve">5 · Where it sits</w:t>
+      </w:r>
+    </w:p>
+    <w:p>
+      <w:pPr>
+        <w:spacing w:after="120"/>
+      </w:pPr>
+      <w:r>
+        <w:rPr>
+          <w:b w:val="false"/>
+          <w:bCs w:val="false"/>
+          <w:i w:val="false"/>
+          <w:iCs w:val="false"/>
+          <w:sz w:val="20"/>
+          <w:szCs w:val="20"/>
+        </w:rPr>
+        <w:t xml:space="preserve">apps/api/src/server.ts — the entry point. Referenced by the dev and start scripts and by the Dockerfile's CMD. Imports app.js and config/env.js; imported by nothing.</w:t>
+      </w:r>
+    </w:p>
+    <w:p>
+      <w:pPr>
+        <w:pStyle w:val="Heading3"/>
+        <w:spacing w:after="80" w:before="200"/>
+      </w:pPr>
+      <w:r>
+        <w:rPr>
+          <w:b/>
+          <w:bCs/>
+          <w:color w:val="8A6D1F"/>
+          <w:sz w:val="21"/>
+          <w:szCs w:val="21"/>
+        </w:rPr>
+        <w:t xml:space="preserve">6 · Libraries used here</w:t>
+      </w:r>
+    </w:p>
+    <w:p>
+      <w:pPr>
+        <w:spacing w:after="120"/>
+      </w:pPr>
+      <w:r>
+        <w:rPr>
+          <w:b w:val="false"/>
+          <w:bCs w:val="false"/>
+          <w:i w:val="false"/>
+          <w:iCs w:val="false"/>
+          <w:sz w:val="20"/>
+          <w:szCs w:val="20"/>
+        </w:rPr>
+        <w:t xml:space="preserve">None. All Node built-ins. process is a global used for process.on and process.exit. setTimeout/clearTimeout — note Node's setTimeout returns a Timeout *object*, not a number as in browsers, which is one reason @types/node matters. http.Server comes from app.listen(); .close() and .closeIdleConnections() belong to it, not to Express.</w:t>
+      </w:r>
+    </w:p>
+    <w:p>
+      <w:pPr>
+        <w:pStyle w:val="Heading3"/>
+        <w:spacing w:after="80" w:before="200"/>
+      </w:pPr>
+      <w:r>
+        <w:rPr>
+          <w:b/>
+          <w:bCs/>
+          <w:color w:val="8A6D1F"/>
+          <w:sz w:val="21"/>
+          <w:szCs w:val="21"/>
+        </w:rPr>
+        <w:t xml:space="preserve">7 · Functions in this file</w:t>
+      </w:r>
+    </w:p>
+    <w:p>
+      <w:pPr>
+        <w:spacing w:after="120"/>
+      </w:pPr>
+      <w:r>
+        <w:rPr>
+          <w:b w:val="false"/>
+          <w:bCs w:val="false"/>
+          <w:i w:val="false"/>
+          <w:iCs w:val="false"/>
+          <w:sz w:val="20"/>
+          <w:szCs w:val="20"/>
+        </w:rPr>
+        <w:t xml:space="preserve">shutdown(signal) — guard flag, force-exit timer, server.close() with callback, closeIdleConnections(). Takes the signal name for logging only; returns nothing because it terminates the process. Failure modes: close() errors if not listening (exit 1), drain exceeds 10s (force exit 1), called twice (second call returns immediately).</w:t>
+      </w:r>
+    </w:p>
+    <w:p>
+      <w:pPr>
+        <w:spacing w:after="120"/>
+      </w:pPr>
+      <w:r>
+        <w:rPr>
+          <w:b w:val="false"/>
+          <w:bCs w:val="false"/>
+          <w:i w:val="false"/>
+          <w:iCs w:val="false"/>
+          <w:sz w:val="20"/>
+          <w:szCs w:val="20"/>
+        </w:rPr>
+        <w:t xml:space="preserve">The listen callback — logs port and mode once the socket is bound.</w:t>
+      </w:r>
+    </w:p>
+    <w:p>
+      <w:pPr>
+        <w:spacing w:after="120"/>
+      </w:pPr>
+      <w:r>
+        <w:rPr>
+          <w:b w:val="false"/>
+          <w:bCs w:val="false"/>
+          <w:i w:val="false"/>
+          <w:iCs w:val="false"/>
+          <w:sz w:val="20"/>
+          <w:szCs w:val="20"/>
+        </w:rPr>
+        <w:t xml:space="preserve">Four process.on handlers — thin wrappers routing to shutdown(), except uncaughtException which exits directly.</w:t>
+      </w:r>
+    </w:p>
+    <w:p>
+      <w:pPr>
+        <w:pStyle w:val="Heading3"/>
+        <w:spacing w:after="80" w:before="200"/>
+      </w:pPr>
+      <w:r>
+        <w:rPr>
+          <w:b/>
+          <w:bCs/>
+          <w:color w:val="8A6D1F"/>
+          <w:sz w:val="21"/>
+          <w:szCs w:val="21"/>
+        </w:rPr>
+        <w:t xml:space="preserve">8 · Technical terms introduced</w:t>
+      </w:r>
+    </w:p>
+    <w:p>
+      <w:pPr>
+        <w:spacing w:after="120"/>
+      </w:pPr>
+      <w:r>
+        <w:rPr>
+          <w:b w:val="false"/>
+          <w:bCs w:val="false"/>
+          <w:i w:val="false"/>
+          <w:iCs w:val="false"/>
+          <w:sz w:val="20"/>
+          <w:szCs w:val="20"/>
+        </w:rPr>
+        <w:t xml:space="preserve">entry point · signal (SIGTERM/SIGINT/SIGKILL) · graceful shutdown · draining · idempotent · keep-alive · TCP socket · event loop · exit code · unhandled rejection · uncaught exception · numeric separator · orchestrator</w:t>
+      </w:r>
+    </w:p>
+    <w:p>
+      <w:pPr>
+        <w:pStyle w:val="Heading3"/>
+        <w:spacing w:after="80" w:before="200"/>
+      </w:pPr>
+      <w:r>
+        <w:rPr>
+          <w:b/>
+          <w:bCs/>
+          <w:color w:val="8A6D1F"/>
+          <w:sz w:val="21"/>
+          <w:szCs w:val="21"/>
+        </w:rPr>
+        <w:t xml:space="preserve">9 · Why this approach and not another</w:t>
+      </w:r>
+    </w:p>
+    <w:p>
+      <w:pPr>
+        <w:pStyle w:val="ListParagraph"/>
+        <w:numPr>
+          <w:ilvl w:val="0"/>
+          <w:numId w:val="1"/>
+        </w:numPr>
+        <w:spacing w:after="60"/>
+      </w:pPr>
+      <w:r>
+        <w:rPr>
+          <w:b/>
+          <w:bCs/>
+          <w:sz w:val="20"/>
+          <w:szCs w:val="20"/>
+        </w:rPr>
+        <w:t xml:space="preserve">Capture the return value of app.listen()</w:t>
+      </w:r>
+      <w:r>
+        <w:rPr>
+          <w:sz w:val="20"/>
+          <w:szCs w:val="20"/>
+        </w:rPr>
+        <w:t xml:space="preserve"> — most tutorials discard it. It is the Node http.Server, and it is the only thing with a .close() method — the entire prerequisite for graceful shutdown.</w:t>
+      </w:r>
+    </w:p>
+    <w:p>
+      <w:pPr>
+        <w:pStyle w:val="ListParagraph"/>
+        <w:numPr>
+          <w:ilvl w:val="0"/>
+          <w:numId w:val="1"/>
+        </w:numPr>
+        <w:spacing w:after="60"/>
+      </w:pPr>
+      <w:r>
+        <w:rPr>
+          <w:b/>
+          <w:bCs/>
+          <w:sz w:val="20"/>
+          <w:szCs w:val="20"/>
+        </w:rPr>
+        <w:t xml:space="preserve">A force-exit timer over waiting indefinitely</w:t>
+      </w:r>
+      <w:r>
+        <w:rPr>
+          <w:sz w:val="20"/>
+          <w:szCs w:val="20"/>
+        </w:rPr>
+        <w:t xml:space="preserve"> — one hung request would otherwise prevent the process ever exiting; Docker would SIGKILL after its grace period, producing exactly the ungraceful termination we were avoiding.</w:t>
+      </w:r>
+    </w:p>
+    <w:p>
+      <w:pPr>
+        <w:pStyle w:val="ListParagraph"/>
+        <w:numPr>
+          <w:ilvl w:val="0"/>
+          <w:numId w:val="1"/>
+        </w:numPr>
+        <w:spacing w:after="60"/>
+      </w:pPr>
+      <w:r>
+        <w:rPr>
+          <w:b/>
+          <w:bCs/>
+          <w:sz w:val="20"/>
+          <w:szCs w:val="20"/>
+        </w:rPr>
+        <w:t xml:space="preserve">uncaughtException exits immediately, unlike unhandledRejection</w:t>
+      </w:r>
+      <w:r>
+        <w:rPr>
+          <w:sz w:val="20"/>
+          <w:szCs w:val="20"/>
+        </w:rPr>
+        <w:t xml:space="preserve"> — after an uncaught exception the process is in an unknown state — some code stopped partway, an assumption was violated — so continuing even to drain risks corrupting data. An unhandled rejection usually just means a forgotten .catch().</w:t>
+      </w:r>
+    </w:p>
+    <w:p>
+      <w:pPr>
+        <w:pStyle w:val="ListParagraph"/>
+        <w:numPr>
+          <w:ilvl w:val="0"/>
+          <w:numId w:val="1"/>
+        </w:numPr>
+        <w:spacing w:after="60"/>
+      </w:pPr>
+      <w:r>
+        <w:rPr>
+          <w:b/>
+          <w:bCs/>
+          <w:sz w:val="20"/>
+          <w:szCs w:val="20"/>
+        </w:rPr>
+        <w:t xml:space="preserve">No process manager (PM2, forever)</w:t>
+      </w:r>
+      <w:r>
+        <w:rPr>
+          <w:sz w:val="20"/>
+          <w:szCs w:val="20"/>
+        </w:rPr>
+        <w:t xml:space="preserve"> — Docker already provides restart policies and log collection. Running a process manager inside a container means two supervisors disagreeing about lifecycle. One supervisor per process.</w:t>
+      </w:r>
+    </w:p>
+    <w:p>
+      <w:pPr>
+        <w:pStyle w:val="ListParagraph"/>
+        <w:numPr>
+          <w:ilvl w:val="0"/>
+          <w:numId w:val="1"/>
+        </w:numPr>
+        <w:spacing w:after="60"/>
+      </w:pPr>
+      <w:r>
+        <w:rPr>
+          <w:b/>
+          <w:bCs/>
+          <w:sz w:val="20"/>
+          <w:szCs w:val="20"/>
+        </w:rPr>
+        <w:t xml:space="preserve">No clustering</w:t>
+      </w:r>
+      <w:r>
+        <w:rPr>
+          <w:sz w:val="20"/>
+          <w:szCs w:val="20"/>
+        </w:rPr>
+        <w:t xml:space="preserve"> — Node's cluster module forks one process per core, but the CPU-heavy work is in the Python detector, and Compose can scale replicas.</w:t>
+      </w:r>
+    </w:p>
+    <w:p>
+      <w:pPr>
+        <w:pStyle w:val="Heading3"/>
+        <w:spacing w:after="80" w:before="200"/>
+      </w:pPr>
+      <w:r>
+        <w:rPr>
+          <w:b/>
+          <w:bCs/>
+          <w:color w:val="8A6D1F"/>
+          <w:sz w:val="21"/>
+          <w:szCs w:val="21"/>
+        </w:rPr>
+        <w:t xml:space="preserve">Two subtleties</w:t>
+      </w:r>
+    </w:p>
+    <w:p>
+      <w:pPr>
+        <w:pStyle w:val="ListParagraph"/>
+        <w:numPr>
+          <w:ilvl w:val="0"/>
+          <w:numId w:val="1"/>
+        </w:numPr>
+        <w:spacing w:after="60"/>
+      </w:pPr>
+      <w:r>
+        <w:rPr>
+          <w:sz w:val="20"/>
+          <w:szCs w:val="20"/>
+        </w:rPr>
+        <w:t xml:space="preserve">server.close() does not close existing connections — it stops accepting new ones and waits for current ones to end. HTTP keep-alive means a browser may hold an idle-but-open connection for up to 60 seconds, so Ctrl+C appears to hang and then force-exits with nothing actually wrong. closeIdleConnections() (Node 18.2+) closes connections with no request in flight while leaving active ones alone.</w:t>
+      </w:r>
+    </w:p>
+    <w:p>
+      <w:pPr>
+        <w:pStyle w:val="ListParagraph"/>
+        <w:numPr>
+          <w:ilvl w:val="0"/>
+          <w:numId w:val="1"/>
+        </w:numPr>
+        <w:spacing w:after="60"/>
+      </w:pPr>
+      <w:r>
+        <w:rPr>
+          <w:sz w:val="20"/>
+          <w:szCs w:val="20"/>
+        </w:rPr>
+        <w:t xml:space="preserve">clearTimeout must be called in the close callback, or the pending timer keeps the event loop alive and the “clean” shutdown hangs anyway.</w:t>
+      </w:r>
+    </w:p>
+    <w:p>
+      <w:pPr>
+        <w:pStyle w:val="ListParagraph"/>
+        <w:numPr>
+          <w:ilvl w:val="0"/>
+          <w:numId w:val="1"/>
+        </w:numPr>
+        <w:spacing w:after="60"/>
+      </w:pPr>
+      <w:r>
+        <w:rPr>
+          <w:sz w:val="20"/>
+          <w:szCs w:val="20"/>
+        </w:rPr>
+        <w:t xml:space="preserve">Deferred: keepAliveTimeout tuning. Node's HTTP keep-alive timeout is 5s, and a reverse proxy with a longer idle timeout can produce sporadic 502s. Only matters behind Nginx. Trigger for revisiting: when Nginx is added.</w:t>
+      </w:r>
+    </w:p>
+    <w:p>
+      <w:pPr>
+        <w:pStyle w:val="ListParagraph"/>
+        <w:numPr>
+          <w:ilvl w:val="0"/>
+          <w:numId w:val="1"/>
+        </w:numPr>
+        <w:spacing w:after="60"/>
+      </w:pPr>
+      <w:r>
+        <w:rPr>
+          <w:sz w:val="20"/>
+          <w:szCs w:val="20"/>
+        </w:rPr>
+        <w:t xml:space="preserve">Known temporary state: console.log rather than a structured logger. pino arrives at File 027; swapping is a two-line change.</w:t>
+      </w:r>
+    </w:p>
+    <w:p>
+      <w:r>
+        <w:br w:type="page"/>
+      </w:r>
+    </w:p>
+    <w:p>
+      <w:pPr>
+        <w:pStyle w:val="Heading1"/>
+        <w:pBdr>
+          <w:bottom w:val="single" w:color="8A6D1F" w:sz="8" w:space="4"/>
+        </w:pBdr>
+        <w:spacing w:after="160" w:before="420"/>
+      </w:pPr>
+      <w:r>
+        <w:rPr>
+          <w:b/>
+          <w:bCs/>
+          <w:color w:val="1F3352"/>
+          <w:sz w:val="28"/>
+          <w:szCs w:val="28"/>
+        </w:rPr>
+        <w:t xml:space="preserve">File 012 — apps/api/Dockerfile</w:t>
+      </w:r>
+    </w:p>
+    <w:p>
+      <w:pPr>
+        <w:pStyle w:val="Heading3"/>
+        <w:spacing w:after="80" w:before="200"/>
+      </w:pPr>
+      <w:r>
+        <w:rPr>
+          <w:b/>
+          <w:bCs/>
+          <w:color w:val="8A6D1F"/>
+          <w:sz w:val="21"/>
+          <w:szCs w:val="21"/>
+        </w:rPr>
+        <w:t xml:space="preserve">1 · Why this file exists</w:t>
+      </w:r>
+    </w:p>
+    <w:p>
+      <w:pPr>
+        <w:spacing w:after="120"/>
+      </w:pPr>
+      <w:r>
+        <w:rPr>
+          <w:b w:val="false"/>
+          <w:bCs w:val="false"/>
+          <w:i w:val="false"/>
+          <w:iCs w:val="false"/>
+          <w:sz w:val="20"/>
+          <w:szCs w:val="20"/>
+        </w:rPr>
+        <w:t xml:space="preserve">The API currently runs only because this machine has Node 22, the right packages and a working tsx. The image carries its own runtime, so it reproduces identically anywhere, deploys as a single artifact, and runs isolated from the host. It is also what unblocks the compose revisit — a missing Dockerfile is why File 006 shipped with three services instead of five.</w:t>
+      </w:r>
+    </w:p>
+    <w:p>
+      <w:pPr>
+        <w:pStyle w:val="Heading3"/>
+        <w:spacing w:after="80" w:before="200"/>
+      </w:pPr>
+      <w:r>
+        <w:rPr>
+          <w:b/>
+          <w:bCs/>
+          <w:color w:val="8A6D1F"/>
+          <w:sz w:val="21"/>
+          <w:szCs w:val="21"/>
+        </w:rPr>
+        <w:t xml:space="preserve">2 · Why it is a separate file</w:t>
+      </w:r>
+    </w:p>
+    <w:p>
+      <w:pPr>
+        <w:spacing w:after="120"/>
+      </w:pPr>
+      <w:r>
+        <w:rPr>
+          <w:b w:val="false"/>
+          <w:bCs w:val="false"/>
+          <w:i w:val="false"/>
+          <w:iCs w:val="false"/>
+          <w:sz w:val="20"/>
+          <w:szCs w:val="20"/>
+        </w:rPr>
+        <w:t xml:space="preserve">A Dockerfile describes how to build one image; Compose describes how services relate. Recipe versus seating plan. It lives in apps/api rather than infra/ because of build context — Docker can only COPY files inside the context, so placing it beside the code makes the context exactly apps/api, and a frontend change cannot invalidate the API's build cache. One Dockerfile per app, because the API needs Node and the detector needs Python with tree-sitter and PyTorch.</w:t>
+      </w:r>
+    </w:p>
+    <w:p>
+      <w:pPr>
+        <w:pStyle w:val="Heading3"/>
+        <w:spacing w:after="80" w:before="200"/>
+      </w:pPr>
+      <w:r>
+        <w:rPr>
+          <w:b/>
+          <w:bCs/>
+          <w:color w:val="8A6D1F"/>
+          <w:sz w:val="21"/>
+          <w:szCs w:val="21"/>
+        </w:rPr>
+        <w:t xml:space="preserve">3 · What we do in this file</w:t>
+      </w:r>
+    </w:p>
+    <w:p>
+      <w:pPr>
+        <w:spacing w:after="120"/>
+      </w:pPr>
+      <w:r>
+        <w:rPr>
+          <w:b w:val="false"/>
+          <w:bCs w:val="false"/>
+          <w:i w:val="false"/>
+          <w:iCs w:val="false"/>
+          <w:sz w:val="20"/>
+          <w:szCs w:val="20"/>
+        </w:rPr>
+        <w:t xml:space="preserve">Two stages, both on node:22-bookworm-slim. The build stage sets WORKDIR /app, copies package.json and package-lock.json, runs npm ci, then copies tsconfig.json and src and runs npm run build. The runtime stage starts clean, sets NODE_ENV=production, runs npm ci --omit=dev with a cache clean in the same RUN, copies dist from the build stage, drops to USER node, declares EXPOSE 4000, and ends with CMD [“node”, “dist/server.js”].</w:t>
+      </w:r>
+    </w:p>
+    <w:p>
+      <w:pPr>
+        <w:pStyle w:val="Heading3"/>
+        <w:spacing w:after="80" w:before="200"/>
+      </w:pPr>
+      <w:r>
+        <w:rPr>
+          <w:b/>
+          <w:bCs/>
+          <w:color w:val="8A6D1F"/>
+          <w:sz w:val="21"/>
+          <w:szCs w:val="21"/>
+        </w:rPr>
+        <w:t xml:space="preserve">4 · Changes made later</w:t>
+      </w:r>
+    </w:p>
+    <w:p>
+      <w:pPr>
+        <w:spacing w:after="120"/>
+      </w:pPr>
+      <w:r>
+        <w:rPr>
+          <w:b w:val="false"/>
+          <w:bCs w:val="false"/>
+          <w:i w:val="false"/>
+          <w:iCs w:val="false"/>
+          <w:sz w:val="20"/>
+          <w:szCs w:val="20"/>
+        </w:rPr>
+        <w:t xml:space="preserve">10 Sep 2026 — a temporary COPY .env ./ was added to prove .dockerignore worked, then left in by mistake, breaking every build while a stale image tag kept working. Removed, and git checkout used to discard a leftover blank line the manual edit introduced.</w:t>
+      </w:r>
+    </w:p>
+    <w:p>
+      <w:pPr>
+        <w:spacing w:after="160"/>
+        <w:ind w:left="360"/>
+      </w:pPr>
+      <w:r>
+        <w:rPr>
+          <w:i/>
+          <w:iCs/>
+          <w:color w:val="9A9A9A"/>
+          <w:sz w:val="19"/>
+          <w:szCs w:val="19"/>
+        </w:rPr>
+        <w:t xml:space="preserve">[ Date any later change to this file here. ]</w:t>
+      </w:r>
+    </w:p>
+    <w:p>
+      <w:pPr>
+        <w:pStyle w:val="Heading3"/>
+        <w:spacing w:after="80" w:before="200"/>
+      </w:pPr>
+      <w:r>
+        <w:rPr>
+          <w:b/>
+          <w:bCs/>
+          <w:color w:val="8A6D1F"/>
+          <w:sz w:val="21"/>
+          <w:szCs w:val="21"/>
+        </w:rPr>
+        <w:t xml:space="preserve">5 · Where it sits</w:t>
+      </w:r>
+    </w:p>
+    <w:p>
+      <w:pPr>
+        <w:spacing w:after="120"/>
+      </w:pPr>
+      <w:r>
+        <w:rPr>
+          <w:b w:val="false"/>
+          <w:bCs w:val="false"/>
+          <w:i w:val="false"/>
+          <w:iCs w:val="false"/>
+          <w:sz w:val="20"/>
+          <w:szCs w:val="20"/>
+        </w:rPr>
+        <w:t xml:space="preserve">apps/api/Dockerfile, at the build context root. Invoked by docker build apps/api and, from File 018, by Compose.</w:t>
+      </w:r>
+    </w:p>
+    <w:p>
+      <w:pPr>
+        <w:pStyle w:val="Heading3"/>
+        <w:spacing w:after="80" w:before="200"/>
+      </w:pPr>
+      <w:r>
+        <w:rPr>
+          <w:b/>
+          <w:bCs/>
+          <w:color w:val="8A6D1F"/>
+          <w:sz w:val="21"/>
+          <w:szCs w:val="21"/>
+        </w:rPr>
+        <w:t xml:space="preserve">6 · Libraries used here</w:t>
+      </w:r>
+    </w:p>
+    <w:p>
+      <w:pPr>
+        <w:spacing w:after="120"/>
+      </w:pPr>
+      <w:r>
+        <w:rPr>
+          <w:b w:val="false"/>
+          <w:bCs w:val="false"/>
+          <w:i w:val="false"/>
+          <w:iCs w:val="false"/>
+          <w:sz w:val="20"/>
+          <w:szCs w:val="20"/>
+        </w:rPr>
+        <w:t xml:space="preserve">No packages. Base image node:22-bookworm-slim (Debian 12, stripped of docs and extras) for both stages. Docker BuildKit is the build engine, default since Docker 23 — it handles layer caching and parallel stage execution.</w:t>
+      </w:r>
+    </w:p>
+    <w:p>
+      <w:pPr>
+        <w:pStyle w:val="Heading3"/>
+        <w:spacing w:after="80" w:before="200"/>
+      </w:pPr>
+      <w:r>
+        <w:rPr>
+          <w:b/>
+          <w:bCs/>
+          <w:color w:val="8A6D1F"/>
+          <w:sz w:val="21"/>
+          <w:szCs w:val="21"/>
+        </w:rPr>
+        <w:t xml:space="preserve">7 · Functions in this file</w:t>
+      </w:r>
+    </w:p>
+    <w:p>
+      <w:pPr>
+        <w:spacing w:after="120"/>
+      </w:pPr>
+      <w:r>
+        <w:rPr>
+          <w:b w:val="false"/>
+          <w:bCs w:val="false"/>
+          <w:i w:val="false"/>
+          <w:iCs w:val="false"/>
+          <w:sz w:val="20"/>
+          <w:szCs w:val="20"/>
+        </w:rPr>
+        <w:t xml:space="preserve">None. Declarative build instructions; each one produces a layer.</w:t>
+      </w:r>
+    </w:p>
+    <w:p>
+      <w:pPr>
+        <w:pStyle w:val="Heading3"/>
+        <w:spacing w:after="80" w:before="200"/>
+      </w:pPr>
+      <w:r>
+        <w:rPr>
+          <w:b/>
+          <w:bCs/>
+          <w:color w:val="8A6D1F"/>
+          <w:sz w:val="21"/>
+          <w:szCs w:val="21"/>
+        </w:rPr>
+        <w:t xml:space="preserve">8 · Technical terms introduced</w:t>
+      </w:r>
+    </w:p>
+    <w:p>
+      <w:pPr>
+        <w:spacing w:after="120"/>
+      </w:pPr>
+      <w:r>
+        <w:rPr>
+          <w:b w:val="false"/>
+          <w:bCs w:val="false"/>
+          <w:i w:val="false"/>
+          <w:iCs w:val="false"/>
+          <w:sz w:val="20"/>
+          <w:szCs w:val="20"/>
+        </w:rPr>
+        <w:t xml:space="preserve">Dockerfile · image vs container · layer · layer cache · build context · multi-stage build · base image · exec form vs shell form · PID 1 · WORKDIR · EXPOSE · non-root user · attack surface · defence in depth · deterministic build · musl vs glibc · distroless</w:t>
+      </w:r>
+    </w:p>
+    <w:p>
+      <w:pPr>
+        <w:pStyle w:val="Heading3"/>
+        <w:spacing w:after="80" w:before="200"/>
+      </w:pPr>
+      <w:r>
+        <w:rPr>
+          <w:b/>
+          <w:bCs/>
+          <w:color w:val="8A6D1F"/>
+          <w:sz w:val="21"/>
+          <w:szCs w:val="21"/>
+        </w:rPr>
+        <w:t xml:space="preserve">9 · Why this approach and not another</w:t>
+      </w:r>
+    </w:p>
+    <w:p>
+      <w:pPr>
+        <w:pStyle w:val="ListParagraph"/>
+        <w:numPr>
+          <w:ilvl w:val="0"/>
+          <w:numId w:val="1"/>
+        </w:numPr>
+        <w:spacing w:after="60"/>
+      </w:pPr>
+      <w:r>
+        <w:rPr>
+          <w:b/>
+          <w:bCs/>
+          <w:sz w:val="20"/>
+          <w:szCs w:val="20"/>
+        </w:rPr>
+        <w:t xml:space="preserve">Multi-stage over single-stage</w:t>
+      </w:r>
+      <w:r>
+        <w:rPr>
+          <w:sz w:val="20"/>
+          <w:szCs w:val="20"/>
+        </w:rPr>
+        <w:t xml:space="preserve"> — single-stage would ship TypeScript, Vitest, all 127 packages and the .ts source in production — measured 82MB versus roughly 450MB, with a compiler and test runner in the production image. Four extra lines.</w:t>
+      </w:r>
+    </w:p>
+    <w:p>
+      <w:pPr>
+        <w:pStyle w:val="ListParagraph"/>
+        <w:numPr>
+          <w:ilvl w:val="0"/>
+          <w:numId w:val="1"/>
+        </w:numPr>
+        <w:spacing w:after="60"/>
+      </w:pPr>
+      <w:r>
+        <w:rPr>
+          <w:b/>
+          <w:bCs/>
+          <w:sz w:val="20"/>
+          <w:szCs w:val="20"/>
+        </w:rPr>
+        <w:t xml:space="preserve">bookworm-slim over alpine</w:t>
+      </w:r>
+      <w:r>
+        <w:rPr>
+          <w:sz w:val="20"/>
+          <w:szCs w:val="20"/>
+        </w:rPr>
+        <w:t xml:space="preserve"> — alpine uses musl instead of glibc, and native modules ship prebuilt binaries only for glibc. bcrypt arrives at File 028, and on alpine npm would compile from source, requiring python3, make and g++ in the image. Not worth 30MB.</w:t>
+      </w:r>
+    </w:p>
+    <w:p>
+      <w:pPr>
+        <w:pStyle w:val="ListParagraph"/>
+        <w:numPr>
+          <w:ilvl w:val="0"/>
+          <w:numId w:val="1"/>
+        </w:numPr>
+        <w:spacing w:after="60"/>
+      </w:pPr>
+      <w:r>
+        <w:rPr>
+          <w:b/>
+          <w:bCs/>
+          <w:sz w:val="20"/>
+          <w:szCs w:val="20"/>
+        </w:rPr>
+        <w:t xml:space="preserve">npm ci over npm install</w:t>
+      </w:r>
+      <w:r>
+        <w:rPr>
+          <w:sz w:val="20"/>
+          <w:szCs w:val="20"/>
+        </w:rPr>
+        <w:t xml:space="preserve"> — ci reads the lockfile rather than package.json, installs exactly the locked versions, deletes node_modules first, and errors if the lockfile is out of sync instead of silently updating it.</w:t>
+      </w:r>
+    </w:p>
+    <w:p>
+      <w:pPr>
+        <w:pStyle w:val="ListParagraph"/>
+        <w:numPr>
+          <w:ilvl w:val="0"/>
+          <w:numId w:val="1"/>
+        </w:numPr>
+        <w:spacing w:after="60"/>
+      </w:pPr>
+      <w:r>
+        <w:rPr>
+          <w:b/>
+          <w:bCs/>
+          <w:sz w:val="20"/>
+          <w:szCs w:val="20"/>
+        </w:rPr>
+        <w:t xml:space="preserve">npm cache clean in the same RUN as the install</w:t>
+      </w:r>
+      <w:r>
+        <w:rPr>
+          <w:sz w:val="20"/>
+          <w:szCs w:val="20"/>
+        </w:rPr>
+        <w:t xml:space="preserve"> — each RUN is a layer, and a layer records changes. Deleting the cache in a later RUN leaves the files in the earlier layer and the image does not shrink. About 50MB.</w:t>
+      </w:r>
+    </w:p>
+    <w:p>
+      <w:pPr>
+        <w:pStyle w:val="ListParagraph"/>
+        <w:numPr>
+          <w:ilvl w:val="0"/>
+          <w:numId w:val="1"/>
+        </w:numPr>
+        <w:spacing w:after="60"/>
+      </w:pPr>
+      <w:r>
+        <w:rPr>
+          <w:b/>
+          <w:bCs/>
+          <w:sz w:val="20"/>
+          <w:szCs w:val="20"/>
+        </w:rPr>
+        <w:t xml:space="preserve">USER node over the default root</w:t>
+      </w:r>
+      <w:r>
+        <w:rPr>
+          <w:sz w:val="20"/>
+          <w:szCs w:val="20"/>
+        </w:rPr>
+        <w:t xml:space="preserve"> — root in a container plus a container-escape vulnerability means root on the host. Placement matters — it comes after the COPY and RUN instructions, which need root to write to /app.</w:t>
+      </w:r>
+    </w:p>
+    <w:p>
+      <w:pPr>
+        <w:pStyle w:val="ListParagraph"/>
+        <w:numPr>
+          <w:ilvl w:val="0"/>
+          <w:numId w:val="1"/>
+        </w:numPr>
+        <w:spacing w:after="60"/>
+      </w:pPr>
+      <w:r>
+        <w:rPr>
+          <w:b/>
+          <w:bCs/>
+          <w:sz w:val="20"/>
+          <w:szCs w:val="20"/>
+        </w:rPr>
+        <w:t xml:space="preserve">Not distroless</w:t>
+      </w:r>
+      <w:r>
+        <w:rPr>
+          <w:sz w:val="20"/>
+          <w:szCs w:val="20"/>
+        </w:rPr>
+        <w:t xml:space="preserve"> — no shell means an attacker with remote code execution has no shell to use — genuinely more secure, and it also means we cannot docker exec in to debug. Wrong trade for a project we will debug for eleven months. Name as future work.</w:t>
+      </w:r>
+    </w:p>
+    <w:p>
+      <w:pPr>
+        <w:pStyle w:val="ListParagraph"/>
+        <w:numPr>
+          <w:ilvl w:val="0"/>
+          <w:numId w:val="1"/>
+        </w:numPr>
+        <w:spacing w:after="60"/>
+      </w:pPr>
+      <w:r>
+        <w:rPr>
+          <w:b/>
+          <w:bCs/>
+          <w:sz w:val="20"/>
+          <w:szCs w:val="20"/>
+        </w:rPr>
+        <w:t xml:space="preserve">Healthcheck in compose, not here</w:t>
+      </w:r>
+      <w:r>
+        <w:rPr>
+          <w:sz w:val="20"/>
+          <w:szCs w:val="20"/>
+        </w:rPr>
+        <w:t xml:space="preserve"> — keeps all service healthchecks in one place and lets the interval change without rebuilding the image.</w:t>
+      </w:r>
+    </w:p>
+    <w:p>
+      <w:pPr>
+        <w:pStyle w:val="Heading3"/>
+        <w:spacing w:after="80" w:before="200"/>
+      </w:pPr>
+      <w:r>
+        <w:rPr>
+          <w:b/>
+          <w:bCs/>
+          <w:color w:val="8A6D1F"/>
+          <w:sz w:val="21"/>
+          <w:szCs w:val="21"/>
+        </w:rPr>
+        <w:t xml:space="preserve">The two mechanisms that matter</w:t>
+      </w:r>
+    </w:p>
+    <w:p>
+      <w:pPr>
+        <w:pStyle w:val="ListParagraph"/>
+        <w:numPr>
+          <w:ilvl w:val="0"/>
+          <w:numId w:val="1"/>
+        </w:numPr>
+        <w:spacing w:after="60"/>
+      </w:pPr>
+      <w:r>
+        <w:rPr>
+          <w:sz w:val="20"/>
+          <w:szCs w:val="20"/>
+        </w:rPr>
+        <w:t xml:space="preserve">Layer caching: every filesystem-changing instruction creates a layer, and Docker reuses a cached layer only if that instruction and everything before it is unchanged. So the manifests are copied and installed *before* the source. The naive `COPY . .` then `npm ci` would reinstall 127 packages on every source edit. Measured: 14.5s first build, 1.6s rebuild with everything CACHED.</w:t>
+      </w:r>
+    </w:p>
+    <w:p>
+      <w:pPr>
+        <w:pStyle w:val="ListParagraph"/>
+        <w:numPr>
+          <w:ilvl w:val="0"/>
+          <w:numId w:val="1"/>
+        </w:numPr>
+        <w:spacing w:after="60"/>
+      </w:pPr>
+      <w:r>
+        <w:rPr>
+          <w:sz w:val="20"/>
+          <w:szCs w:val="20"/>
+        </w:rPr>
+        <w:t xml:space="preserve">Exec-form CMD: shell form wraps the command in /bin/sh -c, making sh PID 1 and node a child. docker stop sends SIGTERM to PID 1, and sh does not forward signals, so the File 011 handlers never fire and Docker eventually SIGKILLs. Exec form makes node PID 1 and the signal arrives directly. Same class of problem as tsx watch — a supervisor between the signal source and the process.</w:t>
+      </w:r>
+    </w:p>
+    <w:p>
+      <w:pPr>
+        <w:pStyle w:val="ListParagraph"/>
+        <w:numPr>
+          <w:ilvl w:val="0"/>
+          <w:numId w:val="1"/>
+        </w:numPr>
+        <w:spacing w:after="60"/>
+      </w:pPr>
+      <w:r>
+        <w:rPr>
+          <w:sz w:val="20"/>
+          <w:szCs w:val="20"/>
+        </w:rPr>
+        <w:t xml:space="preserve">Note also that PID 1 in Linux gets no default signal handlers, so this only works because File 011 registers explicit ones. The fallback for images without them is init: true in compose.</w:t>
+      </w:r>
+    </w:p>
+    <w:p>
+      <w:pPr>
+        <w:pStyle w:val="ListParagraph"/>
+        <w:numPr>
+          <w:ilvl w:val="0"/>
+          <w:numId w:val="1"/>
+        </w:numPr>
+        <w:spacing w:after="60"/>
+      </w:pPr>
+      <w:r>
+        <w:rPr>
+          <w:sz w:val="20"/>
+          <w:szCs w:val="20"/>
+        </w:rPr>
+        <w:t xml:space="preserve">Verified: docker run whoami returned node; ls /app showed dist but no src or tsconfig.json; docker stop printed “SIGTERM received, closing server” then “shutdown complete” — the graceful shutdown path that could not be tested locally under tsx watch.</w:t>
+      </w:r>
+    </w:p>
+    <w:p>
+      <w:r>
+        <w:br w:type="page"/>
+      </w:r>
+    </w:p>
+    <w:p>
+      <w:pPr>
+        <w:pStyle w:val="Heading1"/>
+        <w:pBdr>
+          <w:bottom w:val="single" w:color="8A6D1F" w:sz="8" w:space="4"/>
+        </w:pBdr>
+        <w:spacing w:after="160" w:before="420"/>
+      </w:pPr>
+      <w:r>
+        <w:rPr>
+          <w:b/>
+          <w:bCs/>
+          <w:color w:val="1F3352"/>
+          <w:sz w:val="28"/>
+          <w:szCs w:val="28"/>
+        </w:rPr>
+        <w:t xml:space="preserve">File 013 — apps/api/.dockerignore</w:t>
+      </w:r>
+    </w:p>
+    <w:p>
+      <w:pPr>
+        <w:pStyle w:val="Heading3"/>
+        <w:spacing w:after="80" w:before="200"/>
+      </w:pPr>
+      <w:r>
+        <w:rPr>
+          <w:b/>
+          <w:bCs/>
+          <w:color w:val="8A6D1F"/>
+          <w:sz w:val="21"/>
+          <w:szCs w:val="21"/>
+        </w:rPr>
+        <w:t xml:space="preserve">1 · Why this file exists</w:t>
+      </w:r>
+    </w:p>
+    <w:p>
+      <w:pPr>
+        <w:spacing w:after="120"/>
+      </w:pPr>
+      <w:r>
+        <w:rPr>
+          <w:b w:val="false"/>
+          <w:bCs w:val="false"/>
+          <w:i w:val="false"/>
+          <w:iCs w:val="false"/>
+          <w:sz w:val="20"/>
+          <w:szCs w:val="20"/>
+        </w:rPr>
+        <w:t xml:space="preserve">Docker sends a build context to the daemon before building, and COPY can only reach files inside it. Three things must stay out: secrets (a .env baked into a layer is retrievable by anyone who pulls the image, and deleting it in a later layer does not remove it — the same permanence problem as git history), host-specific artifacts (node_modules was installed on Windows), and noise like .git, which contains every version of every file ever committed.</w:t>
+      </w:r>
+    </w:p>
+    <w:p>
+      <w:pPr>
+        <w:pStyle w:val="Heading3"/>
+        <w:spacing w:after="80" w:before="200"/>
+      </w:pPr>
+      <w:r>
+        <w:rPr>
+          <w:b/>
+          <w:bCs/>
+          <w:color w:val="8A6D1F"/>
+          <w:sz w:val="21"/>
+          <w:szCs w:val="21"/>
+        </w:rPr>
+        <w:t xml:space="preserve">2 · Why it is a separate file</w:t>
+      </w:r>
+    </w:p>
+    <w:p>
+      <w:pPr>
+        <w:spacing w:after="120"/>
+      </w:pPr>
+      <w:r>
+        <w:rPr>
+          <w:b w:val="false"/>
+          <w:bCs w:val="false"/>
+          <w:i w:val="false"/>
+          <w:iCs w:val="false"/>
+          <w:sz w:val="20"/>
+          <w:szCs w:val="20"/>
+        </w:rPr>
+        <w:t xml:space="preserve">The name is fixed and it must sit at the build context root, which for us is apps/api — a root-level .dockerignore would be ignored entirely. It cannot reuse .gitignore because they answer different questions and diverge on exactly the entries that matter: .gitignore *tracks* Dockerfile and README.md as source, while .dockerignore *excludes* them as build metadata with no runtime value. Docker has no option to read .gitignore.</w:t>
+      </w:r>
+    </w:p>
+    <w:p>
+      <w:pPr>
+        <w:pStyle w:val="Heading3"/>
+        <w:spacing w:after="80" w:before="200"/>
+      </w:pPr>
+      <w:r>
+        <w:rPr>
+          <w:b/>
+          <w:bCs/>
+          <w:color w:val="8A6D1F"/>
+          <w:sz w:val="21"/>
+          <w:szCs w:val="21"/>
+        </w:rPr>
+        <w:t xml:space="preserve">3 · What we do in this file</w:t>
+      </w:r>
+    </w:p>
+    <w:p>
+      <w:pPr>
+        <w:spacing w:after="120"/>
+      </w:pPr>
+      <w:r>
+        <w:rPr>
+          <w:b w:val="false"/>
+          <w:bCs w:val="false"/>
+          <w:i w:val="false"/>
+          <w:iCs w:val="false"/>
+          <w:sz w:val="20"/>
+          <w:szCs w:val="20"/>
+        </w:rPr>
+        <w:t xml:space="preserve">Roughly 20 patterns: node_modules, dist, .env and variants, .git and build metadata, markdown, tests, coverage, editor directories, and OS junk. Deliberately absent are package.json, package-lock.json, tsconfig.json and src — exactly the four things the Dockerfile copies. A denylist permits everything unlisted.</w:t>
+      </w:r>
+    </w:p>
+    <w:p>
+      <w:pPr>
+        <w:pStyle w:val="Heading3"/>
+        <w:spacing w:after="80" w:before="200"/>
+      </w:pPr>
+      <w:r>
+        <w:rPr>
+          <w:b/>
+          <w:bCs/>
+          <w:color w:val="8A6D1F"/>
+          <w:sz w:val="21"/>
+          <w:szCs w:val="21"/>
+        </w:rPr>
+        <w:t xml:space="preserve">4 · Changes made later</w:t>
+      </w:r>
+    </w:p>
+    <w:p>
+      <w:pPr>
+        <w:spacing w:after="160"/>
+        <w:ind w:left="360"/>
+      </w:pPr>
+      <w:r>
+        <w:rPr>
+          <w:i/>
+          <w:iCs/>
+          <w:color w:val="9A9A9A"/>
+          <w:sz w:val="19"/>
+          <w:szCs w:val="19"/>
+        </w:rPr>
+        <w:t xml:space="preserve">[ Date any later change to this file here. ]</w:t>
+      </w:r>
+    </w:p>
+    <w:p>
+      <w:pPr>
+        <w:pStyle w:val="Heading3"/>
+        <w:spacing w:after="80" w:before="200"/>
+      </w:pPr>
+      <w:r>
+        <w:rPr>
+          <w:b/>
+          <w:bCs/>
+          <w:color w:val="8A6D1F"/>
+          <w:sz w:val="21"/>
+          <w:szCs w:val="21"/>
+        </w:rPr>
+        <w:t xml:space="preserve">5 · Where it sits</w:t>
+      </w:r>
+    </w:p>
+    <w:p>
+      <w:pPr>
+        <w:spacing w:after="120"/>
+      </w:pPr>
+      <w:r>
+        <w:rPr>
+          <w:b w:val="false"/>
+          <w:bCs w:val="false"/>
+          <w:i w:val="false"/>
+          <w:iCs w:val="false"/>
+          <w:sz w:val="20"/>
+          <w:szCs w:val="20"/>
+        </w:rPr>
+        <w:t xml:space="preserve">apps/api/.dockerignore, at the build context root. Read by the Docker CLI, at the CLI layer, before anything reaches the daemon — which is why an excluded file is genuinely unreachable rather than merely blocked.</w:t>
+      </w:r>
+    </w:p>
+    <w:p>
+      <w:pPr>
+        <w:pStyle w:val="Heading3"/>
+        <w:spacing w:after="80" w:before="200"/>
+      </w:pPr>
+      <w:r>
+        <w:rPr>
+          <w:b/>
+          <w:bCs/>
+          <w:color w:val="8A6D1F"/>
+          <w:sz w:val="21"/>
+          <w:szCs w:val="21"/>
+        </w:rPr>
+        <w:t xml:space="preserve">6 · Libraries used here</w:t>
+      </w:r>
+    </w:p>
+    <w:p>
+      <w:pPr>
+        <w:spacing w:after="120"/>
+      </w:pPr>
+      <w:r>
+        <w:rPr>
+          <w:b w:val="false"/>
+          <w:bCs w:val="false"/>
+          <w:i w:val="false"/>
+          <w:iCs w:val="false"/>
+          <w:sz w:val="20"/>
+          <w:szCs w:val="20"/>
+        </w:rPr>
+        <w:t xml:space="preserve">None.</w:t>
+      </w:r>
+    </w:p>
+    <w:p>
+      <w:pPr>
+        <w:pStyle w:val="Heading3"/>
+        <w:spacing w:after="80" w:before="200"/>
+      </w:pPr>
+      <w:r>
+        <w:rPr>
+          <w:b/>
+          <w:bCs/>
+          <w:color w:val="8A6D1F"/>
+          <w:sz w:val="21"/>
+          <w:szCs w:val="21"/>
+        </w:rPr>
+        <w:t xml:space="preserve">7 · Functions in this file</w:t>
+      </w:r>
+    </w:p>
+    <w:p>
+      <w:pPr>
+        <w:spacing w:after="120"/>
+      </w:pPr>
+      <w:r>
+        <w:rPr>
+          <w:b w:val="false"/>
+          <w:bCs w:val="false"/>
+          <w:i w:val="false"/>
+          <w:iCs w:val="false"/>
+          <w:sz w:val="20"/>
+          <w:szCs w:val="20"/>
+        </w:rPr>
+        <w:t xml:space="preserve">None. A pattern list.</w:t>
+      </w:r>
+    </w:p>
+    <w:p>
+      <w:pPr>
+        <w:pStyle w:val="Heading3"/>
+        <w:spacing w:after="80" w:before="200"/>
+      </w:pPr>
+      <w:r>
+        <w:rPr>
+          <w:b/>
+          <w:bCs/>
+          <w:color w:val="8A6D1F"/>
+          <w:sz w:val="21"/>
+          <w:szCs w:val="21"/>
+        </w:rPr>
+        <w:t xml:space="preserve">8 · Technical terms introduced</w:t>
+      </w:r>
+    </w:p>
+    <w:p>
+      <w:pPr>
+        <w:spacing w:after="120"/>
+      </w:pPr>
+      <w:r>
+        <w:rPr>
+          <w:b w:val="false"/>
+          <w:bCs w:val="false"/>
+          <w:i w:val="false"/>
+          <w:iCs w:val="false"/>
+          <w:sz w:val="20"/>
+          <w:szCs w:val="20"/>
+        </w:rPr>
+        <w:t xml:space="preserve">build context · Docker daemon vs CLI · denylist vs allowlist · native module · anchored pattern</w:t>
+      </w:r>
+    </w:p>
+    <w:p>
+      <w:pPr>
+        <w:pStyle w:val="Heading3"/>
+        <w:spacing w:after="80" w:before="200"/>
+      </w:pPr>
+      <w:r>
+        <w:rPr>
+          <w:b/>
+          <w:bCs/>
+          <w:color w:val="8A6D1F"/>
+          <w:sz w:val="21"/>
+          <w:szCs w:val="21"/>
+        </w:rPr>
+        <w:t xml:space="preserve">9 · Why this approach and not another</w:t>
+      </w:r>
+    </w:p>
+    <w:p>
+      <w:pPr>
+        <w:pStyle w:val="ListParagraph"/>
+        <w:numPr>
+          <w:ilvl w:val="0"/>
+          <w:numId w:val="1"/>
+        </w:numPr>
+        <w:spacing w:after="60"/>
+      </w:pPr>
+      <w:r>
+        <w:rPr>
+          <w:b/>
+          <w:bCs/>
+          <w:sz w:val="20"/>
+          <w:szCs w:val="20"/>
+        </w:rPr>
+        <w:t xml:space="preserve">Explicit .dockerignore over relying on narrow COPY instructions</w:t>
+      </w:r>
+      <w:r>
+        <w:rPr>
+          <w:sz w:val="20"/>
+          <w:szCs w:val="20"/>
+        </w:rPr>
+        <w:t xml:space="preserve"> — the Dockerfile already copies only four things, so this changes nothing today. It is insurance: the day someone adds `COPY . .`, this makes it harmless.</w:t>
+      </w:r>
+    </w:p>
+    <w:p>
+      <w:pPr>
+        <w:pStyle w:val="ListParagraph"/>
+        <w:numPr>
+          <w:ilvl w:val="0"/>
+          <w:numId w:val="1"/>
+        </w:numPr>
+        <w:spacing w:after="60"/>
+      </w:pPr>
+      <w:r>
+        <w:rPr>
+          <w:b/>
+          <w:bCs/>
+          <w:sz w:val="20"/>
+          <w:szCs w:val="20"/>
+        </w:rPr>
+        <w:t xml:space="preserve">Denylist over `*` plus negations</w:t>
+      </w:r>
+      <w:r>
+        <w:rPr>
+          <w:sz w:val="20"/>
+          <w:szCs w:val="20"/>
+        </w:rPr>
+        <w:t xml:space="preserve"> — the allowlist form is maximally safe against leaks and means every new file requires editing this file first.</w:t>
+      </w:r>
+    </w:p>
+    <w:p>
+      <w:pPr>
+        <w:pStyle w:val="ListParagraph"/>
+        <w:numPr>
+          <w:ilvl w:val="0"/>
+          <w:numId w:val="1"/>
+        </w:numPr>
+        <w:spacing w:after="60"/>
+      </w:pPr>
+      <w:r>
+        <w:rPr>
+          <w:b/>
+          <w:bCs/>
+          <w:sz w:val="20"/>
+          <w:szCs w:val="20"/>
+        </w:rPr>
+        <w:t xml:space="preserve">Per-context files over one shared</w:t>
+      </w:r>
+      <w:r>
+        <w:rPr>
+          <w:sz w:val="20"/>
+          <w:szCs w:val="20"/>
+        </w:rPr>
+        <w:t xml:space="preserve"> — forced by Docker's context-root rule, and correct anyway since the Node and Python exclusions barely overlap.</w:t>
+      </w:r>
+    </w:p>
+    <w:p>
+      <w:pPr>
+        <w:pStyle w:val="ListParagraph"/>
+        <w:numPr>
+          <w:ilvl w:val="0"/>
+          <w:numId w:val="1"/>
+        </w:numPr>
+        <w:spacing w:after="60"/>
+      </w:pPr>
+      <w:r>
+        <w:rPr>
+          <w:b/>
+          <w:bCs/>
+          <w:sz w:val="20"/>
+          <w:szCs w:val="20"/>
+        </w:rPr>
+        <w:t xml:space="preserve">Excluding the Dockerfile itself</w:t>
+      </w:r>
+      <w:r>
+        <w:rPr>
+          <w:sz w:val="20"/>
+          <w:szCs w:val="20"/>
+        </w:rPr>
+        <w:t xml:space="preserve"> — it is needed to build but not to run. Shipping build metadata inside a runtime image is the same instinct as dropping to a non-root user — ship the minimum.</w:t>
+      </w:r>
+    </w:p>
+    <w:p>
+      <w:pPr>
+        <w:pStyle w:val="ListParagraph"/>
+        <w:numPr>
+          <w:ilvl w:val="0"/>
+          <w:numId w:val="1"/>
+        </w:numPr>
+        <w:spacing w:after="60"/>
+      </w:pPr>
+      <w:r>
+        <w:rPr>
+          <w:b/>
+          <w:bCs/>
+          <w:sz w:val="20"/>
+          <w:szCs w:val="20"/>
+        </w:rPr>
+        <w:t xml:space="preserve">No ! negations</w:t>
+      </w:r>
+      <w:r>
+        <w:rPr>
+          <w:sz w:val="20"/>
+          <w:szCs w:val="20"/>
+        </w:rPr>
+        <w:t xml:space="preserve"> — .gitignore needed one for .env.example; nothing here needs re-including, and negations are a known source of silent failure.</w:t>
+      </w:r>
+    </w:p>
+    <w:p>
+      <w:pPr>
+        <w:pStyle w:val="Heading3"/>
+        <w:spacing w:after="80" w:before="200"/>
+      </w:pPr>
+      <w:r>
+        <w:rPr>
+          <w:b/>
+          <w:bCs/>
+          <w:color w:val="8A6D1F"/>
+          <w:sz w:val="21"/>
+          <w:szCs w:val="21"/>
+        </w:rPr>
+        <w:t xml:space="preserve">Correction to the original reasoning</w:t>
+      </w:r>
+    </w:p>
+    <w:p>
+      <w:pPr>
+        <w:pStyle w:val="ListParagraph"/>
+        <w:numPr>
+          <w:ilvl w:val="0"/>
+          <w:numId w:val="1"/>
+        </w:numPr>
+        <w:spacing w:after="60"/>
+      </w:pPr>
+      <w:r>
+        <w:rPr>
+          <w:sz w:val="20"/>
+          <w:szCs w:val="20"/>
+        </w:rPr>
+        <w:t xml:space="preserve">I motivated this file at File 012 by expecting a slow first build with a huge context. The actual build was 14.5 seconds with “transferring context: 105.60kB” — modern BuildKit only transfers files a COPY instruction actually references, so node_modules was never sent. That motivation was wrong.</w:t>
+      </w:r>
+    </w:p>
+    <w:p>
+      <w:pPr>
+        <w:pStyle w:val="ListParagraph"/>
+        <w:numPr>
+          <w:ilvl w:val="0"/>
+          <w:numId w:val="1"/>
+        </w:numPr>
+        <w:spacing w:after="60"/>
+      </w:pPr>
+      <w:r>
+        <w:rPr>
+          <w:sz w:val="20"/>
+          <w:szCs w:val="20"/>
+        </w:rPr>
+        <w:t xml:space="preserve">What survives: it is a correctness guard, not a speed optimisation. Honest assessment — a ~20-line insurance policy. Better to say that than defend an inflated claim in a viva.</w:t>
+      </w:r>
+    </w:p>
+    <w:p>
+      <w:pPr>
+        <w:pStyle w:val="ListParagraph"/>
+        <w:numPr>
+          <w:ilvl w:val="0"/>
+          <w:numId w:val="1"/>
+        </w:numPr>
+        <w:spacing w:after="60"/>
+      </w:pPr>
+      <w:r>
+        <w:rPr>
+          <w:sz w:val="20"/>
+          <w:szCs w:val="20"/>
+        </w:rPr>
+        <w:t xml:space="preserve">Proof it bites: adding a temporary COPY .env ./ with a real .env present made the build fail with “CopyIgnoredFile: Attempting to Copy file .env that is excluded by .dockerignore (line 5)”. Docker actively detected the contradiction.</w:t>
+      </w:r>
+    </w:p>
+    <w:p>
+      <w:r>
+        <w:br w:type="page"/>
+      </w:r>
+    </w:p>
+    <w:p>
+      <w:pPr>
+        <w:pStyle w:val="Heading1"/>
+        <w:pBdr>
+          <w:bottom w:val="single" w:color="8A6D1F" w:sz="8" w:space="4"/>
+        </w:pBdr>
+        <w:spacing w:after="160" w:before="420"/>
+      </w:pPr>
+      <w:r>
+        <w:rPr>
+          <w:b/>
+          <w:bCs/>
+          <w:color w:val="1F3352"/>
+          <w:sz w:val="28"/>
+          <w:szCs w:val="28"/>
+        </w:rPr>
+        <w:t xml:space="preserve">File 014 — apps/detector/pyproject.toml</w:t>
+      </w:r>
+    </w:p>
+    <w:p>
+      <w:pPr>
+        <w:pStyle w:val="Heading3"/>
+        <w:spacing w:after="80" w:before="200"/>
+      </w:pPr>
+      <w:r>
+        <w:rPr>
+          <w:b/>
+          <w:bCs/>
+          <w:color w:val="8A6D1F"/>
+          <w:sz w:val="21"/>
+          <w:szCs w:val="21"/>
+        </w:rPr>
+        <w:t xml:space="preserve">1 · Why this file exists</w:t>
+      </w:r>
+    </w:p>
+    <w:p>
+      <w:pPr>
+        <w:spacing w:after="120"/>
+      </w:pPr>
+      <w:r>
+        <w:rPr>
+          <w:b w:val="false"/>
+          <w:bCs w:val="false"/>
+          <w:i w:val="false"/>
+          <w:iCs w:val="false"/>
+          <w:sz w:val="20"/>
+          <w:szCs w:val="20"/>
+        </w:rPr>
+        <w:t xml:space="preserve">The same four jobs package.json does on the Node side — declare dependencies so teammates get an identical set, declare the Python version so pip refuses an incompatible one with a clear message, make our code importable so `from app.config import settings` works regardless of the launch directory, and hold tool configuration in one place instead of .ruff.toml plus pytest.ini.</w:t>
+      </w:r>
+    </w:p>
+    <w:p>
+      <w:pPr>
+        <w:pStyle w:val="Heading3"/>
+        <w:spacing w:after="80" w:before="200"/>
+      </w:pPr>
+      <w:r>
+        <w:rPr>
+          <w:b/>
+          <w:bCs/>
+          <w:color w:val="8A6D1F"/>
+          <w:sz w:val="21"/>
+          <w:szCs w:val="21"/>
+        </w:rPr>
+        <w:t xml:space="preserve">2 · Why it is a separate file</w:t>
+      </w:r>
+    </w:p>
+    <w:p>
+      <w:pPr>
+        <w:spacing w:after="120"/>
+      </w:pPr>
+      <w:r>
+        <w:rPr>
+          <w:b w:val="false"/>
+          <w:bCs w:val="false"/>
+          <w:i w:val="false"/>
+          <w:iCs w:val="false"/>
+          <w:sz w:val="20"/>
+          <w:szCs w:val="20"/>
+        </w:rPr>
+        <w:t xml:space="preserve">The name is fixed by PEP 518. Separate from apps/api/package.json for the reasons File 007 rejected a root manifest, except the languages make it absolute: the API image must not install PyTorch and the detector image must not install React.</w:t>
+      </w:r>
+    </w:p>
+    <w:p>
+      <w:pPr>
+        <w:pStyle w:val="Heading3"/>
+        <w:spacing w:after="80" w:before="200"/>
+      </w:pPr>
+      <w:r>
+        <w:rPr>
+          <w:b/>
+          <w:bCs/>
+          <w:color w:val="8A6D1F"/>
+          <w:sz w:val="21"/>
+          <w:szCs w:val="21"/>
+        </w:rPr>
+        <w:t xml:space="preserve">3 · What we do in this file</w:t>
+      </w:r>
+    </w:p>
+    <w:p>
+      <w:pPr>
+        <w:spacing w:after="120"/>
+      </w:pPr>
+      <w:r>
+        <w:rPr>
+          <w:b w:val="false"/>
+          <w:bCs w:val="false"/>
+          <w:i w:val="false"/>
+          <w:iCs w:val="false"/>
+          <w:sz w:val="20"/>
+          <w:szCs w:val="20"/>
+        </w:rPr>
+        <w:t xml:space="preserve">Project metadata, requires-python &gt;=3.11, runtime dependencies (fastapi, uvicorn[standard], pydantic, pydantic-settings), a dev extras group (pytest, httpx, ruff), hatchling as build backend with packages = [“app”], ruff configuration (line-length 100, target py311, rules E F I UP B), and pytest configuration (testpaths, pythonpath).</w:t>
+      </w:r>
+    </w:p>
+    <w:p>
+      <w:pPr>
+        <w:pStyle w:val="Heading3"/>
+        <w:spacing w:after="80" w:before="200"/>
+      </w:pPr>
+      <w:r>
+        <w:rPr>
+          <w:b/>
+          <w:bCs/>
+          <w:color w:val="8A6D1F"/>
+          <w:sz w:val="21"/>
+          <w:szCs w:val="21"/>
+        </w:rPr>
+        <w:t xml:space="preserve">4 · Changes made later</w:t>
+      </w:r>
+    </w:p>
+    <w:p>
+      <w:pPr>
+        <w:spacing w:after="160"/>
+        <w:ind w:left="360"/>
+      </w:pPr>
+      <w:r>
+        <w:rPr>
+          <w:i/>
+          <w:iCs/>
+          <w:color w:val="9A9A9A"/>
+          <w:sz w:val="19"/>
+          <w:szCs w:val="19"/>
+        </w:rPr>
+        <w:t xml:space="preserve">[ Date any later change to this file here. ]</w:t>
+      </w:r>
+    </w:p>
+    <w:p>
+      <w:pPr>
+        <w:pStyle w:val="Heading3"/>
+        <w:spacing w:after="80" w:before="200"/>
+      </w:pPr>
+      <w:r>
+        <w:rPr>
+          <w:b/>
+          <w:bCs/>
+          <w:color w:val="8A6D1F"/>
+          <w:sz w:val="21"/>
+          <w:szCs w:val="21"/>
+        </w:rPr>
+        <w:t xml:space="preserve">5 · Where it sits</w:t>
+      </w:r>
+    </w:p>
+    <w:p>
+      <w:pPr>
+        <w:spacing w:after="120"/>
+      </w:pPr>
+      <w:r>
+        <w:rPr>
+          <w:b w:val="false"/>
+          <w:bCs w:val="false"/>
+          <w:i w:val="false"/>
+          <w:iCs w:val="false"/>
+          <w:sz w:val="20"/>
+          <w:szCs w:val="20"/>
+        </w:rPr>
+        <w:t xml:space="preserve">apps/detector/pyproject.toml. Read by pip on install, by ruff for lint config, by pytest for test config, and by the detector Dockerfile.</w:t>
+      </w:r>
+    </w:p>
+    <w:p>
+      <w:pPr>
+        <w:pStyle w:val="Heading3"/>
+        <w:spacing w:after="80" w:before="200"/>
+      </w:pPr>
+      <w:r>
+        <w:rPr>
+          <w:b/>
+          <w:bCs/>
+          <w:color w:val="8A6D1F"/>
+          <w:sz w:val="21"/>
+          <w:szCs w:val="21"/>
+        </w:rPr>
+        <w:t xml:space="preserve">6 · Libraries used here</w:t>
+      </w:r>
+    </w:p>
+    <w:p>
+      <w:pPr>
+        <w:spacing w:after="120"/>
+      </w:pPr>
+      <w:r>
+        <w:rPr>
+          <w:b w:val="false"/>
+          <w:bCs w:val="false"/>
+          <w:i w:val="false"/>
+          <w:iCs w:val="false"/>
+          <w:sz w:val="20"/>
+          <w:szCs w:val="20"/>
+        </w:rPr>
+        <w:t xml:space="preserve">Six introduced here — fastapi, uvicorn, pydantic, pydantic-settings, pytest, httpx and ruff. Each has a page in §3 of the Reference Notebook. Resolved versions were all much newer than the floors written: FastAPI 0.141, pytest 9.1, Pydantic 2.13, ruff 0.16.</w:t>
+      </w:r>
+    </w:p>
+    <w:p>
+      <w:pPr>
+        <w:pStyle w:val="Heading3"/>
+        <w:spacing w:after="80" w:before="200"/>
+      </w:pPr>
+      <w:r>
+        <w:rPr>
+          <w:b/>
+          <w:bCs/>
+          <w:color w:val="8A6D1F"/>
+          <w:sz w:val="21"/>
+          <w:szCs w:val="21"/>
+        </w:rPr>
+        <w:t xml:space="preserve">7 · Functions in this file</w:t>
+      </w:r>
+    </w:p>
+    <w:p>
+      <w:pPr>
+        <w:spacing w:after="120"/>
+      </w:pPr>
+      <w:r>
+        <w:rPr>
+          <w:b w:val="false"/>
+          <w:bCs w:val="false"/>
+          <w:i w:val="false"/>
+          <w:iCs w:val="false"/>
+          <w:sz w:val="20"/>
+          <w:szCs w:val="20"/>
+        </w:rPr>
+        <w:t xml:space="preserve">None. Declarative TOML.</w:t>
+      </w:r>
+    </w:p>
+    <w:p>
+      <w:pPr>
+        <w:pStyle w:val="Heading3"/>
+        <w:spacing w:after="80" w:before="200"/>
+      </w:pPr>
+      <w:r>
+        <w:rPr>
+          <w:b/>
+          <w:bCs/>
+          <w:color w:val="8A6D1F"/>
+          <w:sz w:val="21"/>
+          <w:szCs w:val="21"/>
+        </w:rPr>
+        <w:t xml:space="preserve">8 · Technical terms introduced</w:t>
+      </w:r>
+    </w:p>
+    <w:p>
+      <w:pPr>
+        <w:spacing w:after="120"/>
+      </w:pPr>
+      <w:r>
+        <w:rPr>
+          <w:b w:val="false"/>
+          <w:bCs w:val="false"/>
+          <w:i w:val="false"/>
+          <w:iCs w:val="false"/>
+          <w:sz w:val="20"/>
+          <w:szCs w:val="20"/>
+        </w:rPr>
+        <w:t xml:space="preserve">TOML · PEP · virtual environment · editable install · extras · build backend · ASGI vs WSGI · linter vs formatter · transitive dependency · lockfile · mutable default argument</w:t>
+      </w:r>
+    </w:p>
+    <w:p>
+      <w:pPr>
+        <w:pStyle w:val="Heading3"/>
+        <w:spacing w:after="80" w:before="200"/>
+      </w:pPr>
+      <w:r>
+        <w:rPr>
+          <w:b/>
+          <w:bCs/>
+          <w:color w:val="8A6D1F"/>
+          <w:sz w:val="21"/>
+          <w:szCs w:val="21"/>
+        </w:rPr>
+        <w:t xml:space="preserve">9 · Why this approach and not another</w:t>
+      </w:r>
+    </w:p>
+    <w:p>
+      <w:pPr>
+        <w:pStyle w:val="ListParagraph"/>
+        <w:numPr>
+          <w:ilvl w:val="0"/>
+          <w:numId w:val="1"/>
+        </w:numPr>
+        <w:spacing w:after="60"/>
+      </w:pPr>
+      <w:r>
+        <w:rPr>
+          <w:b/>
+          <w:bCs/>
+          <w:sz w:val="20"/>
+          <w:szCs w:val="20"/>
+        </w:rPr>
+        <w:t xml:space="preserve">pyproject.toml over requirements.txt as the manifest</w:t>
+      </w:r>
+      <w:r>
+        <w:rPr>
+          <w:sz w:val="20"/>
+          <w:szCs w:val="20"/>
+        </w:rPr>
+        <w:t xml:space="preserve"> — requirements.txt is a pip convention rather than a standard, has no project metadata, no dev/prod split without a second file, no tool config, and cannot make code importable. We still generate one — but as a *lockfile*, which is a different job.</w:t>
+      </w:r>
+    </w:p>
+    <w:p>
+      <w:pPr>
+        <w:pStyle w:val="ListParagraph"/>
+        <w:numPr>
+          <w:ilvl w:val="0"/>
+          <w:numId w:val="1"/>
+        </w:numPr>
+        <w:spacing w:after="60"/>
+      </w:pPr>
+      <w:r>
+        <w:rPr>
+          <w:b/>
+          <w:bCs/>
+          <w:sz w:val="20"/>
+          <w:szCs w:val="20"/>
+        </w:rPr>
+        <w:t xml:space="preserve">pip over Poetry or uv</w:t>
+      </w:r>
+      <w:r>
+        <w:rPr>
+          <w:sz w:val="20"/>
+          <w:szCs w:val="20"/>
+        </w:rPr>
+        <w:t xml:space="preserve"> — Poetry gives proper resolution and a real lockfile; uv is dramatically faster with a cross-platform lock. Both rejected because pip ships with Python — zero setup for four teammates. Same reasoning as npm over pnpm.</w:t>
+      </w:r>
+    </w:p>
+    <w:p>
+      <w:pPr>
+        <w:pStyle w:val="ListParagraph"/>
+        <w:numPr>
+          <w:ilvl w:val="0"/>
+          <w:numId w:val="1"/>
+        </w:numPr>
+        <w:spacing w:after="60"/>
+      </w:pPr>
+      <w:r>
+        <w:rPr>
+          <w:b/>
+          <w:bCs/>
+          <w:sz w:val="20"/>
+          <w:szCs w:val="20"/>
+        </w:rPr>
+        <w:t xml:space="preserve">hatchling over setuptools</w:t>
+      </w:r>
+      <w:r>
+        <w:rPr>
+          <w:sz w:val="20"/>
+          <w:szCs w:val="20"/>
+        </w:rPr>
+        <w:t xml:space="preserve"> — three lines versus more configuration and decades of legacy behaviour. Neither ships in the final image — build-time only.</w:t>
+      </w:r>
+    </w:p>
+    <w:p>
+      <w:pPr>
+        <w:pStyle w:val="ListParagraph"/>
+        <w:numPr>
+          <w:ilvl w:val="0"/>
+          <w:numId w:val="1"/>
+        </w:numPr>
+        <w:spacing w:after="60"/>
+      </w:pPr>
+      <w:r>
+        <w:rPr>
+          <w:b/>
+          <w:bCs/>
+          <w:sz w:val="20"/>
+          <w:szCs w:val="20"/>
+        </w:rPr>
+        <w:t xml:space="preserve">app/ over src/ as the package directory</w:t>
+      </w:r>
+      <w:r>
+        <w:rPr>
+          <w:sz w:val="20"/>
+          <w:szCs w:val="20"/>
+        </w:rPr>
+        <w:t xml:space="preserve"> — `from src.config import ...` reads oddly; app/ is the standard FastAPI layout and gives clean imports.</w:t>
+      </w:r>
+    </w:p>
+    <w:p>
+      <w:pPr>
+        <w:pStyle w:val="ListParagraph"/>
+        <w:numPr>
+          <w:ilvl w:val="0"/>
+          <w:numId w:val="1"/>
+        </w:numPr>
+        <w:spacing w:after="60"/>
+      </w:pPr>
+      <w:r>
+        <w:rPr>
+          <w:b/>
+          <w:bCs/>
+          <w:sz w:val="20"/>
+          <w:szCs w:val="20"/>
+        </w:rPr>
+        <w:t xml:space="preserve">line-length 100 over the community default 88</w:t>
+      </w:r>
+      <w:r>
+        <w:rPr>
+          <w:sz w:val="20"/>
+          <w:szCs w:val="20"/>
+        </w:rPr>
+        <w:t xml:space="preserve"> — ML code has genuinely long lines that do not wrap gracefully.</w:t>
+      </w:r>
+    </w:p>
+    <w:p>
+      <w:pPr>
+        <w:pStyle w:val="ListParagraph"/>
+        <w:numPr>
+          <w:ilvl w:val="0"/>
+          <w:numId w:val="1"/>
+        </w:numPr>
+        <w:spacing w:after="60"/>
+      </w:pPr>
+      <w:r>
+        <w:rPr>
+          <w:b/>
+          <w:bCs/>
+          <w:sz w:val="20"/>
+          <w:szCs w:val="20"/>
+        </w:rPr>
+        <w:t xml:space="preserve">Five ruff rule families, not all of them</w:t>
+      </w:r>
+      <w:r>
+        <w:rPr>
+          <w:sz w:val="20"/>
+          <w:szCs w:val="20"/>
+        </w:rPr>
+        <w:t xml:space="preserve"> — ruff has hundreds of rules and an over-strict linter gets disabled rather than obeyed. B (bugbear) is the valuable one — it catches mutable default arguments like def f(items, results=[]), where the list is created once at definition and shared across every call.</w:t>
+      </w:r>
+    </w:p>
+    <w:p>
+      <w:pPr>
+        <w:pStyle w:val="Heading3"/>
+        <w:spacing w:after="80" w:before="200"/>
+      </w:pPr>
+      <w:r>
+        <w:rPr>
+          <w:b/>
+          <w:bCs/>
+          <w:color w:val="8A6D1F"/>
+          <w:sz w:val="21"/>
+          <w:szCs w:val="21"/>
+        </w:rPr>
+        <w:t xml:space="preserve">Honest limitation — the lockfile</w:t>
+      </w:r>
+    </w:p>
+    <w:p>
+      <w:pPr>
+        <w:pStyle w:val="ListParagraph"/>
+        <w:numPr>
+          <w:ilvl w:val="0"/>
+          <w:numId w:val="1"/>
+        </w:numPr>
+        <w:spacing w:after="60"/>
+      </w:pPr>
+      <w:r>
+        <w:rPr>
+          <w:sz w:val="20"/>
+          <w:szCs w:val="20"/>
+        </w:rPr>
+        <w:t xml:space="preserve">pip has no real lockfile. We generate one with `pip freeze --exclude-editable &gt; requirements.txt`, capturing exact versions including transitive dependencies.</w:t>
+      </w:r>
+    </w:p>
+    <w:p>
+      <w:pPr>
+        <w:pStyle w:val="ListParagraph"/>
+        <w:numPr>
+          <w:ilvl w:val="0"/>
+          <w:numId w:val="1"/>
+        </w:numPr>
+        <w:spacing w:after="60"/>
+      </w:pPr>
+      <w:r>
+        <w:rPr>
+          <w:sz w:val="20"/>
+          <w:szCs w:val="20"/>
+        </w:rPr>
+        <w:t xml:space="preserve">But it captures what was installed *on Windows*, and a few packages have platform-specific variants. This is genuinely weaker than package-lock.json. Name it in the report's limitations rather than claiming equivalence.</w:t>
+      </w:r>
+    </w:p>
+    <w:p>
+      <w:pPr>
+        <w:pStyle w:val="ListParagraph"/>
+        <w:numPr>
+          <w:ilvl w:val="0"/>
+          <w:numId w:val="1"/>
+        </w:numPr>
+        <w:spacing w:after="60"/>
+      </w:pPr>
+      <w:r>
+        <w:rPr>
+          <w:sz w:val="20"/>
+          <w:szCs w:val="20"/>
+        </w:rPr>
+        <w:t xml:space="preserve">If pip install becomes painful when PyTorch arrives at Tier 3, uv is the upgrade — it reads the same pyproject.toml, so switching costs nothing.</w:t>
+      </w:r>
+    </w:p>
+    <w:p>
+      <w:pPr>
+        <w:pStyle w:val="ListParagraph"/>
+        <w:numPr>
+          <w:ilvl w:val="0"/>
+          <w:numId w:val="1"/>
+        </w:numPr>
+        <w:spacing w:after="60"/>
+      </w:pPr>
+      <w:r>
+        <w:rPr>
+          <w:sz w:val="20"/>
+          <w:szCs w:val="20"/>
+        </w:rPr>
+        <w:t xml:space="preserve">Note also a version divergence: local Python is 3.13 while the container will pin 3.11. ruff's target-version = “py311” guards against writing syntax the container cannot run.</w:t>
+      </w:r>
+    </w:p>
+    <w:p>
+      <w:r>
+        <w:br w:type="page"/>
+      </w:r>
+    </w:p>
+    <w:p>
+      <w:pPr>
+        <w:pStyle w:val="Heading1"/>
+        <w:pBdr>
+          <w:bottom w:val="single" w:color="8A6D1F" w:sz="8" w:space="4"/>
+        </w:pBdr>
+        <w:spacing w:after="160" w:before="420"/>
+      </w:pPr>
+      <w:r>
+        <w:rPr>
+          <w:b/>
+          <w:bCs/>
+          <w:color w:val="1F3352"/>
+          <w:sz w:val="28"/>
+          <w:szCs w:val="28"/>
+        </w:rPr>
+        <w:t xml:space="preserve">File 015 — apps/detector/app/main.py</w:t>
+      </w:r>
+    </w:p>
+    <w:p>
+      <w:pPr>
+        <w:pStyle w:val="Heading3"/>
+        <w:spacing w:after="80" w:before="200"/>
+      </w:pPr>
+      <w:r>
+        <w:rPr>
+          <w:b/>
+          <w:bCs/>
+          <w:color w:val="8A6D1F"/>
+          <w:sz w:val="21"/>
+          <w:szCs w:val="21"/>
+        </w:rPr>
+        <w:t xml:space="preserve">1 · Why this file exists</w:t>
+      </w:r>
+    </w:p>
+    <w:p>
+      <w:pPr>
+        <w:spacing w:after="120"/>
+      </w:pPr>
+      <w:r>
+        <w:rPr>
+          <w:b w:val="false"/>
+          <w:bCs w:val="false"/>
+          <w:i w:val="false"/>
+          <w:iCs w:val="false"/>
+          <w:sz w:val="20"/>
+          <w:szCs w:val="20"/>
+        </w:rPr>
+        <w:t xml:space="preserve">The detector's entry point. It exposes only /health today because the compose revisit needs a healthcheck to know whether the service is up — a service that cannot answer “are you alive?” cannot be orchestrated. The service exists at all because tree-sitter, APTED, PyTorch and transformers are Python-only, and because tree edit distance is CPU-bound work that would block Node's single-threaded event loop for seconds at a time.</w:t>
+      </w:r>
+    </w:p>
+    <w:p>
+      <w:pPr>
+        <w:pStyle w:val="Heading3"/>
+        <w:spacing w:after="80" w:before="200"/>
+      </w:pPr>
+      <w:r>
+        <w:rPr>
+          <w:b/>
+          <w:bCs/>
+          <w:color w:val="8A6D1F"/>
+          <w:sz w:val="21"/>
+          <w:szCs w:val="21"/>
+        </w:rPr>
+        <w:t xml:space="preserve">2 · Why it is a separate file</w:t>
+      </w:r>
+    </w:p>
+    <w:p>
+      <w:pPr>
+        <w:spacing w:after="120"/>
+      </w:pPr>
+      <w:r>
+        <w:rPr>
+          <w:b w:val="false"/>
+          <w:bCs w:val="false"/>
+          <w:i w:val="false"/>
+          <w:iCs w:val="false"/>
+          <w:sz w:val="20"/>
+          <w:szCs w:val="20"/>
+        </w:rPr>
+        <w:t xml:space="preserve">Separate from the API by language and by workload. Within the detector, it lives in app/ rather than at the project root because a root main.py is not part of a package, so `from config import settings` would only resolve when launched from that exact directory. Inside app/ with __init__.py present it becomes `from app.config import settings`, resolvable from pytest and from the container. main.py will stay thin — routers, middleware and assembly only.</w:t>
+      </w:r>
+    </w:p>
+    <w:p>
+      <w:pPr>
+        <w:pStyle w:val="Heading3"/>
+        <w:spacing w:after="80" w:before="200"/>
+      </w:pPr>
+      <w:r>
+        <w:rPr>
+          <w:b/>
+          <w:bCs/>
+          <w:color w:val="8A6D1F"/>
+          <w:sz w:val="21"/>
+          <w:szCs w:val="21"/>
+        </w:rPr>
+        <w:t xml:space="preserve">3 · What we do in this file</w:t>
+      </w:r>
+    </w:p>
+    <w:p>
+      <w:pPr>
+        <w:spacing w:after="120"/>
+      </w:pPr>
+      <w:r>
+        <w:rPr>
+          <w:b w:val="false"/>
+          <w:bCs w:val="false"/>
+          <w:i w:val="false"/>
+          <w:iCs w:val="false"/>
+          <w:sz w:val="20"/>
+          <w:szCs w:val="20"/>
+        </w:rPr>
+        <w:t xml:space="preserve">Creates the FastAPI app with OpenAPI metadata (title, description, version), captures a monotonic start timestamp at module level, and defines a synchronous /health endpoint returning status and uptime rounded to 3dp. Fifteen lines, and it generates interactive documentation at /docs for free.</w:t>
+      </w:r>
+    </w:p>
+    <w:p>
+      <w:pPr>
+        <w:pStyle w:val="Heading3"/>
+        <w:spacing w:after="80" w:before="200"/>
+      </w:pPr>
+      <w:r>
+        <w:rPr>
+          <w:b/>
+          <w:bCs/>
+          <w:color w:val="8A6D1F"/>
+          <w:sz w:val="21"/>
+          <w:szCs w:val="21"/>
+        </w:rPr>
+        <w:t xml:space="preserve">4 · Changes made later</w:t>
+      </w:r>
+    </w:p>
+    <w:p>
+      <w:pPr>
+        <w:spacing w:after="160"/>
+        <w:ind w:left="360"/>
+      </w:pPr>
+      <w:r>
+        <w:rPr>
+          <w:i/>
+          <w:iCs/>
+          <w:color w:val="9A9A9A"/>
+          <w:sz w:val="19"/>
+          <w:szCs w:val="19"/>
+        </w:rPr>
+        <w:t xml:space="preserve">[ Date any later change to this file here. ]</w:t>
+      </w:r>
+    </w:p>
+    <w:p>
+      <w:pPr>
+        <w:pStyle w:val="Heading3"/>
+        <w:spacing w:after="80" w:before="200"/>
+      </w:pPr>
+      <w:r>
+        <w:rPr>
+          <w:b/>
+          <w:bCs/>
+          <w:color w:val="8A6D1F"/>
+          <w:sz w:val="21"/>
+          <w:szCs w:val="21"/>
+        </w:rPr>
+        <w:t xml:space="preserve">5 · Where it sits</w:t>
+      </w:r>
+    </w:p>
+    <w:p>
+      <w:pPr>
+        <w:spacing w:after="120"/>
+      </w:pPr>
+      <w:r>
+        <w:rPr>
+          <w:b w:val="false"/>
+          <w:bCs w:val="false"/>
+          <w:i w:val="false"/>
+          <w:iCs w:val="false"/>
+          <w:sz w:val="20"/>
+          <w:szCs w:val="20"/>
+        </w:rPr>
+        <w:t xml:space="preserve">apps/detector/app/main.py, beside __init__.py.</w:t>
+      </w:r>
+    </w:p>
+    <w:p>
+      <w:pPr>
+        <w:spacing w:after="120"/>
+      </w:pPr>
+      <w:r>
+        <w:rPr>
+          <w:b w:val="false"/>
+          <w:bCs w:val="false"/>
+          <w:i w:val="false"/>
+          <w:iCs w:val="false"/>
+          <w:sz w:val="20"/>
+          <w:szCs w:val="20"/>
+        </w:rPr>
+        <w:t xml:space="preserve">Run as `uvicorn app.main:app` — module path, colon, variable name. That is why `app` must be a module-level variable.</w:t>
+      </w:r>
+    </w:p>
+    <w:p>
+      <w:pPr>
+        <w:spacing w:after="120"/>
+      </w:pPr>
+      <w:r>
+        <w:rPr>
+          <w:b w:val="false"/>
+          <w:bCs w:val="false"/>
+          <w:i w:val="false"/>
+          <w:iCs w:val="false"/>
+          <w:sz w:val="20"/>
+          <w:szCs w:val="20"/>
+        </w:rPr>
+        <w:t xml:space="preserve">Serves /health, /docs (Swagger UI) and /openapi.json. From File 018, Compose polls /health; from File 045, the Node API will POST detection requests.</w:t>
+      </w:r>
+    </w:p>
+    <w:p>
+      <w:pPr>
+        <w:pStyle w:val="Heading3"/>
+        <w:spacing w:after="80" w:before="200"/>
+      </w:pPr>
+      <w:r>
+        <w:rPr>
+          <w:b/>
+          <w:bCs/>
+          <w:color w:val="8A6D1F"/>
+          <w:sz w:val="21"/>
+          <w:szCs w:val="21"/>
+        </w:rPr>
+        <w:t xml:space="preserve">6 · Libraries used here</w:t>
+      </w:r>
+    </w:p>
+    <w:p>
+      <w:pPr>
+        <w:spacing w:after="120"/>
+      </w:pPr>
+      <w:r>
+        <w:rPr>
+          <w:b w:val="false"/>
+          <w:bCs w:val="false"/>
+          <w:i w:val="false"/>
+          <w:iCs w:val="false"/>
+          <w:sz w:val="20"/>
+          <w:szCs w:val="20"/>
+        </w:rPr>
+        <w:t xml:space="preserve">No new packages. fastapi used for the first time: FastAPI() to create the app, @app.get(path) to register a route, and returning a dict to produce a JSON response. `time` from the standard library for monotonic().</w:t>
+      </w:r>
+    </w:p>
+    <w:p>
+      <w:pPr>
+        <w:pStyle w:val="Heading3"/>
+        <w:spacing w:after="80" w:before="200"/>
+      </w:pPr>
+      <w:r>
+        <w:rPr>
+          <w:b/>
+          <w:bCs/>
+          <w:color w:val="8A6D1F"/>
+          <w:sz w:val="21"/>
+          <w:szCs w:val="21"/>
+        </w:rPr>
+        <w:t xml:space="preserve">7 · Functions in this file</w:t>
+      </w:r>
+    </w:p>
+    <w:p>
+      <w:pPr>
+        <w:spacing w:after="120"/>
+      </w:pPr>
+      <w:r>
+        <w:rPr>
+          <w:b w:val="false"/>
+          <w:bCs w:val="false"/>
+          <w:i w:val="false"/>
+          <w:iCs w:val="false"/>
+          <w:sz w:val="20"/>
+          <w:szCs w:val="20"/>
+        </w:rPr>
+        <w:t xml:space="preserve">health() — returns {“status”: “ok”, “uptime”: N} with HTTP 200. Computes monotonic() - _started_at, rounds to 3dp, returns a dict that FastAPI serialises. No inputs, no I/O, no realistic failure mode. Synchronous, so FastAPI runs it in a thread pool.</w:t>
+      </w:r>
+    </w:p>
+    <w:p>
+      <w:pPr>
+        <w:spacing w:after="120"/>
+      </w:pPr>
+      <w:r>
+        <w:rPr>
+          <w:b w:val="false"/>
+          <w:bCs w:val="false"/>
+          <w:i w:val="false"/>
+          <w:iCs w:val="false"/>
+          <w:sz w:val="20"/>
+          <w:szCs w:val="20"/>
+        </w:rPr>
+        <w:t xml:space="preserve">The module body runs once at import: creates `app`, captures _started_at.</w:t>
+      </w:r>
+    </w:p>
+    <w:p>
+      <w:pPr>
+        <w:pStyle w:val="Heading3"/>
+        <w:spacing w:after="80" w:before="200"/>
+      </w:pPr>
+      <w:r>
+        <w:rPr>
+          <w:b/>
+          <w:bCs/>
+          <w:color w:val="8A6D1F"/>
+          <w:sz w:val="21"/>
+          <w:szCs w:val="21"/>
+        </w:rPr>
+        <w:t xml:space="preserve">8 · Technical terms introduced</w:t>
+      </w:r>
+    </w:p>
+    <w:p>
+      <w:pPr>
+        <w:spacing w:after="120"/>
+      </w:pPr>
+      <w:r>
+        <w:rPr>
+          <w:b w:val="false"/>
+          <w:bCs w:val="false"/>
+          <w:i w:val="false"/>
+          <w:iCs w:val="false"/>
+          <w:sz w:val="20"/>
+          <w:szCs w:val="20"/>
+        </w:rPr>
+        <w:t xml:space="preserve">decorator · module-level code · __init__.py · namespace package · monotonic clock vs wall-clock time · thread pool · event loop · OpenAPI · Swagger UI · PEP 8 import grouping · leading underscore convention</w:t>
+      </w:r>
+    </w:p>
+    <w:p>
+      <w:pPr>
+        <w:pStyle w:val="Heading3"/>
+        <w:spacing w:after="80" w:before="200"/>
+      </w:pPr>
+      <w:r>
+        <w:rPr>
+          <w:b/>
+          <w:bCs/>
+          <w:color w:val="8A6D1F"/>
+          <w:sz w:val="21"/>
+          <w:szCs w:val="21"/>
+        </w:rPr>
+        <w:t xml:space="preserve">9 · Why this approach and not another</w:t>
+      </w:r>
+    </w:p>
+    <w:p>
+      <w:pPr>
+        <w:pStyle w:val="ListParagraph"/>
+        <w:numPr>
+          <w:ilvl w:val="0"/>
+          <w:numId w:val="1"/>
+        </w:numPr>
+        <w:spacing w:after="60"/>
+      </w:pPr>
+      <w:r>
+        <w:rPr>
+          <w:b/>
+          <w:bCs/>
+          <w:sz w:val="20"/>
+          <w:szCs w:val="20"/>
+        </w:rPr>
+        <w:t xml:space="preserve">def rather than async def</w:t>
+      </w:r>
+      <w:r>
+        <w:rPr>
+          <w:sz w:val="20"/>
+          <w:szCs w:val="20"/>
+        </w:rPr>
+        <w:t xml:space="preserve"> — FastAPI accepts both — async def runs on the event loop, plain def is offloaded to a thread pool. /health works either way, but the detection endpoints will be genuinely CPU-bound (APTED on a 500-node tree) and *must* be synchronous. This is also the answer to “doesn't Python have the same event-loop blocking problem as Node?” — it does, and the thread-pool offload is the mechanism that addresses it.</w:t>
+      </w:r>
+    </w:p>
+    <w:p>
+      <w:pPr>
+        <w:pStyle w:val="ListParagraph"/>
+        <w:numPr>
+          <w:ilvl w:val="0"/>
+          <w:numId w:val="1"/>
+        </w:numPr>
+        <w:spacing w:after="60"/>
+      </w:pPr>
+      <w:r>
+        <w:rPr>
+          <w:b/>
+          <w:bCs/>
+          <w:sz w:val="20"/>
+          <w:szCs w:val="20"/>
+        </w:rPr>
+        <w:t xml:space="preserve">time.monotonic() rather than time.time()</w:t>
+      </w:r>
+      <w:r>
+        <w:rPr>
+          <w:sz w:val="20"/>
+          <w:szCs w:val="20"/>
+        </w:rPr>
+        <w:t xml:space="preserve"> — wall-clock time can jump backwards when NTP corrects the system clock, so subtracting two readings across such a jump gives a negative uptime. monotonic() only ever increases.</w:t>
+      </w:r>
+    </w:p>
+    <w:p>
+      <w:pPr>
+        <w:pStyle w:val="ListParagraph"/>
+        <w:numPr>
+          <w:ilvl w:val="0"/>
+          <w:numId w:val="1"/>
+        </w:numPr>
+        <w:spacing w:after="60"/>
+      </w:pPr>
+      <w:r>
+        <w:rPr>
+          <w:b/>
+          <w:bCs/>
+          <w:sz w:val="20"/>
+          <w:szCs w:val="20"/>
+        </w:rPr>
+        <w:t xml:space="preserve">Module-level app rather than a factory function</w:t>
+      </w:r>
+      <w:r>
+        <w:rPr>
+          <w:sz w:val="20"/>
+          <w:szCs w:val="20"/>
+        </w:rPr>
+        <w:t xml:space="preserve"> — the opposite of File 010's decision. FastAPI's TestClient expects a module-level app and pytest fixtures handle test isolation, so the underlying concern is solved differently rather than ignored. Following each ecosystem's convention beats forcing symmetry.</w:t>
+      </w:r>
+    </w:p>
+    <w:p>
+      <w:pPr>
+        <w:pStyle w:val="ListParagraph"/>
+        <w:numPr>
+          <w:ilvl w:val="0"/>
+          <w:numId w:val="1"/>
+        </w:numPr>
+        <w:spacing w:after="60"/>
+      </w:pPr>
+      <w:r>
+        <w:rPr>
+          <w:b/>
+          <w:bCs/>
+          <w:sz w:val="20"/>
+          <w:szCs w:val="20"/>
+        </w:rPr>
+        <w:t xml:space="preserve">Uvicorn directly rather than behind Gunicorn</w:t>
+      </w:r>
+      <w:r>
+        <w:rPr>
+          <w:sz w:val="20"/>
+          <w:szCs w:val="20"/>
+        </w:rPr>
+        <w:t xml:space="preserve"> — Docker already supervises and Compose can scale replicas. Same reasoning as rejecting PM2 — one supervisor per process.</w:t>
+      </w:r>
+    </w:p>
+    <w:p>
+      <w:pPr>
+        <w:pStyle w:val="ListParagraph"/>
+        <w:numPr>
+          <w:ilvl w:val="0"/>
+          <w:numId w:val="1"/>
+        </w:numPr>
+        <w:spacing w:after="60"/>
+      </w:pPr>
+      <w:r>
+        <w:rPr>
+          <w:b/>
+          <w:bCs/>
+          <w:sz w:val="20"/>
+          <w:szCs w:val="20"/>
+        </w:rPr>
+        <w:t xml:space="preserve">No CORS and no security headers, unlike app.ts</w:t>
+      </w:r>
+      <w:r>
+        <w:rPr>
+          <w:sz w:val="20"/>
+          <w:szCs w:val="20"/>
+        </w:rPr>
+        <w:t xml:space="preserve"> — both are browser mechanisms, and this service only talks to the Node API over the internal Docker network. Adding them would be cargo-culting.</w:t>
+      </w:r>
+    </w:p>
+    <w:p>
+      <w:pPr>
+        <w:pStyle w:val="Heading3"/>
+        <w:spacing w:after="80" w:before="200"/>
+      </w:pPr>
+      <w:r>
+        <w:rPr>
+          <w:b/>
+          <w:bCs/>
+          <w:color w:val="8A6D1F"/>
+          <w:sz w:val="21"/>
+          <w:szCs w:val="21"/>
+        </w:rPr>
+        <w:t xml:space="preserve">Decorators, and one temporary state</w:t>
+      </w:r>
+    </w:p>
+    <w:p>
+      <w:pPr>
+        <w:pStyle w:val="ListParagraph"/>
+        <w:numPr>
+          <w:ilvl w:val="0"/>
+          <w:numId w:val="1"/>
+        </w:numPr>
+        <w:spacing w:after="60"/>
+      </w:pPr>
+      <w:r>
+        <w:rPr>
+          <w:sz w:val="20"/>
+          <w:szCs w:val="20"/>
+        </w:rPr>
+        <w:t xml:space="preserve">@app.get(“/health”) above a function is shorthand for `health = app.get(“/health”)(health)`. app.get() returns a decorator, which registers the function in FastAPI's routing table and returns it unchanged. The Express equivalent passes the handler as an argument instead.</w:t>
+      </w:r>
+    </w:p>
+    <w:p>
+      <w:pPr>
+        <w:pStyle w:val="ListParagraph"/>
+        <w:numPr>
+          <w:ilvl w:val="0"/>
+          <w:numId w:val="1"/>
+        </w:numPr>
+        <w:spacing w:after="60"/>
+      </w:pPr>
+      <w:r>
+        <w:rPr>
+          <w:sz w:val="20"/>
+          <w:szCs w:val="20"/>
+        </w:rPr>
+        <w:t xml:space="preserve">No return type annotation yet, so the OpenAPI schema describes the response as an untyped object. A Pydantic response model would fix it, and belongs in app/schemas.py at File 048 with the rest of the contracts rather than as a stray definition here.</w:t>
+      </w:r>
+    </w:p>
+    <w:p>
+      <w:pPr>
+        <w:pStyle w:val="ListParagraph"/>
+        <w:numPr>
+          <w:ilvl w:val="0"/>
+          <w:numId w:val="1"/>
+        </w:numPr>
+        <w:spacing w:after="60"/>
+      </w:pPr>
+      <w:r>
+        <w:rPr>
+          <w:sz w:val="20"/>
+          <w:szCs w:val="20"/>
+        </w:rPr>
+        <w:t xml:space="preserve">Ctrl+C under `uvicorn --reload` shuts down cleanly, unlike tsx watch on the Node side. Same supervisor position, opposite outcome — uvicorn's reloader forwards SIGINT to its worker rather than killing it. So it is an implementation choice, not an inherent limitation.</w:t>
+      </w:r>
+    </w:p>
+    <w:p>
+      <w:r>
+        <w:br w:type="page"/>
+      </w:r>
+    </w:p>
+    <w:p>
+      <w:pPr>
+        <w:pStyle w:val="Heading1"/>
+        <w:pBdr>
+          <w:bottom w:val="single" w:color="8A6D1F" w:sz="8" w:space="4"/>
+        </w:pBdr>
+        <w:spacing w:after="160" w:before="420"/>
+      </w:pPr>
+      <w:r>
+        <w:rPr>
+          <w:b/>
+          <w:bCs/>
+          <w:color w:val="1F3352"/>
+          <w:sz w:val="28"/>
+          <w:szCs w:val="28"/>
+        </w:rPr>
+        <w:t xml:space="preserve">File 016 — apps/detector/.dockerignore</w:t>
+      </w:r>
+    </w:p>
+    <w:p>
+      <w:pPr>
+        <w:pStyle w:val="Heading3"/>
+        <w:spacing w:after="80" w:before="200"/>
+      </w:pPr>
+      <w:r>
+        <w:rPr>
+          <w:b/>
+          <w:bCs/>
+          <w:color w:val="8A6D1F"/>
+          <w:sz w:val="21"/>
+          <w:szCs w:val="21"/>
+        </w:rPr>
+        <w:t xml:space="preserve">1 · Why this file exists</w:t>
+      </w:r>
+    </w:p>
+    <w:p>
+      <w:pPr>
+        <w:spacing w:after="120"/>
+      </w:pPr>
+      <w:r>
+        <w:rPr>
+          <w:b w:val="false"/>
+          <w:bCs w:val="false"/>
+          <w:i w:val="false"/>
+          <w:iCs w:val="false"/>
+          <w:sz w:val="20"/>
+          <w:szCs w:val="20"/>
+        </w:rPr>
+        <w:t xml:space="preserve">Same job as File 013, but the failure mode is worse. The venv holds 29 packages compiled for Windows — pydantic-core shipped as pydantic_core-2.46.5-cp313-cp313-win_amd64, a .pyd binary that is Windows-only and amd64-only. Copied into a Linux container it produces “cannot open shared object file”, an error that says nothing about the real cause. There is a second, Python-specific reason: local Python is 3.13 while the image pins 3.11, and site-packages layout is version-specific, so even Linux-compatible binaries would sit at paths the container cannot find.</w:t>
+      </w:r>
+    </w:p>
+    <w:p>
+      <w:pPr>
+        <w:pStyle w:val="Heading3"/>
+        <w:spacing w:after="80" w:before="200"/>
+      </w:pPr>
+      <w:r>
+        <w:rPr>
+          <w:b/>
+          <w:bCs/>
+          <w:color w:val="8A6D1F"/>
+          <w:sz w:val="21"/>
+          <w:szCs w:val="21"/>
+        </w:rPr>
+        <w:t xml:space="preserve">2 · Why it is a separate file</w:t>
+      </w:r>
+    </w:p>
+    <w:p>
+      <w:pPr>
+        <w:spacing w:after="120"/>
+      </w:pPr>
+      <w:r>
+        <w:rPr>
+          <w:b w:val="false"/>
+          <w:bCs w:val="false"/>
+          <w:i w:val="false"/>
+          <w:iCs w:val="false"/>
+          <w:sz w:val="20"/>
+          <w:szCs w:val="20"/>
+        </w:rPr>
+        <w:t xml:space="preserve">Forced by Docker — .dockerignore must sit at the build context root, and we have two contexts. A root-level file would be ignored by both. Correct on the merits too: only about a third of the patterns overlap. The API excludes node_modules and dist; the detector excludes .venv, __pycache__, .pytest_cache and .ruff_cache.</w:t>
+      </w:r>
+    </w:p>
+    <w:p>
+      <w:pPr>
+        <w:pStyle w:val="Heading3"/>
+        <w:spacing w:after="80" w:before="200"/>
+      </w:pPr>
+      <w:r>
+        <w:rPr>
+          <w:b/>
+          <w:bCs/>
+          <w:color w:val="8A6D1F"/>
+          <w:sz w:val="21"/>
+          <w:szCs w:val="21"/>
+        </w:rPr>
+        <w:t xml:space="preserve">3 · What we do in this file</w:t>
+      </w:r>
+    </w:p>
+    <w:p>
+      <w:pPr>
+        <w:spacing w:after="120"/>
+      </w:pPr>
+      <w:r>
+        <w:rPr>
+          <w:b w:val="false"/>
+          <w:bCs w:val="false"/>
+          <w:i w:val="false"/>
+          <w:iCs w:val="false"/>
+          <w:sz w:val="20"/>
+          <w:szCs w:val="20"/>
+        </w:rPr>
+        <w:t xml:space="preserve">Three virtual environment names (.venv, venv, env), bytecode and compiled extension modules (__pycache__, *.py[cod]), packaging metadata (*.egg-info), three tool caches, .env and variants, git and build metadata, markdown, tests, coverage output, Jupyter checkpoints, editor directories and OS junk. Deliberately absent: pyproject.toml, requirements.txt and app/ — exactly what the Dockerfile will copy.</w:t>
+      </w:r>
+    </w:p>
+    <w:p>
+      <w:pPr>
+        <w:pStyle w:val="Heading3"/>
+        <w:spacing w:after="80" w:before="200"/>
+      </w:pPr>
+      <w:r>
+        <w:rPr>
+          <w:b/>
+          <w:bCs/>
+          <w:color w:val="8A6D1F"/>
+          <w:sz w:val="21"/>
+          <w:szCs w:val="21"/>
+        </w:rPr>
+        <w:t xml:space="preserve">4 · Changes made later</w:t>
+      </w:r>
+    </w:p>
+    <w:p>
+      <w:pPr>
+        <w:spacing w:after="160"/>
+        <w:ind w:left="360"/>
+      </w:pPr>
+      <w:r>
+        <w:rPr>
+          <w:i/>
+          <w:iCs/>
+          <w:color w:val="9A9A9A"/>
+          <w:sz w:val="19"/>
+          <w:szCs w:val="19"/>
+        </w:rPr>
+        <w:t xml:space="preserve">[ Date any later change to this file here. ]</w:t>
+      </w:r>
+    </w:p>
+    <w:p>
+      <w:pPr>
+        <w:pStyle w:val="Heading3"/>
+        <w:spacing w:after="80" w:before="200"/>
+      </w:pPr>
+      <w:r>
+        <w:rPr>
+          <w:b/>
+          <w:bCs/>
+          <w:color w:val="8A6D1F"/>
+          <w:sz w:val="21"/>
+          <w:szCs w:val="21"/>
+        </w:rPr>
+        <w:t xml:space="preserve">5 · Where it sits</w:t>
+      </w:r>
+    </w:p>
+    <w:p>
+      <w:pPr>
+        <w:spacing w:after="120"/>
+      </w:pPr>
+      <w:r>
+        <w:rPr>
+          <w:b w:val="false"/>
+          <w:bCs w:val="false"/>
+          <w:i w:val="false"/>
+          <w:iCs w:val="false"/>
+          <w:sz w:val="20"/>
+          <w:szCs w:val="20"/>
+        </w:rPr>
+        <w:t xml:space="preserve">apps/detector/.dockerignore, at the build context root. Read by the Docker CLI when computing the context for docker build apps/detector. First used at File 017.</w:t>
+      </w:r>
+    </w:p>
+    <w:p>
+      <w:pPr>
+        <w:pStyle w:val="Heading3"/>
+        <w:spacing w:after="80" w:before="200"/>
+      </w:pPr>
+      <w:r>
+        <w:rPr>
+          <w:b/>
+          <w:bCs/>
+          <w:color w:val="8A6D1F"/>
+          <w:sz w:val="21"/>
+          <w:szCs w:val="21"/>
+        </w:rPr>
+        <w:t xml:space="preserve">6 · Libraries used here</w:t>
+      </w:r>
+    </w:p>
+    <w:p>
+      <w:pPr>
+        <w:spacing w:after="120"/>
+      </w:pPr>
+      <w:r>
+        <w:rPr>
+          <w:b w:val="false"/>
+          <w:bCs w:val="false"/>
+          <w:i w:val="false"/>
+          <w:iCs w:val="false"/>
+          <w:sz w:val="20"/>
+          <w:szCs w:val="20"/>
+        </w:rPr>
+        <w:t xml:space="preserve">None.</w:t>
+      </w:r>
+    </w:p>
+    <w:p>
+      <w:pPr>
+        <w:pStyle w:val="Heading3"/>
+        <w:spacing w:after="80" w:before="200"/>
+      </w:pPr>
+      <w:r>
+        <w:rPr>
+          <w:b/>
+          <w:bCs/>
+          <w:color w:val="8A6D1F"/>
+          <w:sz w:val="21"/>
+          <w:szCs w:val="21"/>
+        </w:rPr>
+        <w:t xml:space="preserve">7 · Functions in this file</w:t>
+      </w:r>
+    </w:p>
+    <w:p>
+      <w:pPr>
+        <w:spacing w:after="120"/>
+      </w:pPr>
+      <w:r>
+        <w:rPr>
+          <w:b w:val="false"/>
+          <w:bCs w:val="false"/>
+          <w:i w:val="false"/>
+          <w:iCs w:val="false"/>
+          <w:sz w:val="20"/>
+          <w:szCs w:val="20"/>
+        </w:rPr>
+        <w:t xml:space="preserve">None. A pattern list.</w:t>
+      </w:r>
+    </w:p>
+    <w:p>
+      <w:pPr>
+        <w:pStyle w:val="Heading3"/>
+        <w:spacing w:after="80" w:before="200"/>
+      </w:pPr>
+      <w:r>
+        <w:rPr>
+          <w:b/>
+          <w:bCs/>
+          <w:color w:val="8A6D1F"/>
+          <w:sz w:val="21"/>
+          <w:szCs w:val="21"/>
+        </w:rPr>
+        <w:t xml:space="preserve">8 · Technical terms introduced</w:t>
+      </w:r>
+    </w:p>
+    <w:p>
+      <w:pPr>
+        <w:spacing w:after="120"/>
+      </w:pPr>
+      <w:r>
+        <w:rPr>
+          <w:b w:val="false"/>
+          <w:bCs w:val="false"/>
+          <w:i w:val="false"/>
+          <w:iCs w:val="false"/>
+          <w:sz w:val="20"/>
+          <w:szCs w:val="20"/>
+        </w:rPr>
+        <w:t xml:space="preserve">compiled extension module (.pyd on Windows, .so on Linux) · wheel and platform tags (cp313-cp313-win_amd64) · bytecode cache · egg-info · tool cache</w:t>
+      </w:r>
+    </w:p>
+    <w:p>
+      <w:pPr>
+        <w:pStyle w:val="Heading3"/>
+        <w:spacing w:after="80" w:before="200"/>
+      </w:pPr>
+      <w:r>
+        <w:rPr>
+          <w:b/>
+          <w:bCs/>
+          <w:color w:val="8A6D1F"/>
+          <w:sz w:val="21"/>
+          <w:szCs w:val="21"/>
+        </w:rPr>
+        <w:t xml:space="preserve">9 · Why this approach and not another</w:t>
+      </w:r>
+    </w:p>
+    <w:p>
+      <w:pPr>
+        <w:pStyle w:val="ListParagraph"/>
+        <w:numPr>
+          <w:ilvl w:val="0"/>
+          <w:numId w:val="1"/>
+        </w:numPr>
+        <w:spacing w:after="60"/>
+      </w:pPr>
+      <w:r>
+        <w:rPr>
+          <w:b/>
+          <w:bCs/>
+          <w:sz w:val="20"/>
+          <w:szCs w:val="20"/>
+        </w:rPr>
+        <w:t xml:space="preserve">A separate file rather than one shared with the API</w:t>
+      </w:r>
+      <w:r>
+        <w:rPr>
+          <w:sz w:val="20"/>
+          <w:szCs w:val="20"/>
+        </w:rPr>
+        <w:t xml:space="preserve"> — forced by Docker's context-root rule, and correct anyway — only about a third of the patterns overlap.</w:t>
+      </w:r>
+    </w:p>
+    <w:p>
+      <w:pPr>
+        <w:pStyle w:val="ListParagraph"/>
+        <w:numPr>
+          <w:ilvl w:val="0"/>
+          <w:numId w:val="1"/>
+        </w:numPr>
+        <w:spacing w:after="60"/>
+      </w:pPr>
+      <w:r>
+        <w:rPr>
+          <w:b/>
+          <w:bCs/>
+          <w:sz w:val="20"/>
+          <w:szCs w:val="20"/>
+        </w:rPr>
+        <w:t xml:space="preserve">Excluding all three venv names</w:t>
+      </w:r>
+      <w:r>
+        <w:rPr>
+          <w:sz w:val="20"/>
+          <w:szCs w:val="20"/>
+        </w:rPr>
+        <w:t xml:space="preserve"> — only .venv exists here, but the convention genuinely split: modern tooling defaults to .venv, older tutorials use venv, some use env. Two extra lines against a teammate following a different tutorial.</w:t>
+      </w:r>
+    </w:p>
+    <w:p>
+      <w:pPr>
+        <w:pStyle w:val="ListParagraph"/>
+        <w:numPr>
+          <w:ilvl w:val="0"/>
+          <w:numId w:val="1"/>
+        </w:numPr>
+        <w:spacing w:after="60"/>
+      </w:pPr>
+      <w:r>
+        <w:rPr>
+          <w:b/>
+          <w:bCs/>
+          <w:sz w:val="20"/>
+          <w:szCs w:val="20"/>
+        </w:rPr>
+        <w:t xml:space="preserve">Listing tests/ and .mypy_cache before they exist</w:t>
+      </w:r>
+      <w:r>
+        <w:rPr>
+          <w:sz w:val="20"/>
+          <w:szCs w:val="20"/>
+        </w:rPr>
+        <w:t xml:space="preserve"> — slightly against the usual rule about not building for hypotheticals, but the cost is one line each and the alternative is a directory silently entering the image later. Different from a hypothetical *abstraction*, which imposes cost every day it exists.</w:t>
+      </w:r>
+    </w:p>
+    <w:p>
+      <w:pPr>
+        <w:pStyle w:val="ListParagraph"/>
+        <w:numPr>
+          <w:ilvl w:val="0"/>
+          <w:numId w:val="1"/>
+        </w:numPr>
+        <w:spacing w:after="60"/>
+      </w:pPr>
+      <w:r>
+        <w:rPr>
+          <w:b/>
+          <w:bCs/>
+          <w:sz w:val="20"/>
+          <w:szCs w:val="20"/>
+        </w:rPr>
+        <w:t xml:space="preserve">Denylist, and no negations at all</w:t>
+      </w:r>
+      <w:r>
+        <w:rPr>
+          <w:sz w:val="20"/>
+          <w:szCs w:val="20"/>
+        </w:rPr>
+        <w:t xml:space="preserve"> — same reasoning as Files 002 and 013 — the allowlist form means every new file requires editing this file first, and negations are a known source of silent failure.</w:t>
+      </w:r>
+    </w:p>
+    <w:p>
+      <w:pPr>
+        <w:pStyle w:val="Heading3"/>
+        <w:spacing w:after="80" w:before="200"/>
+      </w:pPr>
+      <w:r>
+        <w:rPr>
+          <w:b/>
+          <w:bCs/>
+          <w:color w:val="8A6D1F"/>
+          <w:sz w:val="21"/>
+          <w:szCs w:val="21"/>
+        </w:rPr>
+        <w:t xml:space="preserve">Verification</w:t>
+      </w:r>
+    </w:p>
+    <w:p>
+      <w:pPr>
+        <w:pStyle w:val="ListParagraph"/>
+        <w:numPr>
+          <w:ilvl w:val="0"/>
+          <w:numId w:val="1"/>
+        </w:numPr>
+        <w:spacing w:after="60"/>
+      </w:pPr>
+      <w:r>
+        <w:rPr>
+          <w:sz w:val="20"/>
+          <w:szCs w:val="20"/>
+        </w:rPr>
+        <w:t xml:space="preserve">Not testable by building, since the detector Dockerfile does not exist yet. Confirmed instead that the excluded directories are the ones actually present, and inspected the venv's .pyd files first-hand to see the win_amd64 platform tags.</w:t>
+      </w:r>
+    </w:p>
+    <w:p>
+      <w:pPr>
+        <w:pStyle w:val="ListParagraph"/>
+        <w:numPr>
+          <w:ilvl w:val="0"/>
+          <w:numId w:val="1"/>
+        </w:numPr>
+        <w:spacing w:after="60"/>
+      </w:pPr>
+      <w:r>
+        <w:rPr>
+          <w:sz w:val="20"/>
+          <w:szCs w:val="20"/>
+        </w:rPr>
+        <w:t xml:space="preserve">Real test comes at File 017.</w:t>
+      </w:r>
+    </w:p>
+    <w:p>
+      <w:r>
+        <w:br w:type="page"/>
+      </w:r>
+    </w:p>
+    <w:p>
+      <w:pPr>
+        <w:pStyle w:val="Heading1"/>
+        <w:pBdr>
+          <w:bottom w:val="single" w:color="8A6D1F" w:sz="8" w:space="4"/>
+        </w:pBdr>
+        <w:spacing w:after="160" w:before="420"/>
+      </w:pPr>
+      <w:r>
+        <w:rPr>
+          <w:b/>
+          <w:bCs/>
+          <w:color w:val="1F3352"/>
+          <w:sz w:val="28"/>
+          <w:szCs w:val="28"/>
+        </w:rPr>
+        <w:t xml:space="preserve">Next entry</w:t>
+      </w:r>
+    </w:p>
+    <w:p>
+      <w:pPr>
+        <w:spacing w:after="160"/>
+        <w:ind w:left="360"/>
+      </w:pPr>
+      <w:r>
+        <w:rPr>
+          <w:i/>
+          <w:iCs/>
+          <w:color w:val="9A9A9A"/>
+          <w:sz w:val="19"/>
+          <w:szCs w:val="19"/>
+        </w:rPr>
+        <w:t xml:space="preserve">[ File 017 — apps/detector/Dockerfile ]</w:t>
       </w:r>
     </w:p>
     <w:sectPr>
